--- a/01_《三人行》全24集全流程标杆成品库/05_核心人物一人一档/人物13_余止_余博士（2008年32岁青年科学家 ＆ 2058年82岁时空修正总控）.docx
+++ b/01_《三人行》全24集全流程标杆成品库/05_核心人物一人一档/人物13_余止_余博士（2008年32岁青年科学家 ＆ 2058年82岁时空修正总控）.docx
@@ -1282,117 +1282,6 @@
     </w:p>
     <w:p>
       <w:pPr>
-        <w:spacing w:before="160" w:after="80" w:line="384" w:lineRule="auto"/>
-        <w:jc w:val="left"/>
-      </w:pPr>
-      <w:r>
-        <w:rPr>
-          <w:rFonts w:ascii="Arial" w:hAnsi="Arial" w:eastAsia="黑体"/>
-          <w:b/>
-          <w:color w:val="141414"/>
-          <w:sz w:val="22"/>
-        </w:rPr>
-        <w:t>（附）本角色全剧登场场次、具体行动与核心台词逐集纪实（100%对齐定稿文学剧本）</w:t>
-      </w:r>
-    </w:p>
-    <w:p>
-      <w:pPr>
-        <w:spacing w:before="40" w:after="80" w:line="384" w:lineRule="auto"/>
-        <w:ind w:firstLine="400"/>
-        <w:jc w:val="left"/>
-      </w:pPr>
-      <w:r>
-        <w:rPr>
-          <w:rFonts w:ascii="Times New Roman" w:hAnsi="Times New Roman" w:eastAsia="宋体"/>
-          <w:b w:val="0"/>
-          <w:color w:val="141414"/>
-          <w:sz w:val="20"/>
-        </w:rPr>
-        <w:t>◆ EP17《不速之客》：【17-1　内　2058年人生无限有限公司开放办公区与监控台 — 夜】：情节与动作调度：小雪神色一正，点出了全公司最神圣不可侵犯的铁律——禁止接触时空旅行发明人余博士！　【17-3　内　2058年高尚副总裁访谈室与2008年雪原古堡余博士实验室 — 日/夜】：情节与动作调度：公元2058年，CLTV长林卫视（16K HDR VR）的现代流线型访谈室内，画面浮现本集片名：第 17 集 不速之客。 头挽发髻的副总裁高尚正与一名知性女记者隔桌相对，侃侃而谈二十年前（2038年）时空旅行发明人余博士离开“人生有限公司”的往事。 女记者微笑着点了点头，提出了一个好奇的假设。 画面切回公元2008年的林海雪原尖顶石砌古堡内（浮现年份大字：2008）。昏暗杂乱的二楼实验室内，四周黑板与图纸上密密麻麻写满了时空曲率方程与微积分推导公式。身穿黑西装大衣的四十一岁荀未来站在黑板前緊張地打量四周；书桌前，年轻时的余博士（三十二岁，头挽发髻插着发簪、身穿驼色风衣，高尚正是模仿她的发型！）正背对着门口伏案疾书，头也不回地冷冷开口。 余博士停下笔转过身，犀利的目光上下打量了荀未来一眼，随即站起身走到茶水台旁，拿起勺子利落地冲泡搅拌着一杯黑咖啡，直接抛出了严苛的“三十秒电梯演讲”规则！；核心台词实录：余博士：“怎么，还不说话，是想浪费时间吗？” ／ 余博士：“你的邮件我看过了。你知道电梯演讲吗？就是你只有三十秒的时间说服我。就好比我们正一同乘坐一部电梯，电梯门开了，你的演讲就结束了。如果不是为了继续我的研究，我才没有功夫搞什么投资。——你的电影赚钱吗？三十秒，你可以开始了。” ／ 余博士：“我投了。回去等邮件吧。” ／ 余博士：“等等。……没什么，只是原本我以为，你可能真的懂我。但既然我已经答应你了，那就这样吧。” ／ 余博士：“从我决定开始做现在的研究，我给自己制定的计划，就已经排到了六十五岁。但哪怕我如果活到一百岁，也解决不了这个宇宙上所有的未知谜团，就这么死去了，那我会很不甘心的！所以未来，我要用时空旅行回到现在，把所有新的研究成果告诉现在的自己。如此循环往复，我就能知道的越来越多、越来越多，然后用我现在这还不老年痴呆的脑子，去继续做更多新的研究。我就可以用有限的生命，去创造出无限的价值！消灭所有的未知，才是我研究时空旅行的初衷。怎么，你以为我研究时空旅行，就是为了当个卖后悔药的？” ／ 余博士：“等一下。你叫什么来着？”　【17-4　内/外　2058年人生无限有限公司·雪原古堡外·风雪电话亭与502室客厅 — 夜/日】：情节与动作调度：驾驶座上的六十六岁赵了一脚油门踩到底，越野车卷起漫天雪雾疾驰而去！几秒钟后，身穿驼色风衣的余博士追出古堡大门，站在雪地里死死盯着远去的汽车尾灯，准确记下了车牌号（“6T534”），随即快步跑回实验室翻找检查桌上的手稿与公式，眼神冰冷地咬牙道：“到底偷走了什么……给我等着！”</w:t>
-      </w:r>
-    </w:p>
-    <w:p>
-      <w:pPr>
-        <w:spacing w:before="40" w:after="80" w:line="384" w:lineRule="auto"/>
-        <w:ind w:firstLine="400"/>
-        <w:jc w:val="left"/>
-      </w:pPr>
-      <w:r>
-        <w:rPr>
-          <w:rFonts w:ascii="Times New Roman" w:hAnsi="Times New Roman" w:eastAsia="宋体"/>
-          <w:b w:val="0"/>
-          <w:color w:val="141414"/>
-          <w:sz w:val="20"/>
-        </w:rPr>
-        <w:t>◆ EP18《一夜剧变》：【18-4　内/外　酒店2388套房·楼下路虎车内与套房卧室门前 — 夜】：情节与动作调度：凌晨时分，酒店2388号套房客厅内，墙上的精工（SEIKO）挂钟滴答作响。六十六岁的赵了与四十一岁的荀未来湊在沙发前低声耳语商议；被绑在椅子上的小雪困得打了个大哈欠，转头看了一眼挂钟上的时间——距离早上六点飞霞路电话亭被拆除、公司保洁阿姨上班已经不到两个小时了！小雪急得满头大汗，大声朝两人喊道。 荀未来与赵了对视一眼，站起身整理了一下西装，慢条斯理地走到小雪面前摇了摇头。 沙发上的赵了淡定地补了一句：“在这之前，就辛苦你，在这当人质。”小雪急得差点跳起来！ 后座上，顺着车牌号一路追踪而来的三十二岁余博士（身穿驼色风衣）冷冷地开口！ 荀未来从后视镜里认出是余博士，吓得亡魂皆冒，干笑着试探。；核心台词实录：余博士：“车倒是好车，就是钱，怕来路不正吧。” ／ 余博士：“这种简单的机械装置，想进来，不还跟玩一样？说，那天去我家是想偷什么？谁让你偷的？不是为了偷我的研究进展，难道是去看二手房的？” ／ 余博士：“狗血电视剧看多了吧你！有没有逻辑啊？如果真的是想拿中介费，被我发现以后你直说不就得了，心虚什么？跑什么？不跟你瞎扯，那天耳机里才是你老大吧？带我去见他！——不听话，电到你高位截瘫。带路！” ／ 余博士：“就没成功偷走。但那次之后我更自信了，越有人偷，就越说明我研究时空旅行是有价值的。所以我一定要成功！今天浪费的时间有点多，不闲聊，再见。”　【18-5　内/外　酒店23楼走廊·2388套房卧室·2058年监控室与雪原木屋 — 夜/晨】：情节与动作调度：见余博士转身走出2388号套房大门，荀未来如释重负地走到门边透过猫眼往外看了一眼，随后推门走出走廊，一把扯下贴在自己后颈上的电击贴片。躲在里屋的六十六岁赵了也快步追出房门拉住荀未来。 荀未来举起手里的电击贴片，心有余悸地向赵了大倒苦水，宣布明天一早就回2033年！ 赵了连声安抚，略带惋惜地感叹了一句。 话音刚落，走廊拐角的阴影处突然传来了高跟鞋清脆的脚步声——根本没走的余博士冷笑着从拐角走了出来，目光锁定了刚刚现身的六十六岁赵了！ 就在余博士与66岁赵了四目相对的同一秒——公元2058年“人生（无限）有限公司”监控大厅内，刺目的红光再次疯狂爆闪！由于此前小雪用来卡住鼠标的胶带座只能挡住第一次召回，当余博士亲眼见到赵了并开口说话时，系统再次触发了最高级别的【最高警报：正在召回】！；核心台词实录：余博士：“你总算出来了。” ／ 余博士：“没想到脑子还有点问题。……你们刚才的对话很耐人寻味，“和我攀关系”？看来你们的偷窃计划还很长远嘛，说说吧。” ／ 余博士：“我就知道……我就知道……我就知道我可以的！未来我真的成功了！我看还有谁敢说我是疯子！” ／ 余博士：“她当然要害你们，她是未来回来救我的！你们谁也别想阻止我，谁也别想拿我的研究去卖钱！”</w:t>
-      </w:r>
-    </w:p>
-    <w:p>
-      <w:pPr>
-        <w:spacing w:before="40" w:after="80" w:line="384" w:lineRule="auto"/>
-        <w:ind w:firstLine="400"/>
-        <w:jc w:val="left"/>
-      </w:pPr>
-      <w:r>
-        <w:rPr>
-          <w:rFonts w:ascii="Times New Roman" w:hAnsi="Times New Roman" w:eastAsia="宋体"/>
-          <w:b w:val="0"/>
-          <w:color w:val="141414"/>
-          <w:sz w:val="20"/>
-        </w:rPr>
-        <w:t>◆ EP19《仁》：【19-1　内　长林八中微机室与502室赵了家 — 日/夜】：情节与动作调度：荀未来以为老头儿又催他去找余博士，无奈地摊开手汇报白天的调查结果。</w:t>
-      </w:r>
-    </w:p>
-    <w:p>
-      <w:pPr>
-        <w:spacing w:before="40" w:after="80" w:line="384" w:lineRule="auto"/>
-        <w:ind w:firstLine="400"/>
-        <w:jc w:val="left"/>
-      </w:pPr>
-      <w:r>
-        <w:rPr>
-          <w:rFonts w:ascii="Times New Roman" w:hAnsi="Times New Roman" w:eastAsia="宋体"/>
-          <w:b w:val="0"/>
-          <w:color w:val="141414"/>
-          <w:sz w:val="20"/>
-        </w:rPr>
-        <w:t>◆ EP22《背对背，肩并肩》：【22-4　内　2008地下旧物仓库电话亭与2058年人生无限有限公司办公区及高总办公室 — 日】：情节与动作调度：同一时刻，2008年挂着“057-”门牌的昏暗地下旧物仓库内，急促的电话铃声突然响起。身穿卡其色双排扣风衣、戴着黑框眼镜的小雪（林开颜）快步跑进百叶门电话亭拿起听筒。 电话那头传来2058年高尚凝重而疲惫的声音。 小雪应了声“好”，立刻通过电话亭通道返回了公元2058年。刚走出“人生（无限）有限公司（LIFE ONCE AGAIN）”电梯厅，只见大厅里一片鸡飞狗跳，一名客户正指着工作人员大发雷霆。 八十二岁的老年余博士（余止）微笑着打量着眼前的小雪，一眼认出了五十年前在2008年长林街头拦住她的那个小姑娘。 老年余博士点了点头，揭开了自己当年在2008年突然人间蒸发、令荀未来和赵了苦寻无果的真正原因——原来竟是小雪自己一手造成的因果闭环！；核心台词实录：老年余博士：“一步错，步步错。时间流转，因果循环，果真如此啊。” ／ 老年余博士：“嗯……我记得你。你就是五十年前告诉我发明一定能够成功的那个小女孩吧。” ／ 老年余博士：“记得。那时候你告诉我他们是来害我的，我就逃到岛上住了好多年。直到回来，和合伙人开了人生有限公司，看到荀未来也来参加实验的时候，我才知道是你骗了我。他和赵了都是未来的人，原来还真是想让我投资拍电影啊。” ／ 老年余博士：“对，我知道。所以才是一步错、步步错呀。当时我怕他们不去改命，或许就不会发生那天晚上的事；不发生那天晚上的事，我就不会逃到岛上；不去岛上，会不会就影响我的发明速度呢？我还是太自私了。” ／ 老年余博士：“是……成与不成，或许时间早已有安排了。我本想把未来的知识告诉曾经的我，但是巨大的压力把自己都逼疯了，我就此收手。我反对时空旅行的商业化，我反对用它来挣钱。可是到头来，不还是这个样子？事与愿违，我还得回来给你们擦屁股。包括之前，我被那个合伙人骗了、被赶出公司……其实，这都是时间在警告我，它有它的秩序，不要试图对抗它。” ／ 老年余博士：“曾经啊，我每次在实验之前，都会给这时空波动做个备份。我可以利用现有的技术和设备，来还原这种波动，进行时空修正。你可以粗暴地理解为，某种意义上的局部熵减。……唉算了，你也听不懂。只是耗能巨大。好在这三个人没做什么毁灭天地的大事，所以用于时空修正的能耗，我们还是能够承受。”　【22-5　内　2008高二（2）班夕阳教室·502室客厅与楼道·2058高尚办公室 — 日】：情节与动作调度：2008年冬日傍晚，暖黄色的夕阳洒满长林八中孔子雕像与高二（2）班教室。空荡的教室里，身穿校服外套内搭粉色连帽卫衣的小雪，正向身穿绿色毛衣的徐图图与身穿白色毛绒外套的王一漫道别。徐图图眼圈微红，不舍地拉着小雪的手。 小雪勉强挤出一丝微笑点了点头：“嗯，家里决定的。”王一漫关切地问：“马上就走吗？”徐图图鼻子一酸，细数着还没来得及一起实现的约定。 看着眼前两个真心待她的女孩，小雪眼眶泛红，发自肺腑地道出了这三个月在2008年收获的温暖。 【交叉闪回：2058年高尚办公室】刚才在2058年办公室里，当小雪追问“既然是修正，那应该不只是消除记忆和痕迹这么简单吧”时，八十二岁的老年余博士道出了时空修正最残酷的真相—— 老年余博士沉重地点了点头，直接点破了赵了妻子“舒图”的生死定数！；核心台词实录：老年余博士（2058）：“时空修正，虽然不会改变荀未来和赵了他们已经做过的事，但是会自然地把一切的因掰回到原本的果。最终波动会无限地趋向于和原有的备份一致。” ／ 老年余博士（2058）：“是的。我看了时空管理局的调查资料，得知那个化名为赵了的老头，跑去阻止中年的自己改命，是为了避免妻子舒图的死。可我看过备份的时空波动，荀未来改命前和改命后，舒图的时空波动都终止于同一个地方。这意味着舒图之死，和荀未来改不改命根本没有任何的因果关系。” ／ 老年余博士（2058）：“会死去。” ／ 老年余博士（2058）：“小雪，我知道这很残忍，但是我希望你能明白，这个属于全人类的时间秩序，比一个人多活二十年、少活二十年要重要得多。就这么办吧。哟，到时间了，我要去做八段锦了。”　【22-7　内　地下旧物仓库公用电话亭前与仓库深处通道 — 夜】：情节与动作调度：看着电话亭里白发苍苍的赵了，站在外面的小雪脑海中骤然掀起惊涛骇浪——2058年老年余博士冰冷的宣判（“一旦时空修正启动，他妻子会死去”）、高尚无情的指令（“在那个节点死去，才是舒图最本初的结局”），与2008年徐图图明媚纯真的笑脸（“那我们一起吃，一个人多孤单呀”“堆雪人有什么搞砸的呀，开心就好啦”“记得想我们了多回来看看我们，打电话给我们”）在她脑海中疯狂交战！ 小雪泪流满面，将2058年时空管理局与余博士的“时空修正计划”全盘托出！</w:t>
-      </w:r>
-    </w:p>
-    <w:p>
-      <w:pPr>
-        <w:spacing w:before="40" w:after="80" w:line="384" w:lineRule="auto"/>
-        <w:ind w:firstLine="400"/>
-        <w:jc w:val="left"/>
-      </w:pPr>
-      <w:r>
-        <w:rPr>
-          <w:rFonts w:ascii="Times New Roman" w:hAnsi="Times New Roman" w:eastAsia="宋体"/>
-          <w:b w:val="0"/>
-          <w:color w:val="141414"/>
-          <w:sz w:val="20"/>
-        </w:rPr>
-        <w:t>◆ EP23《不可战胜的敌人》：【23-1　内/外　地下旧物仓库通道与冬夜雪林三角形铁架棚 — 夜】：情节与动作调度：小雪一边警惕地望向树林外，一边语速飞快地向两人交代2058年时空管理局与余博士的围剿底牌，同时伸手进衣兜摸出了自己的2058年第二代居民身份证（员工卡）。　【23-3　外/内　远郊荒村破瓦房小院与室内 — 夜】：情节与动作调度：荀未来点了点头，点破了余博士与时空管理局绝不可能放过他的原因。　【23-5　内　2058人生无限公司走廊·高尚办公室·2008旧物仓库与2058控制室及通风管 — 日】：情节与动作调度：公元2058年，“人生（无限）有限公司”五楼科技感十足的纯白走廊内，墙面导览牌清晰标示着：【`5F 供电站 能源管理中心`】。高尚带着黑衣保镖押送四十一岁的荀未来走过办公区，迎面正巧遇上抱着离职纸箱、被公司开除的小雪（林开颜）！ 荀未来眼珠一转，在擦肩而过的瞬间故意停下脚步，指着小雪的鼻子破口大骂，将“三十分钟”的暗号精准夹带在辱骂声中！ 高尚不耐烦地推了荀未来一把：“走了。”抱着纸箱留在原地的小雪先是一愣，随即双眸骤亮，瞬间领悟了荀未来的暗号！ 副总裁办公室内，六十六岁的赵了正拍着桌子冲八十二岁的老年余博士怒吼！ 老年余博士冷峻地坐在沙发上回应：“你不要试图偷换我的概念，我很清楚自己在做什么。”就在这时，高尚推门将荀未来带了进来。赵了一见荀未来也落网了，急得跳脚质问：；核心台词实录：老年余博士：“好了，你不要说了。荀未来，你是要跟我掰扯哲学吗？行，那我就给你好好说说。” ／ 老年余博士：“我说了这么半天，你听明白了吗？” ／ 老年余博士：“看来时空修正程序已经影响到赵左右决定改命的部分。没有参与时空旅行实验，在这里的他们俩自然就消失了。时空修正进度是指数级放缓的，越往后越慢，我得盯着它到百分之百为止。帮我去搬一个咖啡机，再备些巧克力饼干棒。”</w:t>
-      </w:r>
-    </w:p>
-    <w:p>
-      <w:pPr>
-        <w:spacing w:before="40" w:after="80" w:line="384" w:lineRule="auto"/>
-        <w:ind w:firstLine="400"/>
-        <w:jc w:val="left"/>
-      </w:pPr>
-      <w:r>
-        <w:rPr>
-          <w:rFonts w:ascii="Times New Roman" w:hAnsi="Times New Roman" w:eastAsia="宋体"/>
-          <w:b w:val="0"/>
-          <w:color w:val="141414"/>
-          <w:sz w:val="20"/>
-        </w:rPr>
-        <w:t>◆ EP24《独自面对》（大结局）：【24-10　外/内　长林八中覆雪操场与2058年老年余博士实验室（跨时空交叉） — 日】：情节与动作调度：次日白天，冬日暖阳洒在白雪皑皑的长林八中校园。身穿白色长款羽绒服、内搭白色高领毛衣的青年赵左右独自走过覆雪的孔子雕像，穿过空旷安静的室内体育馆，最后走上厚雪覆盖的室外大操场。他双手插兜，踩着积雪在看台边缘落寞地徘徊。 就在赵左右停下脚步低头沉思的刹那——身后看台方向，突然传来一声无比熟悉、带着三分戏谑七分温柔的呼唤！ 赵左右浑身剧震，猛地转过身去——只见阳光下的操场看台铁栏杆旁，身穿一袭黑色长款毛呢大衣、内搭黑色高领毛衣的四十一岁荀未来，正双手插兜、微笑着静静注视着他！ 【交叉闪回：2058年老年余博士实验室】原来，在2058年的未来，一切根本没有像荀未来刚刚哄小赵说的那样圆满——实验室里，身穿黑大衣系青绿围巾的荀未来正痛苦万分地向八十二岁的老年余博士质问！ 办公桌前的老年余博士敲击着键盘，带荀未来看过了这四年里青年赵左右在大学机房、食堂、雪夜木栈道上因背负沉重未来记忆而痛苦崩溃的画面，一针见血地道破了“逆天改命”的真正盲区——；核心台词实录：老年余博士（2058）：“你们或许骗得过我，但是绝对骗不过时间。你们非要和秩序对着来，美其名曰改命。实际上，强行灌输给小赵这么多不属于他这个年纪的东西，到头来什么都改变不了，唯独害了他。他已经不会生活了，满脑子只有未来，只有命运。可如果一个人什么都知道，真的会活得更好吗？” ／ 老年余博士（2058）：“时空修正程序已经启动，而且还在运行，我没法再启动一次。唯一的办法，是你去引导小赵发出信号，让我可以定位到他。这样呢，我就可以清除那些由你们带给他的记忆，让他回归未知，回到最初。这次发送信号的办法，由你来定吧。”　【24-13　内　2058年时空修正中心实验室 — 日】：情节与动作调度：公元2058年，极简冷色调的时空修正中心实验室内。主控电脑屏幕上，那条原本应该走到百分之百的【时空修正进度条】，竟死死地定格在了【`99%`】，无论如何也不再往前跳动哪怕百分之一！ 满头银发的八十二岁老年余博士手里咬着银色触控笔，盯着屏幕上纹丝不动的“99%”，百思不得其解地喃喃自语： 就在这时，一名戴着黑框眼镜、身穿灰色连帽卫衣的年轻研究助理快步走进实验室，满脸困惑地向余博士汇报人工核查结果—— 老年余博士手中的触控笔猛地一顿，整个人如遭电击般怔在原地！原来，因为2012年那个雪夜回归未知的青年赵左右替徐图图删掉了偷拍视频、用左额角的伤疤解开了她对赌鬼父亲的羞耻心结，徐图图坦坦荡荡地做了一辈子“徐图图”，根本就没有随母姓改名为“舒图”！世上既无“舒图”，时间修正程序自然永远找不到“2033年舒图之死”的最后一个修正节点！ 极近景微距特写镜头推向老年余博士的双眼——她的瞳孔深处清晰地倒映着屏幕上闪烁的【`99%`】字样，老人嘴角渐渐浮现出一抹震撼而又释然的微笑，轻声呢喃：；核心台词实录：老年余博士：“为什么卡在百分之九十九就不动了呢？最后一个大节点是什么来着？” ／ 老年余博士：“没有？难道……舒图真的骗过了时间？”</w:t>
-      </w:r>
-    </w:p>
-    <w:p>
-      <w:pPr>
         <w:spacing w:before="240" w:after="80" w:line="384" w:lineRule="auto"/>
         <w:jc w:val="left"/>
       </w:pPr>
@@ -1619,7 +1508,7 @@
           <w:color w:val="192D55"/>
           <w:sz w:val="25"/>
         </w:rPr>
-        <w:t>第六章　代表性经典台词金句全录与人物表演调度指南</w:t>
+        <w:t>第六章　代表性经典台词金句全录与人物表演调度指南（100%对齐定稿剧本原字原句）</w:t>
       </w:r>
     </w:p>
     <w:p>
@@ -1634,7 +1523,7 @@
           <w:color w:val="141414"/>
           <w:sz w:val="21"/>
         </w:rPr>
-        <w:t>• “强行灌输给小赵这么多不属于他这个年纪的东西，到头来什么都改变不了，唯独害了他。他已经不会生活了，满脑子只有未来，只有命运。可如果一个人什么都知道，真的会活得更好吗？”（EP24大结局，82岁余博士点醒荀未来的全剧点睛之笔）</w:t>
+        <w:t>• “从我决定开始做现在的研究，我给自己制定的计划，就已经排到了六十五岁。但哪怕我如果活到一百岁，也解决不了这个宇宙上所有的未知谜团，就这么死去了，那我会很不甘心的！……我就可以用有限的生命，去创造出无限的价值！消灭所有的未知，才是我研究时空旅行的初衷。怎么，你以为我研究时空旅行，就是为了当个卖后悔药的？”（EP17第17-3场，2008年32岁青年余博士在古堡道出研发时空旅行的科学初衷，与大结局“未知才是未来”形成跨越50年的哲学对照）</w:t>
       </w:r>
     </w:p>
     <w:p>
@@ -1649,28 +1538,12 @@
           <w:color w:val="141414"/>
           <w:sz w:val="21"/>
         </w:rPr>
-        <w:t>• “为什么卡在百分之九十九就不动了呢？难道……舒图真的骗过了时间？”（EP24大结局收尾台词，82岁余博士凝视99%屏幕时的震撼感叹）</w:t>
+        <w:t>• “我本想把未来的知识告诉曾经的我，但是巨大的压力把自己都逼疯了，我就此收手。我反对时空旅行的商业化，我反对用它来挣钱。……其实，这都是时间在警告我，它有它的秩序，不要试图对抗它。”（EP22第22-7场，82岁老年余博士道出亲身经历“全知反噬”后的敬畏与领悟）</w:t>
       </w:r>
     </w:p>
     <w:p>
       <w:pPr>
-        <w:spacing w:before="240" w:after="100" w:line="384" w:lineRule="auto"/>
-        <w:jc w:val="left"/>
-      </w:pPr>
-      <w:r>
-        <w:rPr>
-          <w:rFonts w:ascii="Arial" w:hAnsi="Arial" w:eastAsia="黑体"/>
-          <w:b/>
-          <w:color w:val="142850"/>
-          <w:sz w:val="26"/>
-        </w:rPr>
-        <w:t>六、全流程剧作功能定位、心理机制深度剖析与全剧出场台词精粹补遗</w:t>
-      </w:r>
-    </w:p>
-    <w:p>
-      <w:pPr>
-        <w:spacing w:before="60" w:after="100" w:line="384" w:lineRule="auto"/>
-        <w:ind w:firstLine="420"/>
+        <w:spacing w:before="40" w:after="80" w:line="384" w:lineRule="auto"/>
         <w:jc w:val="left"/>
       </w:pPr>
       <w:r>
@@ -1680,13 +1553,12 @@
           <w:color w:val="141414"/>
           <w:sz w:val="21"/>
         </w:rPr>
-        <w:t>【角色全流程剧作功能与“命定悖论”枢纽定位】余止（余博士）是《三人行》软科幻世界观的智识基石与终极哲学裁判。主创团队将其设计为跨越半个世纪的双态学者：2008年隐居林海雪原哥特古堡的32岁青年物理学博士，与2058年坐镇时空修正中心总控台的82岁首席科学家。这一设定构成了全剧最精妙的“命定悖论（Bootstrap Paradox）”：正是因为2008年荀未来与赵了闯入古堡、以及2058实习生小雪在长林市二院当着32岁余止的面凭空被白光召回，才彻底颠覆了青年余止的物理学认知，促使她在一夜之间搬空古堡远赴荒岛潜心钻研时间折叠，最终在25年后创立了“人生（无限）有限公司”。</w:t>
+        <w:t>• “实际上，强行灌输给小赵这么多不属于他这个年纪的东西，到头来什么都改变不了，唯独害了他。他已经不会生活了，满脑子只有未来，只有命运。可如果一个人什么都知道，真的会活得更好吗？”（EP24第24-10场大结局，82岁余博士点醒荀未来的全剧点睛之笔）</w:t>
       </w:r>
     </w:p>
     <w:p>
       <w:pPr>
-        <w:spacing w:before="60" w:after="100" w:line="384" w:lineRule="auto"/>
-        <w:ind w:firstLine="420"/>
+        <w:spacing w:before="40" w:after="80" w:line="384" w:lineRule="auto"/>
         <w:jc w:val="left"/>
       </w:pPr>
       <w:r>
@@ -1696,1010 +1568,9 @@
           <w:color w:val="141414"/>
           <w:sz w:val="21"/>
         </w:rPr>
-        <w:t>【从冰冷算法总控到人性觉醒的弧光跃迁】在EP21至EP24的黑夜篇终局博弈中，82岁的老年余博士并非高尚那样的功利反派，而是秉持科学伦理与宇宙因果秩序的守门人。当EP23荀未来在实验室用“克隆人是否有权取代本尊”的伦理困境与她正面交锋时，余博士的内心已被三代赵左右超越生死的自我牺牲所触动；因此在EP24大结局中，正是余博士一针见血地道出全剧主题——“强行灌输给小赵这么多不属于他这个年纪的东西，到头来什么都改变不了，唯独害了他。他已经不会生活了，满脑子只有未来，只有命运。可如果一个人什么都知道，真的会活得更好吗？”她协助荀未来完成了2012年冬母校操场的记忆清除定位，并在全剧最后一刻凝视着永远停留在【99%】的主控大屏，露出了对人类自由意志战胜宿命算法的欣慰微笑。</w:t>
+        <w:t>• “为什么卡在百分之九十九就不动了呢？最后一个大节点是什么来着？……没有？难道……舒图真的骗过了时间？”（EP24第24-12场大结局收尾台词，82岁余博士凝视99%屏幕时的震撼感叹）</w:t>
       </w:r>
     </w:p>
-    <w:tbl>
-      <w:tblPr>
-        <w:tblStyle w:val="TableGrid"/>
-        <w:tblW w:type="auto" w:w="0"/>
-        <w:jc w:val="center"/>
-        <w:tblLayout w:type="fixed"/>
-        <w:tblLook w:firstColumn="1" w:firstRow="1" w:lastColumn="0" w:lastRow="0" w:noHBand="0" w:noVBand="1" w:val="04A0"/>
-      </w:tblPr>
-      <w:tblGrid>
-        <w:gridCol w:w="5184"/>
-        <w:gridCol w:w="5184"/>
-      </w:tblGrid>
-      <w:tr>
-        <w:trPr>
-          <w:tblHeader/>
-          <w:cantSplit/>
-        </w:trPr>
-        <w:tc>
-          <w:tcPr>
-            <w:tcW w:type="dxa" w:w="3024"/>
-            <w:vAlign w:val="center"/>
-            <w:tcMar>
-              <w:top w:w="130" w:type="dxa"/>
-              <w:bottom w:w="130" w:type="dxa"/>
-              <w:left w:w="150" w:type="dxa"/>
-              <w:right w:w="150" w:type="dxa"/>
-            </w:tcMar>
-            <w:shd w:fill="1F3864"/>
-          </w:tcPr>
-          <w:p>
-            <w:pPr>
-              <w:spacing w:before="40" w:after="40" w:line="312" w:lineRule="auto"/>
-              <w:jc w:val="center"/>
-            </w:pPr>
-            <w:r/>
-            <w:r>
-              <w:rPr>
-                <w:rFonts w:ascii="Arial" w:hAnsi="Arial" w:eastAsia="黑体"/>
-                <w:b/>
-                <w:color w:val="FFFFFF"/>
-                <w:sz w:val="19"/>
-              </w:rPr>
-              <w:t>登场集数与场次</w:t>
-            </w:r>
-          </w:p>
-        </w:tc>
-        <w:tc>
-          <w:tcPr>
-            <w:tcW w:type="dxa" w:w="7344"/>
-            <w:vAlign w:val="center"/>
-            <w:tcMar>
-              <w:top w:w="130" w:type="dxa"/>
-              <w:bottom w:w="130" w:type="dxa"/>
-              <w:left w:w="150" w:type="dxa"/>
-              <w:right w:w="150" w:type="dxa"/>
-            </w:tcMar>
-            <w:shd w:fill="1F3864"/>
-          </w:tcPr>
-          <w:p>
-            <w:pPr>
-              <w:spacing w:before="40" w:after="40" w:line="312" w:lineRule="auto"/>
-              <w:jc w:val="center"/>
-            </w:pPr>
-            <w:r/>
-            <w:r>
-              <w:rPr>
-                <w:rFonts w:ascii="Arial" w:hAnsi="Arial" w:eastAsia="黑体"/>
-                <w:b/>
-                <w:color w:val="FFFFFF"/>
-                <w:sz w:val="19"/>
-              </w:rPr>
-              <w:t>全剧关联场次动作细节、对手戏调度与台词交锋全集</w:t>
-            </w:r>
-          </w:p>
-        </w:tc>
-      </w:tr>
-      <w:tr>
-        <w:trPr>
-          <w:cantSplit/>
-        </w:trPr>
-        <w:tc>
-          <w:tcPr>
-            <w:tcW w:type="dxa" w:w="3024"/>
-            <w:vAlign w:val="center"/>
-            <w:tcMar>
-              <w:top w:w="105" w:type="dxa"/>
-              <w:bottom w:w="105" w:type="dxa"/>
-              <w:left w:w="145" w:type="dxa"/>
-              <w:right w:w="145" w:type="dxa"/>
-            </w:tcMar>
-          </w:tcPr>
-          <w:p>
-            <w:pPr>
-              <w:spacing w:before="40" w:after="40" w:line="341" w:lineRule="auto"/>
-              <w:jc w:val="left"/>
-            </w:pPr>
-            <w:r/>
-            <w:r>
-              <w:rPr>
-                <w:rFonts w:ascii="Times New Roman" w:hAnsi="Times New Roman" w:eastAsia="宋体"/>
-                <w:b/>
-                <w:color w:val="191919"/>
-                <w:sz w:val="19"/>
-              </w:rPr>
-              <w:t>EP17</w:t>
-              <w:br/>
-              <w:t>17-1　内　2058年人生无限有限公司开放办公区与监控台 — 夜</w:t>
-            </w:r>
-          </w:p>
-        </w:tc>
-        <w:tc>
-          <w:tcPr>
-            <w:tcW w:type="dxa" w:w="7344"/>
-            <w:vAlign w:val="center"/>
-            <w:tcMar>
-              <w:top w:w="105" w:type="dxa"/>
-              <w:bottom w:w="105" w:type="dxa"/>
-              <w:left w:w="145" w:type="dxa"/>
-              <w:right w:w="145" w:type="dxa"/>
-            </w:tcMar>
-          </w:tcPr>
-          <w:p>
-            <w:pPr>
-              <w:spacing w:before="40" w:after="40" w:line="341" w:lineRule="auto"/>
-              <w:jc w:val="left"/>
-            </w:pPr>
-            <w:r/>
-            <w:r>
-              <w:rPr>
-                <w:rFonts w:ascii="Times New Roman" w:hAnsi="Times New Roman" w:eastAsia="宋体"/>
-                <w:b w:val="0"/>
-                <w:color w:val="191919"/>
-                <w:sz w:val="19"/>
-              </w:rPr>
-              <w:t>【本场剧情动作与调度实录】公元2058年，画面中央浮现巨大的白色年份数字：2058。 北京市“人生（无限）有限公司（LIFE ONCE AGAIN）”纯白科技感的开放办公区内，墙上的挂钟指向晚上七点。身穿紫色连帽卫衣配黑马甲、戴着透明圆框眼镜的实习客服专员林开颜（小雪，工号58004）正坐在工位前；一名戴方框眼镜的新人男同事端着笔记本走过来坐在她对面请教。 林开颜（小雪）往椅背上一靠，推了推眼镜，绘声绘色地比划着给他科普公司历史上的奇葩案例。 男同事恍然大悟地点了点头。 小雪竖起一根手指，继续用生动的比喻解释为何不能随便使用凭空消失的紧急召回。 男同事若有所思地转了转笔，追问核心规则。 小雪神色一正，点出了全公司最神圣不可侵犯的铁律——禁止接触时空旅行发明人余博士！ 男同事一边在笔记本上飞快记录一边感叹，紧接着随口问出了一句刚好戳中小雪痛处的话！ 话音未落，身穿灰色笔挺西装、头挽发髻插着发簪、戴着金丝眼镜的公司副总裁高尚（高总）正巧从后方走廊缓步走过来，……</w:t>
-              <w:br/>
-              <w:t>【核心台词与对手戏交锋】（本场以关键戏剧动作、神态反应或环境线索推动情节）</w:t>
-            </w:r>
-          </w:p>
-        </w:tc>
-      </w:tr>
-      <w:tr>
-        <w:trPr>
-          <w:cantSplit/>
-        </w:trPr>
-        <w:tc>
-          <w:tcPr>
-            <w:tcW w:type="dxa" w:w="3024"/>
-            <w:vAlign w:val="center"/>
-            <w:tcMar>
-              <w:top w:w="105" w:type="dxa"/>
-              <w:bottom w:w="105" w:type="dxa"/>
-              <w:left w:w="145" w:type="dxa"/>
-              <w:right w:w="145" w:type="dxa"/>
-            </w:tcMar>
-            <w:shd w:fill="F7FAFC"/>
-          </w:tcPr>
-          <w:p>
-            <w:pPr>
-              <w:spacing w:before="40" w:after="40" w:line="341" w:lineRule="auto"/>
-              <w:jc w:val="left"/>
-            </w:pPr>
-            <w:r/>
-            <w:r>
-              <w:rPr>
-                <w:rFonts w:ascii="Times New Roman" w:hAnsi="Times New Roman" w:eastAsia="宋体"/>
-                <w:b/>
-                <w:color w:val="191919"/>
-                <w:sz w:val="19"/>
-              </w:rPr>
-              <w:t>EP17</w:t>
-              <w:br/>
-              <w:t>17-3　内　2058年高尚副总裁访谈室与2008年雪原古堡余博士实验室 — 日/夜</w:t>
-            </w:r>
-          </w:p>
-        </w:tc>
-        <w:tc>
-          <w:tcPr>
-            <w:tcW w:type="dxa" w:w="7344"/>
-            <w:vAlign w:val="center"/>
-            <w:tcMar>
-              <w:top w:w="105" w:type="dxa"/>
-              <w:bottom w:w="105" w:type="dxa"/>
-              <w:left w:w="145" w:type="dxa"/>
-              <w:right w:w="145" w:type="dxa"/>
-            </w:tcMar>
-            <w:shd w:fill="F7FAFC"/>
-          </w:tcPr>
-          <w:p>
-            <w:pPr>
-              <w:spacing w:before="40" w:after="40" w:line="341" w:lineRule="auto"/>
-              <w:jc w:val="left"/>
-            </w:pPr>
-            <w:r/>
-            <w:r>
-              <w:rPr>
-                <w:rFonts w:ascii="Times New Roman" w:hAnsi="Times New Roman" w:eastAsia="宋体"/>
-                <w:b w:val="0"/>
-                <w:color w:val="191919"/>
-                <w:sz w:val="19"/>
-              </w:rPr>
-              <w:t>【本场剧情动作与调度实录】公元2058年，CLTV长林卫视（16K HDR VR）的现代流线型访谈室内，画面浮现本集片名：第 17 集 不速之客。 头挽发髻的副总裁高尚正与一名知性女记者隔桌相对，侃侃而谈二十年前（2038年）时空旅行发明人余博士离开“人生有限公司”的往事。 女记者微笑着点了点头，提出了一个好奇的假设。 高尚脸色骤然一肃，连连摆手阐明了公司的最高禁令！ 画面切回公元2008年的林海雪原尖顶石砌古堡内（浮现年份大字：2008）。昏暗杂乱的二楼实验室内，四周黑板与图纸上密密麻麻写满了时空曲率方程与微积分推导公式。身穿黑西装大衣的四十一岁荀未来站在黑板前緊張地打量四周；书桌前，年轻时的余博士（三十二岁，头挽发髻插着发簪、身穿驼色风衣，高尚正是模仿她的发型！）正背对着门口伏案疾书，头也不回地冷冷开口。 荀未来深吸一口气，往前迈了两步恭敬问好。 余博士停下笔转过身，犀利的目光上下打量了荀未来一眼，随即站起身走到茶水台旁，拿起勺子利落地冲泡搅拌着一杯……</w:t>
-              <w:br/>
-              <w:t>【核心台词与对手戏交锋】余博士：“怎么，还不说话，是想浪费时间吗？” ／ 余博士：“你的邮件我看过了。你知道电梯演讲吗？就是你只有三十秒的时间说服我。就好比我们正一同乘坐一部电梯，电梯门开了，你的演讲就结束了。如果不是为了继续我的研究，我才没有功夫搞什么投资。——你的电影赚钱吗？三十秒，你可以开始了。” ／ 余博士：“我投了。回去等邮件吧。” ／ 余博士：“等等。……没什么，只是原本我以为，你可能真的懂我。但既然我已经答应你了，那就这样吧。” ／ 余博士：“从我决定开始做现在的研究，我给自己制定的计划，就已经排到了六十五岁。但哪怕我如果活到一百岁，也解决不了这个宇宙上所有的未知谜团，就这么死去了，那我会很不甘心的！所以未来，我要用时空旅行回到现在，把所有新的研究成果告诉现在的自己。如此循环往复，我就能知道的越来越多、越来越多，然后用我现在这还不老年痴呆的脑子，去继续做更多新的研究。我就可以用有限的生命，去创造出无限的价值！消灭所有的未知，才是我研究时空旅行的初衷。怎么，你以为我研究时空旅行，就是为了当个卖后悔药的？” ／ 余博士：“等一下。你叫什么来着？”</w:t>
-            </w:r>
-          </w:p>
-        </w:tc>
-      </w:tr>
-      <w:tr>
-        <w:trPr>
-          <w:cantSplit/>
-        </w:trPr>
-        <w:tc>
-          <w:tcPr>
-            <w:tcW w:type="dxa" w:w="3024"/>
-            <w:vAlign w:val="center"/>
-            <w:tcMar>
-              <w:top w:w="105" w:type="dxa"/>
-              <w:bottom w:w="105" w:type="dxa"/>
-              <w:left w:w="145" w:type="dxa"/>
-              <w:right w:w="145" w:type="dxa"/>
-            </w:tcMar>
-          </w:tcPr>
-          <w:p>
-            <w:pPr>
-              <w:spacing w:before="40" w:after="40" w:line="341" w:lineRule="auto"/>
-              <w:jc w:val="left"/>
-            </w:pPr>
-            <w:r/>
-            <w:r>
-              <w:rPr>
-                <w:rFonts w:ascii="Times New Roman" w:hAnsi="Times New Roman" w:eastAsia="宋体"/>
-                <w:b/>
-                <w:color w:val="191919"/>
-                <w:sz w:val="19"/>
-              </w:rPr>
-              <w:t>EP17</w:t>
-              <w:br/>
-              <w:t>17-4　内/外　2058年人生无限有限公司·雪原古堡外·风雪电话亭与502室客厅 — 夜/日</w:t>
-            </w:r>
-          </w:p>
-        </w:tc>
-        <w:tc>
-          <w:tcPr>
-            <w:tcW w:type="dxa" w:w="7344"/>
-            <w:vAlign w:val="center"/>
-            <w:tcMar>
-              <w:top w:w="105" w:type="dxa"/>
-              <w:bottom w:w="105" w:type="dxa"/>
-              <w:left w:w="145" w:type="dxa"/>
-              <w:right w:w="145" w:type="dxa"/>
-            </w:tcMar>
-          </w:tcPr>
-          <w:p>
-            <w:pPr>
-              <w:spacing w:before="40" w:after="40" w:line="341" w:lineRule="auto"/>
-              <w:jc w:val="left"/>
-            </w:pPr>
-            <w:r/>
-            <w:r>
-              <w:rPr>
-                <w:rFonts w:ascii="Times New Roman" w:hAnsi="Times New Roman" w:eastAsia="宋体"/>
-                <w:b w:val="0"/>
-                <w:color w:val="191919"/>
-                <w:sz w:val="19"/>
-              </w:rPr>
-              <w:t>【本场剧情动作与调度实录】几乎在同一秒，公元2058年“人生（无限）有限公司”监控大厅内，刺目的猩红色警报灯疯狂旋转闪烁！全息大屏上弹出鲜红的【最高警报：正在召回｜已归档：黑金会员 赵左右】字样，机械女声响彻大厅：“最高警报，紧急召回程序启动！十、九、八、七……” 正在工位旁的实习生林开颜（小雪）吓得魂不附体，飞奔扑回电脑前，在倒计时数到“一”的千钧一发之际，一把抓起桌上的沉重胶带座，死死压卡在轨迹球鼠标的取消键上，强行物理中断了紧急召回程序！ 红光熄灭，大厅恢复白光。惊魂未定的小雪刚喘了一口气，桌面通讯器突然响起【来电人：母后】的提示音。小雪连忙平复呼吸接通电话，电话那头传来母亲温柔的关怀与劝她回老家小单位坐班的唠叨。 挂断母亲的电话后，小雪死死盯着屏幕上本已被她强制归档却又触发最高警报的“赵左右”档案，眼神由恐慌渐渐转为偏执与决绝！ 只见小雪在终端上输入自己的工号【58004 林开颜（实习生）】，毅然点击了【正在开启员工通道】，迈步走进了通往2008……</w:t>
-              <w:br/>
-              <w:t>【核心台词与对手戏交锋】（本场以关键戏剧动作、神态反应或环境线索推动情节）</w:t>
-            </w:r>
-          </w:p>
-        </w:tc>
-      </w:tr>
-      <w:tr>
-        <w:trPr>
-          <w:cantSplit/>
-        </w:trPr>
-        <w:tc>
-          <w:tcPr>
-            <w:tcW w:type="dxa" w:w="3024"/>
-            <w:vAlign w:val="center"/>
-            <w:tcMar>
-              <w:top w:w="105" w:type="dxa"/>
-              <w:bottom w:w="105" w:type="dxa"/>
-              <w:left w:w="145" w:type="dxa"/>
-              <w:right w:w="145" w:type="dxa"/>
-            </w:tcMar>
-            <w:shd w:fill="F7FAFC"/>
-          </w:tcPr>
-          <w:p>
-            <w:pPr>
-              <w:spacing w:before="40" w:after="40" w:line="341" w:lineRule="auto"/>
-              <w:jc w:val="left"/>
-            </w:pPr>
-            <w:r/>
-            <w:r>
-              <w:rPr>
-                <w:rFonts w:ascii="Times New Roman" w:hAnsi="Times New Roman" w:eastAsia="宋体"/>
-                <w:b/>
-                <w:color w:val="191919"/>
-                <w:sz w:val="19"/>
-              </w:rPr>
-              <w:t>EP18</w:t>
-              <w:br/>
-              <w:t>18-4　内/外　酒店2388套房·楼下路虎车内与套房卧室门前 — 夜</w:t>
-            </w:r>
-          </w:p>
-        </w:tc>
-        <w:tc>
-          <w:tcPr>
-            <w:tcW w:type="dxa" w:w="7344"/>
-            <w:vAlign w:val="center"/>
-            <w:tcMar>
-              <w:top w:w="105" w:type="dxa"/>
-              <w:bottom w:w="105" w:type="dxa"/>
-              <w:left w:w="145" w:type="dxa"/>
-              <w:right w:w="145" w:type="dxa"/>
-            </w:tcMar>
-            <w:shd w:fill="F7FAFC"/>
-          </w:tcPr>
-          <w:p>
-            <w:pPr>
-              <w:spacing w:before="40" w:after="40" w:line="341" w:lineRule="auto"/>
-              <w:jc w:val="left"/>
-            </w:pPr>
-            <w:r/>
-            <w:r>
-              <w:rPr>
-                <w:rFonts w:ascii="Times New Roman" w:hAnsi="Times New Roman" w:eastAsia="宋体"/>
-                <w:b w:val="0"/>
-                <w:color w:val="191919"/>
-                <w:sz w:val="19"/>
-              </w:rPr>
-              <w:t>【本场剧情动作与调度实录】凌晨时分，酒店2388号套房客厅内，墙上的精工（SEIKO）挂钟滴答作响。六十六岁的赵了与四十一岁的荀未来湊在沙发前低声耳语商议；被绑在椅子上的小雪困得打了个大哈欠，转头看了一眼挂钟上的时间——距离早上六点飞霞路电话亭被拆除、公司保洁阿姨上班已经不到两个小时了！小雪急得满头大汗，大声朝两人喊道。 荀未来与赵了对视一眼，站起身整理了一下西装，慢条斯理地走到小雪面前摇了摇头。 沙发上的赵了淡定地补了一句：“在这之前，就辛苦你，在这当人质。”小雪急得差点跳起来！ 赵了稳坐钓鱼台，一句话道破了时空管理局的铁律，随后向荀未来下达了引蛇出洞的指令！ 荀未来响亮地应了一声“好嘞”！一旦荀未来去电话亭打给高总，小雪撒的所有谎就会当场穿帮！小雪吓得魂飞魄散，拼命扭动身子声嘶力竭地尖叫哭喊：“不行不行哥！哥你真不能去！我求你了哥！”荀未来嫌她吵，直接拿起桌上那卷宽封箱胶带撕下一截，“啪”地贴回小雪嘴上，拍了拍手转身出门。 沙发上的赵了冷冷地看着嘴被……</w:t>
-              <w:br/>
-              <w:t>【核心台词与对手戏交锋】余博士：“车倒是好车，就是钱，怕来路不正吧。” ／ 余博士：“这种简单的机械装置，想进来，不还跟玩一样？说，那天去我家是想偷什么？谁让你偷的？不是为了偷我的研究进展，难道是去看二手房的？” ／ 余博士：“狗血电视剧看多了吧你！有没有逻辑啊？如果真的是想拿中介费，被我发现以后你直说不就得了，心虚什么？跑什么？不跟你瞎扯，那天耳机里才是你老大吧？带我去见他！——不听话，电到你高位截瘫。带路！” ／ 余博士：“就没成功偷走。但那次之后我更自信了，越有人偷，就越说明我研究时空旅行是有价值的。所以我一定要成功！今天浪费的时间有点多，不闲聊，再见。”</w:t>
-            </w:r>
-          </w:p>
-        </w:tc>
-      </w:tr>
-      <w:tr>
-        <w:trPr>
-          <w:cantSplit/>
-        </w:trPr>
-        <w:tc>
-          <w:tcPr>
-            <w:tcW w:type="dxa" w:w="3024"/>
-            <w:vAlign w:val="center"/>
-            <w:tcMar>
-              <w:top w:w="105" w:type="dxa"/>
-              <w:bottom w:w="105" w:type="dxa"/>
-              <w:left w:w="145" w:type="dxa"/>
-              <w:right w:w="145" w:type="dxa"/>
-            </w:tcMar>
-          </w:tcPr>
-          <w:p>
-            <w:pPr>
-              <w:spacing w:before="40" w:after="40" w:line="341" w:lineRule="auto"/>
-              <w:jc w:val="left"/>
-            </w:pPr>
-            <w:r/>
-            <w:r>
-              <w:rPr>
-                <w:rFonts w:ascii="Times New Roman" w:hAnsi="Times New Roman" w:eastAsia="宋体"/>
-                <w:b/>
-                <w:color w:val="191919"/>
-                <w:sz w:val="19"/>
-              </w:rPr>
-              <w:t>EP18</w:t>
-              <w:br/>
-              <w:t>18-5　内/外　酒店23楼走廊·2388套房卧室·2058年监控室与雪原木屋 — 夜/晨</w:t>
-            </w:r>
-          </w:p>
-        </w:tc>
-        <w:tc>
-          <w:tcPr>
-            <w:tcW w:type="dxa" w:w="7344"/>
-            <w:vAlign w:val="center"/>
-            <w:tcMar>
-              <w:top w:w="105" w:type="dxa"/>
-              <w:bottom w:w="105" w:type="dxa"/>
-              <w:left w:w="145" w:type="dxa"/>
-              <w:right w:w="145" w:type="dxa"/>
-            </w:tcMar>
-          </w:tcPr>
-          <w:p>
-            <w:pPr>
-              <w:spacing w:before="40" w:after="40" w:line="341" w:lineRule="auto"/>
-              <w:jc w:val="left"/>
-            </w:pPr>
-            <w:r/>
-            <w:r>
-              <w:rPr>
-                <w:rFonts w:ascii="Times New Roman" w:hAnsi="Times New Roman" w:eastAsia="宋体"/>
-                <w:b w:val="0"/>
-                <w:color w:val="191919"/>
-                <w:sz w:val="19"/>
-              </w:rPr>
-              <w:t>【本场剧情动作与调度实录】见余博士转身走出2388号套房大门，荀未来如释重负地走到门边透过猫眼往外看了一眼，随后推门走出走廊，一把扯下贴在自己后颈上的电击贴片。躲在里屋的六十六岁赵了也快步追出房门拉住荀未来。 荀未来举起手里的电击贴片，心有余悸地向赵了大倒苦水，宣布明天一早就回2033年！ 赵了连声安抚，略带惋惜地感叹了一句。 话音刚落，走廊拐角的阴影处突然传来了高跟鞋清脆的脚步声——根本没走的余博士冷笑着从拐角走了出来，目光锁定了刚刚现身的六十六岁赵了！ 就在余博士与66岁赵了四目相对的同一秒——公元2058年“人生（无限）有限公司”监控大厅内，刺目的红光再次疯狂爆闪！由于此前小雪用来卡住鼠标的胶带座只能挡住第一次召回，当余博士亲眼见到赵了并开口说话时，系统再次触发了最高级别的【最高警报：正在召回】！ 酒店23楼走廊里，深知最高警报规则的六十六岁赵了以为自己马上就要被系统强制召回消失了，吓得冲荀未来大喊一声，双手抱头紧紧贴在走廊墙壁上闭眼等待凭空消失！……</w:t>
-              <w:br/>
-              <w:t>【核心台词与对手戏交锋】余博士：“你总算出来了。” ／ 余博士：“没想到脑子还有点问题。……你们刚才的对话很耐人寻味，“和我攀关系”？看来你们的偷窃计划还很长远嘛，说说吧。” ／ 余博士：“我就知道……我就知道……我就知道我可以的！未来我真的成功了！我看还有谁敢说我是疯子！” ／ 余博士：“她当然要害你们，她是未来回来救我的！你们谁也别想阻止我，谁也别想拿我的研究去卖钱！”</w:t>
-            </w:r>
-          </w:p>
-        </w:tc>
-      </w:tr>
-      <w:tr>
-        <w:trPr>
-          <w:cantSplit/>
-        </w:trPr>
-        <w:tc>
-          <w:tcPr>
-            <w:tcW w:type="dxa" w:w="3024"/>
-            <w:vAlign w:val="center"/>
-            <w:tcMar>
-              <w:top w:w="105" w:type="dxa"/>
-              <w:bottom w:w="105" w:type="dxa"/>
-              <w:left w:w="145" w:type="dxa"/>
-              <w:right w:w="145" w:type="dxa"/>
-            </w:tcMar>
-            <w:shd w:fill="F7FAFC"/>
-          </w:tcPr>
-          <w:p>
-            <w:pPr>
-              <w:spacing w:before="40" w:after="40" w:line="341" w:lineRule="auto"/>
-              <w:jc w:val="left"/>
-            </w:pPr>
-            <w:r/>
-            <w:r>
-              <w:rPr>
-                <w:rFonts w:ascii="Times New Roman" w:hAnsi="Times New Roman" w:eastAsia="宋体"/>
-                <w:b/>
-                <w:color w:val="191919"/>
-                <w:sz w:val="19"/>
-              </w:rPr>
-              <w:t>EP19</w:t>
-              <w:br/>
-              <w:t>19-1　内　长林八中微机室与502室赵了家 — 日/夜</w:t>
-            </w:r>
-          </w:p>
-        </w:tc>
-        <w:tc>
-          <w:tcPr>
-            <w:tcW w:type="dxa" w:w="7344"/>
-            <w:vAlign w:val="center"/>
-            <w:tcMar>
-              <w:top w:w="105" w:type="dxa"/>
-              <w:bottom w:w="105" w:type="dxa"/>
-              <w:left w:w="145" w:type="dxa"/>
-              <w:right w:w="145" w:type="dxa"/>
-            </w:tcMar>
-            <w:shd w:fill="F7FAFC"/>
-          </w:tcPr>
-          <w:p>
-            <w:pPr>
-              <w:spacing w:before="40" w:after="40" w:line="341" w:lineRule="auto"/>
-              <w:jc w:val="left"/>
-            </w:pPr>
-            <w:r/>
-            <w:r>
-              <w:rPr>
-                <w:rFonts w:ascii="Times New Roman" w:hAnsi="Times New Roman" w:eastAsia="宋体"/>
-                <w:b w:val="0"/>
-                <w:color w:val="191919"/>
-                <w:sz w:val="19"/>
-              </w:rPr>
-              <w:t>【本场剧情动作与调度实录】白天的长林市第八中学微机室内，十六岁的赵左右、徐图图与王一漫三人正围坐在电脑屏幕前，聚精会神地盯着【黍豆网】上的视频播放页面——视频标题写着《陪你吃饭·第一期｜作者：赵左右带你看》，画面里正是徐图图在食堂大口吃炸鸡饭的镜头。坐在中间的徐图图看着不断上涨的播放量，惊喜地捂住嘴感叹。 站在右侧的王一漫伸出手指了指屏幕下方的网友评论区（一条ID为“岁月的痕迹”的网友留言道：【画质太差，不然还能多吃一碗饭】）。 站在左侧的赵左右看着屏幕，有些无奈地摊了摊手解释。 同一时刻，五零二室赵了的家中，搬回来同住的四十一岁荀未来正坐在沙发上单手举着哑铃锻炼身体，嘴里大声数着“115、116、117……”。躺在单人床上吃零食的六十六岁赵了被吵得直皱眉，连忙抬手制止他。 荀未来放下哑铃转过头，满不在乎地回了一句：“你放心吧。”赵了靠在床头叹了口气。 荀未来刚重新拿起哑铃，门外走廊突然传来了敲门声！荀未来神色一紧，立刻轻手轻脚地走到防盗门边，透过猫眼往……</w:t>
-              <w:br/>
-              <w:t>【核心台词与对手戏交锋】（本场以关键戏剧动作、神态反应或环境线索推动情节）</w:t>
-            </w:r>
-          </w:p>
-        </w:tc>
-      </w:tr>
-      <w:tr>
-        <w:trPr>
-          <w:cantSplit/>
-        </w:trPr>
-        <w:tc>
-          <w:tcPr>
-            <w:tcW w:type="dxa" w:w="3024"/>
-            <w:vAlign w:val="center"/>
-            <w:tcMar>
-              <w:top w:w="105" w:type="dxa"/>
-              <w:bottom w:w="105" w:type="dxa"/>
-              <w:left w:w="145" w:type="dxa"/>
-              <w:right w:w="145" w:type="dxa"/>
-            </w:tcMar>
-          </w:tcPr>
-          <w:p>
-            <w:pPr>
-              <w:spacing w:before="40" w:after="40" w:line="341" w:lineRule="auto"/>
-              <w:jc w:val="left"/>
-            </w:pPr>
-            <w:r/>
-            <w:r>
-              <w:rPr>
-                <w:rFonts w:ascii="Times New Roman" w:hAnsi="Times New Roman" w:eastAsia="宋体"/>
-                <w:b/>
-                <w:color w:val="191919"/>
-                <w:sz w:val="19"/>
-              </w:rPr>
-              <w:t>EP22</w:t>
-              <w:br/>
-              <w:t>22-4　内　2008地下旧物仓库电话亭与2058年人生无限有限公司办公区及高总办公室 — 日</w:t>
-            </w:r>
-          </w:p>
-        </w:tc>
-        <w:tc>
-          <w:tcPr>
-            <w:tcW w:type="dxa" w:w="7344"/>
-            <w:vAlign w:val="center"/>
-            <w:tcMar>
-              <w:top w:w="105" w:type="dxa"/>
-              <w:bottom w:w="105" w:type="dxa"/>
-              <w:left w:w="145" w:type="dxa"/>
-              <w:right w:w="145" w:type="dxa"/>
-            </w:tcMar>
-          </w:tcPr>
-          <w:p>
-            <w:pPr>
-              <w:spacing w:before="40" w:after="40" w:line="341" w:lineRule="auto"/>
-              <w:jc w:val="left"/>
-            </w:pPr>
-            <w:r/>
-            <w:r>
-              <w:rPr>
-                <w:rFonts w:ascii="Times New Roman" w:hAnsi="Times New Roman" w:eastAsia="宋体"/>
-                <w:b w:val="0"/>
-                <w:color w:val="191919"/>
-                <w:sz w:val="19"/>
-              </w:rPr>
-              <w:t>【本场剧情动作与调度实录】同一时刻，2008年挂着“057-”门牌的昏暗地下旧物仓库内，急促的电话铃声突然响起。身穿卡其色双排扣风衣、戴着黑框眼镜的小雪（林开颜）快步跑进百叶门电话亭拿起听筒。 电话那头传来2058年高尚凝重而疲惫的声音。 小雪应了声“好”，立刻通过电话亭通道返回了公元2058年。刚走出“人生（无限）有限公司（LIFE ONCE AGAIN）”电梯厅，只见大厅里一片鸡飞狗跳，一名客户正指着工作人员大发雷霆。 工作人员满头大汗地鞠躬赔罪。小雪快步走到等候在走廊的高尚面前，焦急地询问。 高尚神色阴沉地示意她跟自己往办公区里面走，边走边道出了时空管理局彻夜清查的结果。 两人刚走到“人生无限有限公司”巨幅标志墙前，前方突然传来一道苍老而感慨的女声——只见一位满头银发盘起、身穿灰色中式盘扣棉服的八十二岁老奶奶正背手仰望着墙上的公司标志！ 老奶奶缓缓转过身，手里习惯性地拿出一支银色触控笔咬在嘴角——小雪看清她眉眼与标志性动作的刹那，震惊得捂住嘴失声惊……</w:t>
-              <w:br/>
-              <w:t>【核心台词与对手戏交锋】老年余博士：“一步错，步步错。时间流转，因果循环，果真如此啊。” ／ 老年余博士：“嗯……我记得你。你就是五十年前告诉我发明一定能够成功的那个小女孩吧。” ／ 老年余博士：“记得。那时候你告诉我他们是来害我的，我就逃到岛上住了好多年。直到回来，和合伙人开了人生有限公司，看到荀未来也来参加实验的时候，我才知道是你骗了我。他和赵了都是未来的人，原来还真是想让我投资拍电影啊。” ／ 老年余博士：“对，我知道。所以才是一步错、步步错呀。当时我怕他们不去改命，或许就不会发生那天晚上的事；不发生那天晚上的事，我就不会逃到岛上；不去岛上，会不会就影响我的发明速度呢？我还是太自私了。” ／ 老年余博士：“是……成与不成，或许时间早已有安排了。我本想把未来的知识告诉曾经的我，但是巨大的压力把自己都逼疯了，我就此收手。我反对时空旅行的商业化，我反对用它来挣钱。可是到头来，不还是这个样子？事与愿违，我还得回来给你们擦屁股。包括之前，我被那个合伙人骗了、被赶出公司……其实，这都是时间在警告我，它有它的秩序，不要试图对抗它。” ／ 老年余博士：“曾经啊，我每次在实验之前，都会给这时空波动做个备份。我可以利用现有的技术和设备，来还原这种波动，进行时空修正。你可以粗暴地理解为，某种意义上的局部熵减。……唉算了，你也听不懂。只是耗能巨大。好在这三个人没做什么毁灭天地的大事，所以用于时空修正的能耗，我们还是能够承受。”</w:t>
-            </w:r>
-          </w:p>
-        </w:tc>
-      </w:tr>
-      <w:tr>
-        <w:trPr>
-          <w:cantSplit/>
-        </w:trPr>
-        <w:tc>
-          <w:tcPr>
-            <w:tcW w:type="dxa" w:w="3024"/>
-            <w:vAlign w:val="center"/>
-            <w:tcMar>
-              <w:top w:w="105" w:type="dxa"/>
-              <w:bottom w:w="105" w:type="dxa"/>
-              <w:left w:w="145" w:type="dxa"/>
-              <w:right w:w="145" w:type="dxa"/>
-            </w:tcMar>
-            <w:shd w:fill="F7FAFC"/>
-          </w:tcPr>
-          <w:p>
-            <w:pPr>
-              <w:spacing w:before="40" w:after="40" w:line="341" w:lineRule="auto"/>
-              <w:jc w:val="left"/>
-            </w:pPr>
-            <w:r/>
-            <w:r>
-              <w:rPr>
-                <w:rFonts w:ascii="Times New Roman" w:hAnsi="Times New Roman" w:eastAsia="宋体"/>
-                <w:b/>
-                <w:color w:val="191919"/>
-                <w:sz w:val="19"/>
-              </w:rPr>
-              <w:t>EP22</w:t>
-              <w:br/>
-              <w:t>22-5　内　2008高二（2）班夕阳教室·502室客厅与楼道·2058高尚办公室 — 日</w:t>
-            </w:r>
-          </w:p>
-        </w:tc>
-        <w:tc>
-          <w:tcPr>
-            <w:tcW w:type="dxa" w:w="7344"/>
-            <w:vAlign w:val="center"/>
-            <w:tcMar>
-              <w:top w:w="105" w:type="dxa"/>
-              <w:bottom w:w="105" w:type="dxa"/>
-              <w:left w:w="145" w:type="dxa"/>
-              <w:right w:w="145" w:type="dxa"/>
-            </w:tcMar>
-            <w:shd w:fill="F7FAFC"/>
-          </w:tcPr>
-          <w:p>
-            <w:pPr>
-              <w:spacing w:before="40" w:after="40" w:line="341" w:lineRule="auto"/>
-              <w:jc w:val="left"/>
-            </w:pPr>
-            <w:r/>
-            <w:r>
-              <w:rPr>
-                <w:rFonts w:ascii="Times New Roman" w:hAnsi="Times New Roman" w:eastAsia="宋体"/>
-                <w:b w:val="0"/>
-                <w:color w:val="191919"/>
-                <w:sz w:val="19"/>
-              </w:rPr>
-              <w:t>【本场剧情动作与调度实录】2008年冬日傍晚，暖黄色的夕阳洒满长林八中孔子雕像与高二（2）班教室。空荡的教室里，身穿校服外套内搭粉色连帽卫衣的小雪，正向身穿绿色毛衣的徐图图与身穿白色毛绒外套的王一漫道别。徐图图眼圈微红，不舍地拉着小雪的手。 小雪勉强挤出一丝微笑点了点头：“嗯，家里决定的。”王一漫关切地问：“马上就走吗？”徐图图鼻子一酸，细数着还没来得及一起实现的约定。 看着眼前两个真心待她的女孩，小雪眼眶泛红，发自肺腑地道出了这三个月在2008年收获的温暖。 王一漫望着窗外的夕阳，想起了半年前同样不告而别的转校生荀未来，轻声感叹。 想到一旦时空修正启动，徐图图和王一漫就会彻底忘记自己，小雪强忍着眼泪郑重许诺。 徐图图终于忍不住哭了出来，抹着眼泪嗔怪她。 小雪含泪用力点头，突然想起徐图图教她的颜文字，转身跑上讲台拿起粉笔，在黑板上刷刷画下了三个并排的可爱颜文字头像！ 徐图图与王一漫破涕为笑，并肩看着黑板上的三个颜文字点头称赞：“还不错。” 离开学校后，小……</w:t>
-              <w:br/>
-              <w:t>【核心台词与对手戏交锋】老年余博士：“时空修正，虽然不会改变荀未来和赵了他们已经做过的事，但是会自然地把一切的因掰回到原本的果。最终波动会无限地趋向于和原有的备份一致。” ／ 老年余博士：“是的。我看了时空管理局的调查资料，得知那个化名为赵了的老头，跑去阻止中年的自己改命，是为了避免妻子舒图的死。可我看过备份的时空波动，荀未来改命前和改命后，舒图的时空波动都终止于同一个地方。这意味着舒图之死，和荀未来改不改命根本没有任何的因果关系。” ／ 老年余博士：“会死去。” ／ 老年余博士：“小雪，我知道这很残忍，但是我希望你能明白，这个属于全人类的时间秩序，比一个人多活二十年、少活二十年要重要得多。就这么办吧。哟，到时间了，我要去做八段锦了。”</w:t>
-            </w:r>
-          </w:p>
-        </w:tc>
-      </w:tr>
-      <w:tr>
-        <w:trPr>
-          <w:cantSplit/>
-        </w:trPr>
-        <w:tc>
-          <w:tcPr>
-            <w:tcW w:type="dxa" w:w="3024"/>
-            <w:vAlign w:val="center"/>
-            <w:tcMar>
-              <w:top w:w="105" w:type="dxa"/>
-              <w:bottom w:w="105" w:type="dxa"/>
-              <w:left w:w="145" w:type="dxa"/>
-              <w:right w:w="145" w:type="dxa"/>
-            </w:tcMar>
-          </w:tcPr>
-          <w:p>
-            <w:pPr>
-              <w:spacing w:before="40" w:after="40" w:line="341" w:lineRule="auto"/>
-              <w:jc w:val="left"/>
-            </w:pPr>
-            <w:r/>
-            <w:r>
-              <w:rPr>
-                <w:rFonts w:ascii="Times New Roman" w:hAnsi="Times New Roman" w:eastAsia="宋体"/>
-                <w:b/>
-                <w:color w:val="191919"/>
-                <w:sz w:val="19"/>
-              </w:rPr>
-              <w:t>EP22</w:t>
-              <w:br/>
-              <w:t>22-7　内　地下旧物仓库公用电话亭前与仓库深处通道 — 夜</w:t>
-            </w:r>
-          </w:p>
-        </w:tc>
-        <w:tc>
-          <w:tcPr>
-            <w:tcW w:type="dxa" w:w="7344"/>
-            <w:vAlign w:val="center"/>
-            <w:tcMar>
-              <w:top w:w="105" w:type="dxa"/>
-              <w:bottom w:w="105" w:type="dxa"/>
-              <w:left w:w="145" w:type="dxa"/>
-              <w:right w:w="145" w:type="dxa"/>
-            </w:tcMar>
-          </w:tcPr>
-          <w:p>
-            <w:pPr>
-              <w:spacing w:before="40" w:after="40" w:line="341" w:lineRule="auto"/>
-              <w:jc w:val="left"/>
-            </w:pPr>
-            <w:r/>
-            <w:r>
-              <w:rPr>
-                <w:rFonts w:ascii="Times New Roman" w:hAnsi="Times New Roman" w:eastAsia="宋体"/>
-                <w:b w:val="0"/>
-                <w:color w:val="191919"/>
-                <w:sz w:val="19"/>
-              </w:rPr>
-              <w:t>【本场剧情动作与调度实录】晚上十点半，昏暗空旷的地下旧物仓库中央，那座绿框黄顶的复古公用电话亭孤零零地立在灯光下。身穿浅棕色翻毛领棉服的小雪站在电话亭旁等候，看到三代赵左右走来，勉强挤出一丝笑容迎上前：“来了。” 六十六岁的赵了停下脚步，转过身温和地向十六岁的赵左右和四十一岁的荀未来挥手道别。 十六岁的赵左右依依不舍地挥着手，还不忘叮嘱小雪回2058年替他尽孝。 小雪喉咙发紧，艰难地点了点头：“我会的。”赵了推开公用电话亭的门走了进去，拿起听筒，将那张通往2058年的芯片卡插入【仅限于IC卡】的插槽中。 看着电话亭里白发苍苍的赵了，站在外面的小雪脑海中骤然掀起惊涛骇浪——2058年老年余博士冰冷的宣判（“一旦时空修正启动，他妻子会死去”）、高尚无情的指令（“在那个节点死去，才是舒图最本初的结局”），与2008年徐图图明媚纯真的笑脸（“那我们一起吃，一个人多孤单呀”“堆雪人有什么搞砸的呀，开心就好啦”“记得想我们了多回来看看我们，打电话给我们”）在她脑海中……</w:t>
-              <w:br/>
-              <w:t>【核心台词与对手戏交锋】（本场以关键戏剧动作、神态反应或环境线索推动情节）</w:t>
-            </w:r>
-          </w:p>
-        </w:tc>
-      </w:tr>
-      <w:tr>
-        <w:trPr>
-          <w:cantSplit/>
-        </w:trPr>
-        <w:tc>
-          <w:tcPr>
-            <w:tcW w:type="dxa" w:w="3024"/>
-            <w:vAlign w:val="center"/>
-            <w:tcMar>
-              <w:top w:w="105" w:type="dxa"/>
-              <w:bottom w:w="105" w:type="dxa"/>
-              <w:left w:w="145" w:type="dxa"/>
-              <w:right w:w="145" w:type="dxa"/>
-            </w:tcMar>
-            <w:shd w:fill="F7FAFC"/>
-          </w:tcPr>
-          <w:p>
-            <w:pPr>
-              <w:spacing w:before="40" w:after="40" w:line="341" w:lineRule="auto"/>
-              <w:jc w:val="left"/>
-            </w:pPr>
-            <w:r/>
-            <w:r>
-              <w:rPr>
-                <w:rFonts w:ascii="Times New Roman" w:hAnsi="Times New Roman" w:eastAsia="宋体"/>
-                <w:b/>
-                <w:color w:val="191919"/>
-                <w:sz w:val="19"/>
-              </w:rPr>
-              <w:t>EP23</w:t>
-              <w:br/>
-              <w:t>23-1　内/外　地下旧物仓库通道与冬夜雪林三角形铁架棚 — 夜</w:t>
-            </w:r>
-          </w:p>
-        </w:tc>
-        <w:tc>
-          <w:tcPr>
-            <w:tcW w:type="dxa" w:w="7344"/>
-            <w:vAlign w:val="center"/>
-            <w:tcMar>
-              <w:top w:w="105" w:type="dxa"/>
-              <w:bottom w:w="105" w:type="dxa"/>
-              <w:left w:w="145" w:type="dxa"/>
-              <w:right w:w="145" w:type="dxa"/>
-            </w:tcMar>
-            <w:shd w:fill="F7FAFC"/>
-          </w:tcPr>
-          <w:p>
-            <w:pPr>
-              <w:spacing w:before="40" w:after="40" w:line="341" w:lineRule="auto"/>
-              <w:jc w:val="left"/>
-            </w:pPr>
-            <w:r/>
-            <w:r>
-              <w:rPr>
-                <w:rFonts w:ascii="Times New Roman" w:hAnsi="Times New Roman" w:eastAsia="宋体"/>
-                <w:b w:val="0"/>
-                <w:color w:val="191919"/>
-                <w:sz w:val="19"/>
-              </w:rPr>
-              <w:t>【本场剧情动作与调度实录】片头龙标与“朝也 CHAO YE FILM”厂牌隐去。承接上集片尾，2008年冬夜昏暗的地下旧物仓库通道内，数名身穿黑色冲锋衣的2058年安保人员从前后两侧猛扑上来，围攻背靠背站立的四十一岁荀未来与十六岁赵左右！站在后方督战的2058年副总裁高尚（高总）抬手叮嘱手下： 混乱搏斗中，十六岁的赵左右眼疾手快地从废旧家具堆上抄起一根长木条，奋力横扫逼退眼前的黑衣保镖，朝着身旁的荀未来大喊： 同一秒，小雪（林开颜）从侧面冲上来撞开一名保镖，拉着荀未来和赵左右冲出卷帘门与透明塑料门帘（“快跑！”），三人一路狂奔逃进积雪覆盖的白桦树林，钻进一座废弃的三角形铁架遮阳棚下躲避追兵。 确认暂时甩掉黑衣保镖后，气喘吁吁的赵左右焦急地转向小雪追问。 小雪一边警惕地望向树林外，一边语速飞快地向两人交代2058年时空管理局与余博士的围剿底牌，同时伸手进衣兜摸出了自己的2058年第二代居民身份证（员工卡）。 小雪刚把身份证递到半空，话还未说完，她的身体突然……</w:t>
-              <w:br/>
-              <w:t>【核心台词与对手戏交锋】（本场以关键戏剧动作、神态反应或环境线索推动情节）</w:t>
-            </w:r>
-          </w:p>
-        </w:tc>
-      </w:tr>
-      <w:tr>
-        <w:trPr>
-          <w:cantSplit/>
-        </w:trPr>
-        <w:tc>
-          <w:tcPr>
-            <w:tcW w:type="dxa" w:w="3024"/>
-            <w:vAlign w:val="center"/>
-            <w:tcMar>
-              <w:top w:w="105" w:type="dxa"/>
-              <w:bottom w:w="105" w:type="dxa"/>
-              <w:left w:w="145" w:type="dxa"/>
-              <w:right w:w="145" w:type="dxa"/>
-            </w:tcMar>
-          </w:tcPr>
-          <w:p>
-            <w:pPr>
-              <w:spacing w:before="40" w:after="40" w:line="341" w:lineRule="auto"/>
-              <w:jc w:val="left"/>
-            </w:pPr>
-            <w:r/>
-            <w:r>
-              <w:rPr>
-                <w:rFonts w:ascii="Times New Roman" w:hAnsi="Times New Roman" w:eastAsia="宋体"/>
-                <w:b/>
-                <w:color w:val="191919"/>
-                <w:sz w:val="19"/>
-              </w:rPr>
-              <w:t>EP23</w:t>
-              <w:br/>
-              <w:t>23-3　外/内　远郊荒村破瓦房小院与室内 — 夜</w:t>
-            </w:r>
-          </w:p>
-        </w:tc>
-        <w:tc>
-          <w:tcPr>
-            <w:tcW w:type="dxa" w:w="7344"/>
-            <w:vAlign w:val="center"/>
-            <w:tcMar>
-              <w:top w:w="105" w:type="dxa"/>
-              <w:bottom w:w="105" w:type="dxa"/>
-              <w:left w:w="145" w:type="dxa"/>
-              <w:right w:w="145" w:type="dxa"/>
-            </w:tcMar>
-          </w:tcPr>
-          <w:p>
-            <w:pPr>
-              <w:spacing w:before="40" w:after="40" w:line="341" w:lineRule="auto"/>
-              <w:jc w:val="left"/>
-            </w:pPr>
-            <w:r/>
-            <w:r>
-              <w:rPr>
-                <w:rFonts w:ascii="Times New Roman" w:hAnsi="Times New Roman" w:eastAsia="宋体"/>
-                <w:b w:val="0"/>
-                <w:color w:val="191919"/>
-                <w:sz w:val="19"/>
-              </w:rPr>
-              <w:t>【本场剧情动作与调度实录】夜空悬挂着一轮孤寂的半月，出租车驶过荒凉的郊外雪路。画面浮现本集片名花字：第 23 集 不可战胜的敌人。十六岁的赵左右推开远郊荒村小院的铁栅栏门，一边往里走一边拿着手机给母亲刘美奕报平安掩饰行踪。 挂断电话后，赵左右跟着荀未来穿过狭长昏暗的砖墙走廊，走进那间糊满旧报纸与老挂历的破旧瓦房。赵左右环顾着家徒四壁的房间，咂舌感叹。 荀未来摘下围巾坐到床沿上，神色疲惫地解释。 赵左右看着冰冷的土炕和破旧的煤炉，满眼心疼地坐到荀未来身旁。 荀未来摇了摇头，清醒地指出眼前的绝境。 十六岁的赵左右咬了咬牙，拍着胸脯想替四十岁的自己承担逃亡重任。 荀未来苦笑着叹了口气，反问少年。 赵左右脱口接道：“躲一辈子也没关系啊，大不了我以后挣大钱了养你！”话刚出口，少年自己突然愣住了，掰着手指算起了时间悖论。 荀未来点了点头，点破了余博士与时空管理局绝不可能放过他的原因。 荀未来站起身走到门边拉开一罐啤酒喝了一口。赵左右慌忙跟过去，声音发颤地问出了自己最……</w:t>
-              <w:br/>
-              <w:t>【核心台词与对手戏交锋】（本场以关键戏剧动作、神态反应或环境线索推动情节）</w:t>
-            </w:r>
-          </w:p>
-        </w:tc>
-      </w:tr>
-      <w:tr>
-        <w:trPr>
-          <w:cantSplit/>
-        </w:trPr>
-        <w:tc>
-          <w:tcPr>
-            <w:tcW w:type="dxa" w:w="3024"/>
-            <w:vAlign w:val="center"/>
-            <w:tcMar>
-              <w:top w:w="105" w:type="dxa"/>
-              <w:bottom w:w="105" w:type="dxa"/>
-              <w:left w:w="145" w:type="dxa"/>
-              <w:right w:w="145" w:type="dxa"/>
-            </w:tcMar>
-            <w:shd w:fill="F7FAFC"/>
-          </w:tcPr>
-          <w:p>
-            <w:pPr>
-              <w:spacing w:before="40" w:after="40" w:line="341" w:lineRule="auto"/>
-              <w:jc w:val="left"/>
-            </w:pPr>
-            <w:r/>
-            <w:r>
-              <w:rPr>
-                <w:rFonts w:ascii="Times New Roman" w:hAnsi="Times New Roman" w:eastAsia="宋体"/>
-                <w:b/>
-                <w:color w:val="191919"/>
-                <w:sz w:val="19"/>
-              </w:rPr>
-              <w:t>EP23</w:t>
-              <w:br/>
-              <w:t>23-5　内　2058人生无限公司走廊·高尚办公室·2008旧物仓库与2058控制室及通风管 — 日</w:t>
-            </w:r>
-          </w:p>
-        </w:tc>
-        <w:tc>
-          <w:tcPr>
-            <w:tcW w:type="dxa" w:w="7344"/>
-            <w:vAlign w:val="center"/>
-            <w:tcMar>
-              <w:top w:w="105" w:type="dxa"/>
-              <w:bottom w:w="105" w:type="dxa"/>
-              <w:left w:w="145" w:type="dxa"/>
-              <w:right w:w="145" w:type="dxa"/>
-            </w:tcMar>
-            <w:shd w:fill="F7FAFC"/>
-          </w:tcPr>
-          <w:p>
-            <w:pPr>
-              <w:spacing w:before="40" w:after="40" w:line="341" w:lineRule="auto"/>
-              <w:jc w:val="left"/>
-            </w:pPr>
-            <w:r/>
-            <w:r>
-              <w:rPr>
-                <w:rFonts w:ascii="Times New Roman" w:hAnsi="Times New Roman" w:eastAsia="宋体"/>
-                <w:b w:val="0"/>
-                <w:color w:val="191919"/>
-                <w:sz w:val="19"/>
-              </w:rPr>
-              <w:t>【本场剧情动作与调度实录】公元2058年，“人生（无限）有限公司”五楼科技感十足的纯白走廊内，墙面导览牌清晰标示着：【`5F 供电站 能源管理中心`】。高尚带着黑衣保镖押送四十一岁的荀未来走过办公区，迎面正巧遇上抱着离职纸箱、被公司开除的小雪（林开颜）！ 荀未来眼珠一转，在擦肩而过的瞬间故意停下脚步，指着小雪的鼻子破口大骂，将“三十分钟”的暗号精准夹带在辱骂声中！ 高尚不耐烦地推了荀未来一把：“走了。”抱着纸箱留在原地的小雪先是一愣，随即双眸骤亮，瞬间领悟了荀未来的暗号！ 副总裁办公室内，六十六岁的赵了正拍着桌子冲八十二岁的老年余博士怒吼！ 老年余博士冷峻地坐在沙发上回应：“你不要试图偷换我的概念，我很清楚自己在做什么。”就在这时，高尚推门将荀未来带了进来。赵了一见荀未来也落网了，急得跳脚质问： 为了彻底打消高尚和老年余博士的戒心、并为2008年的小赵争取足三十分钟的准备时间，四十一岁的荀未来立刻飙起演技，装出一副看破红尘、自私凉薄的嘴脸！ 赵了瞪圆了眼……</w:t>
-              <w:br/>
-              <w:t>【核心台词与对手戏交锋】老年余博士：“好了，你不要说了。荀未来，你是要跟我掰扯哲学吗？行，那我就给你好好说说。” ／ 老年余博士：“我说了这么半天，你听明白了吗？” ／ 老年余博士：“看来时空修正程序已经影响到赵左右决定改命的部分。没有参与时空旅行实验，在这里的他们俩自然就消失了。时空修正进度是指数级放缓的，越往后越慢，我得盯着它到百分之百为止。帮我去搬一个咖啡机，再备些巧克力饼干棒。”</w:t>
-            </w:r>
-          </w:p>
-        </w:tc>
-      </w:tr>
-      <w:tr>
-        <w:trPr>
-          <w:cantSplit/>
-        </w:trPr>
-        <w:tc>
-          <w:tcPr>
-            <w:tcW w:type="dxa" w:w="3024"/>
-            <w:vAlign w:val="center"/>
-            <w:tcMar>
-              <w:top w:w="105" w:type="dxa"/>
-              <w:bottom w:w="105" w:type="dxa"/>
-              <w:left w:w="145" w:type="dxa"/>
-              <w:right w:w="145" w:type="dxa"/>
-            </w:tcMar>
-          </w:tcPr>
-          <w:p>
-            <w:pPr>
-              <w:spacing w:before="40" w:after="40" w:line="341" w:lineRule="auto"/>
-              <w:jc w:val="left"/>
-            </w:pPr>
-            <w:r/>
-            <w:r>
-              <w:rPr>
-                <w:rFonts w:ascii="Times New Roman" w:hAnsi="Times New Roman" w:eastAsia="宋体"/>
-                <w:b/>
-                <w:color w:val="191919"/>
-                <w:sz w:val="19"/>
-              </w:rPr>
-              <w:t>EP24</w:t>
-              <w:br/>
-              <w:t>24-10　外/内　长林八中覆雪操场与2058年老年余博士实验室（跨时空交叉） — 日</w:t>
-            </w:r>
-          </w:p>
-        </w:tc>
-        <w:tc>
-          <w:tcPr>
-            <w:tcW w:type="dxa" w:w="7344"/>
-            <w:vAlign w:val="center"/>
-            <w:tcMar>
-              <w:top w:w="105" w:type="dxa"/>
-              <w:bottom w:w="105" w:type="dxa"/>
-              <w:left w:w="145" w:type="dxa"/>
-              <w:right w:w="145" w:type="dxa"/>
-            </w:tcMar>
-          </w:tcPr>
-          <w:p>
-            <w:pPr>
-              <w:spacing w:before="40" w:after="40" w:line="341" w:lineRule="auto"/>
-              <w:jc w:val="left"/>
-            </w:pPr>
-            <w:r/>
-            <w:r>
-              <w:rPr>
-                <w:rFonts w:ascii="Times New Roman" w:hAnsi="Times New Roman" w:eastAsia="宋体"/>
-                <w:b w:val="0"/>
-                <w:color w:val="191919"/>
-                <w:sz w:val="19"/>
-              </w:rPr>
-              <w:t>【本场剧情动作与调度实录】次日白天，冬日暖阳洒在白雪皑皑的长林八中校园。身穿白色长款羽绒服、内搭白色高领毛衣的青年赵左右独自走过覆雪的孔子雕像，穿过空旷安静的室内体育馆，最后走上厚雪覆盖的室外大操场。他双手插兜，踩着积雪在看台边缘落寞地徘徊。 就在赵左右停下脚步低头沉思的刹那——身后看台方向，突然传来一声无比熟悉、带着三分戏谑七分温柔的呼唤！ 赵左右浑身剧震，猛地转过身去——只见阳光下的操场看台铁栏杆旁，身穿一袭黑色长款毛呢大衣、内搭黑色高领毛衣的四十一岁荀未来，正双手插兜、微笑着静静注视着他！ 青年赵左右不敢相信自己的眼睛，下意识地用力握紧拳头又松开，确认这不是幻觉。看台上的荀未来挑了挑眉，笑着吐出了那句久违的口头禅： 一瞬间，四年来的孤独与委屈化作夺眶而出的热泪！青年赵左右发疯似的飞奔冲上看台阶梯，一把死死抱住了四十一岁的荀未来！荀未来也张开双臂紧紧回抱住年轻的自己，温柔地轻拍着他的后背。 荀未来眼圈泛红，嘴上却故作洒脱地笑着打趣。 两人松开拥抱面对……</w:t>
-              <w:br/>
-              <w:t>【核心台词与对手戏交锋】老年余博士：“你们或许骗得过我，但是绝对骗不过时间。你们非要和秩序对着来，美其名曰改命。实际上，强行灌输给小赵这么多不属于他这个年纪的东西，到头来什么都改变不了，唯独害了他。他已经不会生活了，满脑子只有未来，只有命运。可如果一个人什么都知道，真的会活得更好吗？” ／ 老年余博士：“时空修正程序已经启动，而且还在运行，我没法再启动一次。唯一的办法，是你去引导小赵发出信号，让我可以定位到他。这样呢，我就可以清除那些由你们带给他的记忆，让他回归未知，回到最初。这次发送信号的办法，由你来定吧。”</w:t>
-            </w:r>
-          </w:p>
-        </w:tc>
-      </w:tr>
-      <w:tr>
-        <w:trPr>
-          <w:cantSplit/>
-        </w:trPr>
-        <w:tc>
-          <w:tcPr>
-            <w:tcW w:type="dxa" w:w="3024"/>
-            <w:vAlign w:val="center"/>
-            <w:tcMar>
-              <w:top w:w="105" w:type="dxa"/>
-              <w:bottom w:w="105" w:type="dxa"/>
-              <w:left w:w="145" w:type="dxa"/>
-              <w:right w:w="145" w:type="dxa"/>
-            </w:tcMar>
-            <w:shd w:fill="F7FAFC"/>
-          </w:tcPr>
-          <w:p>
-            <w:pPr>
-              <w:spacing w:before="40" w:after="40" w:line="341" w:lineRule="auto"/>
-              <w:jc w:val="left"/>
-            </w:pPr>
-            <w:r/>
-            <w:r>
-              <w:rPr>
-                <w:rFonts w:ascii="Times New Roman" w:hAnsi="Times New Roman" w:eastAsia="宋体"/>
-                <w:b/>
-                <w:color w:val="191919"/>
-                <w:sz w:val="19"/>
-              </w:rPr>
-              <w:t>EP24</w:t>
-              <w:br/>
-              <w:t>24-13　内　2058年时空修正中心实验室 — 日</w:t>
-            </w:r>
-          </w:p>
-        </w:tc>
-        <w:tc>
-          <w:tcPr>
-            <w:tcW w:type="dxa" w:w="7344"/>
-            <w:vAlign w:val="center"/>
-            <w:tcMar>
-              <w:top w:w="105" w:type="dxa"/>
-              <w:bottom w:w="105" w:type="dxa"/>
-              <w:left w:w="145" w:type="dxa"/>
-              <w:right w:w="145" w:type="dxa"/>
-            </w:tcMar>
-            <w:shd w:fill="F7FAFC"/>
-          </w:tcPr>
-          <w:p>
-            <w:pPr>
-              <w:spacing w:before="40" w:after="40" w:line="341" w:lineRule="auto"/>
-              <w:jc w:val="left"/>
-            </w:pPr>
-            <w:r/>
-            <w:r>
-              <w:rPr>
-                <w:rFonts w:ascii="Times New Roman" w:hAnsi="Times New Roman" w:eastAsia="宋体"/>
-                <w:b w:val="0"/>
-                <w:color w:val="191919"/>
-                <w:sz w:val="19"/>
-              </w:rPr>
-              <w:t>【本场剧情动作与调度实录】公元2058年，极简冷色调的时空修正中心实验室内。主控电脑屏幕上，那条原本应该走到百分之百的【时空修正进度条】，竟死死地定格在了【`99%`】，无论如何也不再往前跳动哪怕百分之一！ 满头银发的八十二岁老年余博士手里咬着银色触控笔，盯着屏幕上纹丝不动的“99%”，百思不得其解地喃喃自语： 就在这时，一名戴着黑框眼镜、身穿灰色连帽卫衣的年轻研究助理快步走进实验室，满脸困惑地向余博士汇报人工核查结果—— 老年余博士手中的触控笔猛地一顿，整个人如遭电击般怔在原地！原来，因为2012年那个雪夜回归未知的青年赵左右替徐图图删掉了偷拍视频、用左额角的伤疤解开了她对赌鬼父亲的羞耻心结，徐图图坦坦荡荡地做了一辈子“徐图图”，根本就没有随母姓改名为“舒图”！世上既无“舒图”，时间修正程序自然永远找不到“2033年舒图之死”的最后一个修正节点！ 极近景微距特写镜头推向老年余博士的双眼——她的瞳孔深处清晰地倒映着屏幕上闪烁的【`99%`】字样，老人嘴角……</w:t>
-              <w:br/>
-              <w:t>【核心台词与对手戏交锋】老年余博士：“为什么卡在百分之九十九就不动了呢？最后一个大节点是什么来着？” ／ 老年余博士：“没有？难道……舒图真的骗过了时间？”</w:t>
-            </w:r>
-          </w:p>
-        </w:tc>
-      </w:tr>
-    </w:tbl>
     <w:sectPr>
       <w:pgSz w:w="12240" w:h="15840"/>
       <w:pgMar w:top="1080" w:right="936" w:bottom="1080" w:left="936" w:header="720" w:footer="720" w:gutter="0"/>

--- a/01_《三人行》全24集全流程标杆成品库/05_核心人物一人一档/人物13_余止_余博士（2008年32岁青年科学家 ＆ 2058年82岁时空修正总控）.docx
+++ b/01_《三人行》全24集全流程标杆成品库/05_核心人物一人一档/人物13_余止_余博士（2008年32岁青年科学家 ＆ 2058年82岁时空修正总控）.docx
@@ -1532,13 +1532,7 @@
         <w:jc w:val="left"/>
       </w:pPr>
       <w:r>
-        <w:rPr>
-          <w:rFonts w:ascii="Times New Roman" w:hAnsi="Times New Roman" w:eastAsia="宋体"/>
-          <w:b w:val="0"/>
-          <w:color w:val="141414"/>
-          <w:sz w:val="21"/>
-        </w:rPr>
-        <w:t>• “我本想把未来的知识告诉曾经的我，但是巨大的压力把自己都逼疯了，我就此收手。我反对时空旅行的商业化，我反对用它来挣钱。……其实，这都是时间在警告我，它有它的秩序，不要试图对抗它。”（EP22第22-7场，82岁老年余博士道出亲身经历“全知反噬”后的敬畏与领悟）</w:t>
+        <w:t>• “我本想把未来的知识告诉曾经的我，但是巨大的压力把自己都逼疯了，我就此收手。我反对时空旅行的商业化，我反对用它来挣钱。……其实，这都是时间在警告我，它有它的秩序，不要试图对抗它。”（EP22第22-4场，82岁老年余博士道出亲身经历“全知反噬”后的敬畏与领悟）</w:t>
       </w:r>
     </w:p>
     <w:p>
@@ -1562,13 +1556,7 @@
         <w:jc w:val="left"/>
       </w:pPr>
       <w:r>
-        <w:rPr>
-          <w:rFonts w:ascii="Times New Roman" w:hAnsi="Times New Roman" w:eastAsia="宋体"/>
-          <w:b w:val="0"/>
-          <w:color w:val="141414"/>
-          <w:sz w:val="21"/>
-        </w:rPr>
-        <w:t>• “为什么卡在百分之九十九就不动了呢？最后一个大节点是什么来着？……没有？难道……舒图真的骗过了时间？”（EP24第24-12场大结局收尾台词，82岁余博士凝视99%屏幕时的震撼感叹）</w:t>
+        <w:t>• “为什么卡在百分之九十九就不动了呢？最后一个大节点是什么来着？……没有？难道……舒图真的骗过了时间？”（EP24第24-13场大结局收尾台词，82岁余博士凝视99%屏幕时的震撼感叹）</w:t>
       </w:r>
     </w:p>
     <w:sectPr>

--- a/01_《三人行》全24集全流程标杆成品库/05_核心人物一人一档/人物13_余止_余博士（2008年32岁青年科学家 ＆ 2058年82岁时空修正总控）.docx
+++ b/01_《三人行》全24集全流程标杆成品库/05_核心人物一人一档/人物13_余止_余博士（2008年32岁青年科学家 ＆ 2058年82岁时空修正总控）.docx
@@ -1215,7 +1215,7 @@
           <w:color w:val="192D55"/>
           <w:sz w:val="25"/>
         </w:rPr>
-        <w:t>第四章　全剧完整人物生平传记与核心事件全纪实</w:t>
+        <w:t>第四章　全剧完整人物生平传记与逐集分场剧情推进全纪实</w:t>
       </w:r>
     </w:p>
     <w:p>
@@ -1280,6 +1280,622 @@
         <w:t>到了2058年（EP22–24），82岁满头银发的老年余博士被请回公司主持“局部熵减时空修正”。她在EP22跨越时空来到2008年502室，向赵了宣告“修正完成后舒图必死无疑”；在EP23主控室里，她被荀未来抛出的“克隆人哲学悖论”拖延了20多分钟，客观上促成了16岁赵左右卡Bug保住记忆。而在EP24大结局中，正是老年余博士通过时间线观测发现小赵被全知记忆毁掉了生活能力，她一针见血地向荀未来发问：“可如果一个人什么都知道，真的会活得更好吗？”并协助荀未来以母校操场堆雪人为定位信号，清除了小赵脑海中的全部预知记忆。在全剧最后一幕，当研究助理跑进实验室汇报“去2033年人工核查，长林市没有一个叫舒图的人”时，82岁的余博士仰望永远卡在【99%】的主控大屏，震撼呢喃：“难道……舒图真的骗过了时间？”</w:t>
       </w:r>
     </w:p>
+    <w:p>
+      <w:pPr>
+        <w:spacing w:before="160" w:after="80" w:line="384" w:lineRule="auto"/>
+        <w:jc w:val="left"/>
+      </w:pPr>
+      <w:r>
+        <w:rPr>
+          <w:rFonts w:ascii="Arial" w:hAnsi="Arial" w:eastAsia="黑体"/>
+          <w:b/>
+          <w:color w:val="141414"/>
+          <w:sz w:val="22"/>
+        </w:rPr>
+        <w:t>（附）本角色全剧逐集登场场次、具体行动、核心对白与剧情推动脉络总表（100%源自定稿文学剧本）</w:t>
+      </w:r>
+    </w:p>
+    <w:tbl>
+      <w:tblPr>
+        <w:tblStyle w:val="TableGrid"/>
+        <w:tblW w:type="auto" w:w="0"/>
+        <w:jc w:val="center"/>
+        <w:tblLayout w:type="fixed"/>
+        <w:tblLook w:firstColumn="1" w:firstRow="1" w:lastColumn="0" w:lastRow="0" w:noHBand="0" w:noVBand="1" w:val="04A0"/>
+      </w:tblPr>
+      <w:tblGrid>
+        <w:gridCol w:w="5184"/>
+        <w:gridCol w:w="5184"/>
+      </w:tblGrid>
+      <w:tr>
+        <w:trPr>
+          <w:tblHeader/>
+          <w:cantSplit/>
+        </w:trPr>
+        <w:tc>
+          <w:tcPr>
+            <w:tcW w:type="dxa" w:w="2376"/>
+            <w:vAlign w:val="center"/>
+            <w:tcMar>
+              <w:top w:w="130" w:type="dxa"/>
+              <w:bottom w:w="130" w:type="dxa"/>
+              <w:left w:w="150" w:type="dxa"/>
+              <w:right w:w="150" w:type="dxa"/>
+            </w:tcMar>
+            <w:shd w:fill="1F3864"/>
+          </w:tcPr>
+          <w:p>
+            <w:pPr>
+              <w:spacing w:before="40" w:after="40" w:line="312" w:lineRule="auto"/>
+              <w:jc w:val="center"/>
+            </w:pPr>
+            <w:r/>
+            <w:r>
+              <w:rPr>
+                <w:rFonts w:ascii="Arial" w:hAnsi="Arial" w:eastAsia="黑体"/>
+                <w:b/>
+                <w:color w:val="FFFFFF"/>
+                <w:sz w:val="19"/>
+              </w:rPr>
+              <w:t>登场集数与片名</w:t>
+            </w:r>
+          </w:p>
+        </w:tc>
+        <w:tc>
+          <w:tcPr>
+            <w:tcW w:type="dxa" w:w="7992"/>
+            <w:vAlign w:val="center"/>
+            <w:tcMar>
+              <w:top w:w="130" w:type="dxa"/>
+              <w:bottom w:w="130" w:type="dxa"/>
+              <w:left w:w="150" w:type="dxa"/>
+              <w:right w:w="150" w:type="dxa"/>
+            </w:tcMar>
+            <w:shd w:fill="1F3864"/>
+          </w:tcPr>
+          <w:p>
+            <w:pPr>
+              <w:spacing w:before="40" w:after="40" w:line="312" w:lineRule="auto"/>
+              <w:jc w:val="center"/>
+            </w:pPr>
+            <w:r/>
+            <w:r>
+              <w:rPr>
+                <w:rFonts w:ascii="Arial" w:hAnsi="Arial" w:eastAsia="黑体"/>
+                <w:b/>
+                <w:color w:val="FFFFFF"/>
+                <w:sz w:val="19"/>
+              </w:rPr>
+              <w:t>本集各场次具体行动、人物互动、核心台词与剧情推进逻辑</w:t>
+            </w:r>
+          </w:p>
+        </w:tc>
+      </w:tr>
+      <w:tr>
+        <w:trPr>
+          <w:cantSplit/>
+        </w:trPr>
+        <w:tc>
+          <w:tcPr>
+            <w:tcW w:type="dxa" w:w="2376"/>
+            <w:vAlign w:val="center"/>
+            <w:tcMar>
+              <w:top w:w="105" w:type="dxa"/>
+              <w:bottom w:w="105" w:type="dxa"/>
+              <w:left w:w="145" w:type="dxa"/>
+              <w:right w:w="145" w:type="dxa"/>
+            </w:tcMar>
+          </w:tcPr>
+          <w:p>
+            <w:pPr>
+              <w:spacing w:before="40" w:after="40" w:line="341" w:lineRule="auto"/>
+              <w:jc w:val="center"/>
+            </w:pPr>
+            <w:r/>
+            <w:r>
+              <w:rPr>
+                <w:rFonts w:ascii="Times New Roman" w:hAnsi="Times New Roman" w:eastAsia="宋体"/>
+                <w:b/>
+                <w:color w:val="191919"/>
+                <w:sz w:val="19"/>
+              </w:rPr>
+              <w:t>EP17《不速之客》</w:t>
+            </w:r>
+          </w:p>
+        </w:tc>
+        <w:tc>
+          <w:tcPr>
+            <w:tcW w:type="dxa" w:w="7992"/>
+            <w:vAlign w:val="center"/>
+            <w:tcMar>
+              <w:top w:w="105" w:type="dxa"/>
+              <w:bottom w:w="105" w:type="dxa"/>
+              <w:left w:w="145" w:type="dxa"/>
+              <w:right w:w="145" w:type="dxa"/>
+            </w:tcMar>
+          </w:tcPr>
+          <w:p>
+            <w:pPr>
+              <w:spacing w:before="40" w:after="40" w:line="341" w:lineRule="auto"/>
+              <w:jc w:val="left"/>
+            </w:pPr>
+            <w:r/>
+            <w:r>
+              <w:rPr>
+                <w:rFonts w:ascii="Times New Roman" w:hAnsi="Times New Roman" w:eastAsia="宋体"/>
+                <w:b w:val="0"/>
+                <w:color w:val="191919"/>
+                <w:sz w:val="19"/>
+              </w:rPr>
+              <w:t>• 【17-1　内　2058年人生无限有限公司开放办公区与监控台 — 夜】小雪神色一正，点出了全公司最神圣不可侵犯的铁律——禁止接触时空旅行发明人余博士！（核心台词：林开颜（小雪）：“对！最高警报就是客户和发明时空旅行的余博士发生了互动。就好像你现在去和爱迪生说别发明电灯了一样，这后果不堪设想。所以啊，这是唯一可以触发紧急召回信号的情况。”）</w:t>
+              <w:br/>
+              <w:t>• 【17-3　内　2058年高尚副总裁访谈室与2008年雪原古堡余博士实验室 — 日/夜】头挽发髻的副总裁高尚正与一名知性女记者隔桌相对，侃侃而谈二十年前（2038年）时空旅行发明人余博士离开“人生有限公司”的往事。 画面切回公元2008年的林海雪原尖顶石砌古堡内（浮现年份大字：2008）。昏暗杂乱的二楼实验室内，四周黑板与图纸上密密麻麻写满了时空曲率方程与微积分推导公式。身穿黑西装大衣的四十一岁荀未来站在黑板前緊張地打量四周；书桌前，年轻时的余博士（三十二岁，头挽发髻插着发簪、身穿驼色风衣，高尚正是模仿她的发型！）正背对着门口伏案疾书，头也不回地冷冷开口。 余博士停下笔转过身，犀利的目光上下打量了荀未（核心台词：高尚：“差不多二十年前吧，我记得是三八年。余博士因为跟她的合伙人理念不合，在合同纠纷之后，选择了离开公司，我们也很惋惜。说起来我还是她粉丝呢，看我这个发型。她的合伙人当年窃取了她的科研成果，好在法律早就给出了公正的判决。我们在收购人生有限公司之后，虽然还是决定商业化了时空旅行这项技术，但始终严格遵守时空管理局的相关规定——只卖体验，不卖后悔药。” ／ 访谈女记者：“余博士如今已经八十二岁高龄了，你们有没有想过去找曾经的余博士，告诉她这些话？” ／ 高尚：“这绝对不行！我们有专）</w:t>
+              <w:br/>
+              <w:t>• 【17-4　内/外　2058年人生无限有限公司·雪原古堡外·风雪电话亭与502室客厅 — 夜/日】驾驶座上的六十六岁赵了一脚油门踩到底，越野车卷起漫天雪雾疾驰而去！几秒钟后，身穿驼色风衣的余博士追出古堡大门，站在雪地里死死盯着远去的汽车尾灯，准确记下了车牌号（“6T534”），随即快步跑回实验室翻找检查桌上的手稿与公式，眼神冰冷地咬牙道：“到底偷走了什么……给我等着！”（核心台词：荀未来：“刚才余博士好像听到你耳机里的声音了，不知道紧急召回程序会不会启动？” ／ 荀未来：“我多嘴？你早点把余博士自传里写了什么告诉我，让我自己发挥不就没事了吗？”）</w:t>
+            </w:r>
+          </w:p>
+        </w:tc>
+      </w:tr>
+      <w:tr>
+        <w:trPr>
+          <w:cantSplit/>
+        </w:trPr>
+        <w:tc>
+          <w:tcPr>
+            <w:tcW w:type="dxa" w:w="2376"/>
+            <w:vAlign w:val="center"/>
+            <w:tcMar>
+              <w:top w:w="105" w:type="dxa"/>
+              <w:bottom w:w="105" w:type="dxa"/>
+              <w:left w:w="145" w:type="dxa"/>
+              <w:right w:w="145" w:type="dxa"/>
+            </w:tcMar>
+            <w:shd w:fill="F7FAFC"/>
+          </w:tcPr>
+          <w:p>
+            <w:pPr>
+              <w:spacing w:before="40" w:after="40" w:line="341" w:lineRule="auto"/>
+              <w:jc w:val="center"/>
+            </w:pPr>
+            <w:r/>
+            <w:r>
+              <w:rPr>
+                <w:rFonts w:ascii="Times New Roman" w:hAnsi="Times New Roman" w:eastAsia="宋体"/>
+                <w:b/>
+                <w:color w:val="191919"/>
+                <w:sz w:val="19"/>
+              </w:rPr>
+              <w:t>EP18《一夜剧变》</w:t>
+            </w:r>
+          </w:p>
+        </w:tc>
+        <w:tc>
+          <w:tcPr>
+            <w:tcW w:type="dxa" w:w="7992"/>
+            <w:vAlign w:val="center"/>
+            <w:tcMar>
+              <w:top w:w="105" w:type="dxa"/>
+              <w:bottom w:w="105" w:type="dxa"/>
+              <w:left w:w="145" w:type="dxa"/>
+              <w:right w:w="145" w:type="dxa"/>
+            </w:tcMar>
+            <w:shd w:fill="F7FAFC"/>
+          </w:tcPr>
+          <w:p>
+            <w:pPr>
+              <w:spacing w:before="40" w:after="40" w:line="341" w:lineRule="auto"/>
+              <w:jc w:val="left"/>
+            </w:pPr>
+            <w:r/>
+            <w:r>
+              <w:rPr>
+                <w:rFonts w:ascii="Times New Roman" w:hAnsi="Times New Roman" w:eastAsia="宋体"/>
+                <w:b w:val="0"/>
+                <w:color w:val="191919"/>
+                <w:sz w:val="19"/>
+              </w:rPr>
+              <w:t>• 【18-3　内　酒店2388套房客厅·501室赵左右卧室与父母主卧 — 夜】深夜，酒店2388号豪华套房客厅内，画面下方居中浮现本集片名：第 18 集 一夜剧变。 2058年的实习客服林开颜（小雪）被麻绳结结实实地捆在客厅中央的椅子上，嘴上贴着一截宽大的白色封箱胶带；刚从医院回来的六十六岁赵了半躺在沙发上闭目养神；身穿黑西装的四十一岁荀未来双手抱胸站在小雪面前，俯身捏住封箱胶带的一角，“刺啦”一声撕了下来！小雪疼得龇牙咧嘴，抿了抿嘴唇嘟囔了一句。（核心台词：林开颜（小雪）（内心独白）：“原来姓赵的没有识破我！那他为什么要去见余博士触发紧急召回程序啊？” ／ 林开颜（小雪）：“对！也是因为高总要冲业绩，说必须让你们待到时间消费完为止，所以才说通道在抢修，他就是不想让您回去！很多内幕你们不知道吧？余博士跟合伙人产生合同纠纷之前啊，公司还叫人生有限公司。后来国家成立了时空管理局，监管时空进程。高总他们收购公司之后为了规避风险，偷偷把一个貌似改变过时空进程的实验志愿者的档案拿走了！”）</w:t>
+              <w:br/>
+              <w:t>• 【18-4　内/外　酒店2388套房·楼下路虎车内与套房卧室门前 — 夜】后座上，顺着车牌号一路追踪而来的三十二岁余博士（身穿驼色风衣）冷冷地开口！ 荀未来从后视镜里认出是余博士，吓得亡魂皆冒，干笑着试探。 余博士手腕微沉，冷酷地逼问他闯入古堡实验室的真实目的。 荀未来苦着脸拼命解释自己真的只是想找她投资拍电影，余博士冷笑着质问他为何撒谎说自己是电影学院毕业的；走投无路的荀未来眼珠一转，又编出了一套“两头骗中介费”的说辞。 余博士直接用荀未来刚才骂小雪的那句话顶了回来，并晃了晃手里的黑色电击遥控器！ 后颈贴着电击贴片的荀未来不敢造次，只好乖乖解开安全带下车带路，一边走还一边颤声叮嘱：“余（核心台词：余博士：“车倒是好车，就是钱，怕来路不正吧。” ／ 荀未来：“余博士啊？你怎么进我车的呀？” ／ 余博士：“这种简单的机械装置，想进来，不还跟玩一样？说，那天去我家是想偷什么？谁让你偷的？不是为了偷我的研究进展，难道是去看二手房的？”）</w:t>
+              <w:br/>
+              <w:t>• 【18-5　内/外　酒店23楼走廊·2388套房卧室·2058年监控室与雪原木屋 — 夜/晨】见余博士转身走出2388号套房大门，荀未来如释重负地走到门边透过猫眼往外看了一眼，随后推门走出走廊，一把扯下贴在自己后颈上的电击贴片。躲在里屋的六十六岁赵了也快步追出房门拉住荀未来。 话音刚落，走廊拐角的阴影处突然传来了高跟鞋清脆的脚步声——根本没走的余博士冷笑着从拐角走了出来，目光锁定了刚刚现身的六十六岁赵了！ 就在余博士与66岁赵了四目相对的同一秒——公元2058年“人生（无限）有限公司”监控大厅内，刺目的红光再次疯狂爆闪！由于此前小雪用来卡住鼠标的胶带座只能挡住第一次召回，当余博士亲眼见到赵了并开口说话时，系（核心台词：赵了：“行行行，随你随你。这个事其实呢，总算混过去了。唯一可惜的，就是跟这个余博士的关系，咱们没攀成。” ／ 余博士：“你总算出来了。” ／ 余博士：“没想到脑子还有点问题。……你们刚才的对话很耐人寻味，“和我攀关系”？看来你们的偷窃计划还很长远嘛，说说吧。”）</w:t>
+              <w:br/>
+              <w:t>• 【18-6　外/内　和艺北街电话亭拆除现场·酒店套房与长林八中食堂 — 日】2008年4月14日清晨六点刚过，荀未来驾车赶到和艺北街与飞霞路交口的公用电话亭旁，却隔着车窗呆呆地停住了——只见几名头戴安全帽的市政施工人员已经拉起警戒线，正将那座公用电话亭连根拆走！荀未来握着方向盘，拨通了赵了的电话。 酒店套房内，握着手机的六十六岁赵了瞬间将昨晚所有的线索串联成线，恍然大悟！（核心台词：赵了：“果然我猜得没错！这件事情的来龙去脉，我大概盘明白了。小雪早就想把我关在2008年，可是她没想到，昨天晚上我们去约见了余博士，触发了最高警报，才出了昨天一整晚的闹剧！” ／ 赵了：“既然小雪能够在2058年那边动手脚，那除了利用余博士的紧急召回机制，我也没想好别的办法。昨晚小雪应该是盗用了高总的权限，取消了系统对我的召回。但是，她不能一直盗用啊！只要找机会让我和余博士再见面一次，最好是白天，兴许会成功！” ／ 赵了：“形势严峻啊。保险柜里的钱，不会再有补充了，但是我们还）</w:t>
+              <w:br/>
+              <w:t>• 【18-7　内　长林八中高一十班教室·五楼楼梯间·501室客厅与502室赵了家 — 日/夜】下午，高一十班教室内正在上历史课。历史女老师背对学生在黑板上书写“唐朝的荣衰与民族交融（突厥、回纥、靺鞨、吐蕃）”的板书，台下的赵左右、徐图图、王一漫等人正低头认真记笔记。突然，教室前排传来一阵断断续续的“嗡嗡、咔咔”小型马达与齿轮运转声！ 历史老师停下粉笔转过身：“什么声音？”全班同学茫然四顾；等老师转回身继续写字，那阵机械运转声又响了起来！历史老师放下粉笔径直走下讲台，停在第一排罗爱文的课桌前，伸手敲了敲桌面。（核心台词：赵了：“这余博士到现在还没找着，你睡床，我睡哪儿？我总不能一直睡沙发吧？去买个小板床，省着点花啊，这精打细算的日子呀，我比你有经验。” ／ 赵了：“明天开始，你去找余博士的下落，经费我会给你的。”）</w:t>
+            </w:r>
+          </w:p>
+        </w:tc>
+      </w:tr>
+      <w:tr>
+        <w:trPr>
+          <w:cantSplit/>
+        </w:trPr>
+        <w:tc>
+          <w:tcPr>
+            <w:tcW w:type="dxa" w:w="2376"/>
+            <w:vAlign w:val="center"/>
+            <w:tcMar>
+              <w:top w:w="105" w:type="dxa"/>
+              <w:bottom w:w="105" w:type="dxa"/>
+              <w:left w:w="145" w:type="dxa"/>
+              <w:right w:w="145" w:type="dxa"/>
+            </w:tcMar>
+          </w:tcPr>
+          <w:p>
+            <w:pPr>
+              <w:spacing w:before="40" w:after="40" w:line="341" w:lineRule="auto"/>
+              <w:jc w:val="center"/>
+            </w:pPr>
+            <w:r/>
+            <w:r>
+              <w:rPr>
+                <w:rFonts w:ascii="Times New Roman" w:hAnsi="Times New Roman" w:eastAsia="宋体"/>
+                <w:b/>
+                <w:color w:val="191919"/>
+                <w:sz w:val="19"/>
+              </w:rPr>
+              <w:t>EP19《仁》</w:t>
+            </w:r>
+          </w:p>
+        </w:tc>
+        <w:tc>
+          <w:tcPr>
+            <w:tcW w:type="dxa" w:w="7992"/>
+            <w:vAlign w:val="center"/>
+            <w:tcMar>
+              <w:top w:w="105" w:type="dxa"/>
+              <w:bottom w:w="105" w:type="dxa"/>
+              <w:left w:w="145" w:type="dxa"/>
+              <w:right w:w="145" w:type="dxa"/>
+            </w:tcMar>
+          </w:tcPr>
+          <w:p>
+            <w:pPr>
+              <w:spacing w:before="40" w:after="40" w:line="341" w:lineRule="auto"/>
+              <w:jc w:val="left"/>
+            </w:pPr>
+            <w:r/>
+            <w:r>
+              <w:rPr>
+                <w:rFonts w:ascii="Times New Roman" w:hAnsi="Times New Roman" w:eastAsia="宋体"/>
+                <w:b w:val="0"/>
+                <w:color w:val="191919"/>
+                <w:sz w:val="19"/>
+              </w:rPr>
+              <w:t>• 【19-1　内　长林八中微机室与502室赵了家 — 日/夜】荀未来以为老头儿又催他去找余博士，无奈地摊开手汇报白天的调查结果。（核心台词：荀未来：“我白天已经出去一圈打听余博士的消息了，她连邮箱都注销了，你心急也没有用啊。”）</w:t>
+              <w:br/>
+              <w:t>• 【19-5　内　502室赵了家客厅与501室赵东来餐厅 — 日/夜】2008年8月的一个盛夏午后，身穿花衬衫大裤衩的十六岁赵左右怀里抱着一个大西瓜，与同样一身清凉夏装的四十一岁荀未来推门走进五零二室（“当当——！”）。躺在床边摇着蒲扇的六十六岁赵了嫌弃地吐槽：“哎哟，我说你们俩穿的啥，土得掉渣！”赵左右笑嘻嘻地抱着大西瓜转身出门：“天太热了，穿这多凉快啊！我先回家，让我妈把西瓜冰镇切一下！” 等赵左右一走，荀未来关上门，拉过小板凳坐到赵了对面，神色郑重地竖起两根手指。（核心台词：荀未来：“好消息就是，经过我这几个月不懈的努力啊，终于海底捞针，打听到了余博士的消息！” ／ 荀未来：“办法我都替你想好了。给我一万五，包含机票费一万二，我找一个人给你飞到鲁多维科群岛去，去找余博士。到时候让她拿着笔记本电脑跟你视频通话，这不就成了吗？” ／ 赵了：“是啊。现在回想起来，最幸福的，其实是和爸妈一起坐火车去北京的路上。……行。余博士的那件事，就按照你说的办。等我们从北京回来，我就把钱给你。”）</w:t>
+            </w:r>
+          </w:p>
+        </w:tc>
+      </w:tr>
+      <w:tr>
+        <w:trPr>
+          <w:cantSplit/>
+        </w:trPr>
+        <w:tc>
+          <w:tcPr>
+            <w:tcW w:type="dxa" w:w="2376"/>
+            <w:vAlign w:val="center"/>
+            <w:tcMar>
+              <w:top w:w="105" w:type="dxa"/>
+              <w:bottom w:w="105" w:type="dxa"/>
+              <w:left w:w="145" w:type="dxa"/>
+              <w:right w:w="145" w:type="dxa"/>
+            </w:tcMar>
+            <w:shd w:fill="F7FAFC"/>
+          </w:tcPr>
+          <w:p>
+            <w:pPr>
+              <w:spacing w:before="40" w:after="40" w:line="341" w:lineRule="auto"/>
+              <w:jc w:val="center"/>
+            </w:pPr>
+            <w:r/>
+            <w:r>
+              <w:rPr>
+                <w:rFonts w:ascii="Times New Roman" w:hAnsi="Times New Roman" w:eastAsia="宋体"/>
+                <w:b/>
+                <w:color w:val="191919"/>
+                <w:sz w:val="19"/>
+              </w:rPr>
+              <w:t>EP20《涉过夏天》</w:t>
+            </w:r>
+          </w:p>
+        </w:tc>
+        <w:tc>
+          <w:tcPr>
+            <w:tcW w:type="dxa" w:w="7992"/>
+            <w:vAlign w:val="center"/>
+            <w:tcMar>
+              <w:top w:w="105" w:type="dxa"/>
+              <w:bottom w:w="105" w:type="dxa"/>
+              <w:left w:w="145" w:type="dxa"/>
+              <w:right w:w="145" w:type="dxa"/>
+            </w:tcMar>
+            <w:shd w:fill="F7FAFC"/>
+          </w:tcPr>
+          <w:p>
+            <w:pPr>
+              <w:spacing w:before="40" w:after="40" w:line="341" w:lineRule="auto"/>
+              <w:jc w:val="left"/>
+            </w:pPr>
+            <w:r/>
+            <w:r>
+              <w:rPr>
+                <w:rFonts w:ascii="Times New Roman" w:hAnsi="Times New Roman" w:eastAsia="宋体"/>
+                <w:b w:val="0"/>
+                <w:color w:val="191919"/>
+                <w:sz w:val="19"/>
+              </w:rPr>
+              <w:t>• 【20-7　内/外　501室客厅与卧室·荒村老屋·5元快餐店·旧物仓库与2058办公区 — 夜】深夜，五零一室玄关门轻轻推开，脖子上搭着白毛巾的赵东来与刘美奕蹑手蹑脚地走进客厅，怕吵醒熟睡的儿子。刘美奕笑着夸赞放下面子去她所在剧组帮厨师采买伙食的丈夫。 赵东来倒了一杯水喝，乐呵呵地回答：“那当然了，干什么工作都得用心，不是吗？”话音刚落，十六岁的赵左右突然掀开门帘从卧室走了出来，把夫妻俩吓了一跳！（核心台词：林开颜（小雪）：“都这么久了，还没找到余博士触发最高警报。这老赵左右……不会是病死了吧？”）</w:t>
+            </w:r>
+          </w:p>
+        </w:tc>
+      </w:tr>
+      <w:tr>
+        <w:trPr>
+          <w:cantSplit/>
+        </w:trPr>
+        <w:tc>
+          <w:tcPr>
+            <w:tcW w:type="dxa" w:w="2376"/>
+            <w:vAlign w:val="center"/>
+            <w:tcMar>
+              <w:top w:w="105" w:type="dxa"/>
+              <w:bottom w:w="105" w:type="dxa"/>
+              <w:left w:w="145" w:type="dxa"/>
+              <w:right w:w="145" w:type="dxa"/>
+            </w:tcMar>
+          </w:tcPr>
+          <w:p>
+            <w:pPr>
+              <w:spacing w:before="40" w:after="40" w:line="341" w:lineRule="auto"/>
+              <w:jc w:val="center"/>
+            </w:pPr>
+            <w:r/>
+            <w:r>
+              <w:rPr>
+                <w:rFonts w:ascii="Times New Roman" w:hAnsi="Times New Roman" w:eastAsia="宋体"/>
+                <w:b/>
+                <w:color w:val="191919"/>
+                <w:sz w:val="19"/>
+              </w:rPr>
+              <w:t>EP21《当雪落下》</w:t>
+            </w:r>
+          </w:p>
+        </w:tc>
+        <w:tc>
+          <w:tcPr>
+            <w:tcW w:type="dxa" w:w="7992"/>
+            <w:vAlign w:val="center"/>
+            <w:tcMar>
+              <w:top w:w="105" w:type="dxa"/>
+              <w:bottom w:w="105" w:type="dxa"/>
+              <w:left w:w="145" w:type="dxa"/>
+              <w:right w:w="145" w:type="dxa"/>
+            </w:tcMar>
+          </w:tcPr>
+          <w:p>
+            <w:pPr>
+              <w:spacing w:before="40" w:after="40" w:line="341" w:lineRule="auto"/>
+              <w:jc w:val="left"/>
+            </w:pPr>
+            <w:r/>
+            <w:r>
+              <w:rPr>
+                <w:rFonts w:ascii="Times New Roman" w:hAnsi="Times New Roman" w:eastAsia="宋体"/>
+                <w:b w:val="0"/>
+                <w:color w:val="191919"/>
+                <w:sz w:val="19"/>
+              </w:rPr>
+              <w:t>• 【21-1　内　2058年人生（无限）有限公司副总裁高尚办公室 — 日】片头龙标与“朝也 CHAO YE FILM”厂牌隐去。公元2058年，“人生（无限）有限公司”总部极简冷色调的副总裁办公室内，巨幅落地多屏显示器泛着幽冷蓝光。身穿黑色短袖衬衫、梳着半丸子头发髻、蓄着修剪整齐胡须的副总裁高尚（高总）端坐在流线型办公桌后；身穿黑色短袖衬衫配高腰深色牛仔裙、胸前挂着“小雪”工牌、戴着透明粗框眼镜的实习生林开颜（小雪）双手交叠，局促不安地低头站在办公桌前。 高尚冷冷地审视着眼前的下属，抬手摘下鼻梁上的细框眼镜，“啪”地一声扔在桌面上，语气凌厉如刀。（核心台词：林开颜（小雪）：“那我、那我没想到事情会变成这样嘛。我想赵先生那么恋旧，留在2008年养老也挺好的。谁知道他们会去找余博士。”）</w:t>
+              <w:br/>
+              <w:t>• 【21-7　外/内　冬日长林八中覆雪操场·荒村破屋·返城SUV车内与502室安全屋 — 日】时光流转，画面浮现字幕：三个月后·冬。鹅毛大雪将长林八中的操场装点成一片银白世界。篮球架下，身穿浅蓝色毛绒大衣的徐图图与身穿棕色棉服的罗爱文正使劲滚着一个大雪球当雪人身体，身穿深色大衣的王一漫则蹲在一旁，强迫症发作似的双手捧着一颗小雪球不停揉搓。 王一漫头也不抬，极其执拗地盯着手里的雪球。（核心台词：荀未来：“算了算了。这儿啊，总归比那个乡下小破屋强多了。五星级酒店……也是没必要了。更何况现在余博士还没找到，这钱，我们还得省着点花呀。”）</w:t>
+              <w:br/>
+              <w:t>• 【21-9　内　学校杂物间门前·502室卧室·地下旧物仓库黄色电话亭与2058高尚办公室 — 日】次日白天，长林八中堆满废旧课桌椅的杂物间铁栅栏门前。身穿白羽绒服内搭酒红格纹连帽卫衣的十六岁赵左右双手插兜靠门而立，按照三代人商定好的剧本，面沉似水地向小雪抛出了“赵爷爷已成植物人”的假消息！小雪惊得倒吸一口凉气。 赵左右冷冷地盯着她的眼睛，把责任一推到底，仔细观察着她的微表情。（核心台词：荀未来：“每次只会说对不起。不过现在说什么都晚了，你的目的达到了。以后我跟小赵就在这里生活了，不会再去找余博士了，你可以回去了。” ／ 高尚：“是的。当年余博士为了实验数据，隐瞒了荀未来擅自改变时空进程的事情，我也拿走了他的档案。现在，赵先生又不知道利用荀未来无法被实时监测的漏洞，借他之手做了多少事，改变了多少时空进程。三人共存，前所未有，这可能是史上最大的时空旅行事故。你先不要轻举妄动，等我们商讨一下解决办法。”）</w:t>
+            </w:r>
+          </w:p>
+        </w:tc>
+      </w:tr>
+      <w:tr>
+        <w:trPr>
+          <w:cantSplit/>
+        </w:trPr>
+        <w:tc>
+          <w:tcPr>
+            <w:tcW w:type="dxa" w:w="2376"/>
+            <w:vAlign w:val="center"/>
+            <w:tcMar>
+              <w:top w:w="105" w:type="dxa"/>
+              <w:bottom w:w="105" w:type="dxa"/>
+              <w:left w:w="145" w:type="dxa"/>
+              <w:right w:w="145" w:type="dxa"/>
+            </w:tcMar>
+            <w:shd w:fill="F7FAFC"/>
+          </w:tcPr>
+          <w:p>
+            <w:pPr>
+              <w:spacing w:before="40" w:after="40" w:line="341" w:lineRule="auto"/>
+              <w:jc w:val="center"/>
+            </w:pPr>
+            <w:r/>
+            <w:r>
+              <w:rPr>
+                <w:rFonts w:ascii="Times New Roman" w:hAnsi="Times New Roman" w:eastAsia="宋体"/>
+                <w:b/>
+                <w:color w:val="191919"/>
+                <w:sz w:val="19"/>
+              </w:rPr>
+              <w:t>EP22《背对背，肩并肩》</w:t>
+            </w:r>
+          </w:p>
+        </w:tc>
+        <w:tc>
+          <w:tcPr>
+            <w:tcW w:type="dxa" w:w="7992"/>
+            <w:vAlign w:val="center"/>
+            <w:tcMar>
+              <w:top w:w="105" w:type="dxa"/>
+              <w:bottom w:w="105" w:type="dxa"/>
+              <w:left w:w="145" w:type="dxa"/>
+              <w:right w:w="145" w:type="dxa"/>
+            </w:tcMar>
+            <w:shd w:fill="F7FAFC"/>
+          </w:tcPr>
+          <w:p>
+            <w:pPr>
+              <w:spacing w:before="40" w:after="40" w:line="341" w:lineRule="auto"/>
+              <w:jc w:val="left"/>
+            </w:pPr>
+            <w:r/>
+            <w:r>
+              <w:rPr>
+                <w:rFonts w:ascii="Times New Roman" w:hAnsi="Times New Roman" w:eastAsia="宋体"/>
+                <w:b w:val="0"/>
+                <w:color w:val="191919"/>
+                <w:sz w:val="19"/>
+              </w:rPr>
+              <w:t>• 【22-4　内　2008地下旧物仓库电话亭与2058年人生无限有限公司办公区及高总办公室 — 日】八十二岁的老年余博士（余止）微笑着打量着眼前的小雪，一眼认出了五十年前在2008年长林街头拦住她的那个小姑娘。 老年余博士点了点头，揭开了自己当年在2008年突然人间蒸发、令荀未来和赵了苦寻无果的真正原因——原来竟是小雪自己一手造成的因果闭环！ 老年余博士握着触控笔，坦诚地剖析了自己当年在2033年明知荀未来违规改命却替他隐瞒的自私心理。 老年余博士摇了摇头，与高尚、小雪并肩走过极简冷色调的办公长廊，语气里满是对时间法则的敬畏与警醒。 小雪心头一紧，跟着两人走进办公室追问：“所以要怎么修正呢？”老年余博士在办公桌前（核心台词：高尚：“公司已经被要求停业整顿了。原来时空管理局一直都在调查当年那份被我藏起来的档案的下落。我们和余博士隐瞒实验者009号——也就是化名荀未来的赵左右，改变时空进程一事，终究还是被发现了。” ／ 老年余博士：“一步错，步步错。时间流转，因果循环，果真如此啊。” ／ 林开颜（小雪）：“您是……余博士？！”）</w:t>
+              <w:br/>
+              <w:t>• 【22-5　内　2008高二（2）班夕阳教室·502室客厅与楼道·2058高尚办公室 — 日】【交叉闪回：2058年高尚办公室】刚才在2058年办公室里，当小雪追问“既然是修正，那应该不只是消除记忆和痕迹这么简单吧”时，八十二岁的老年余博士道出了时空修正最残酷的真相—— 老年余博士沉重地点了点头，直接点破了赵了妻子“舒图”的生死定数！ 老年余博士闭上眼，吐出了冰冷的三个字。 老年余博士站起身，拍了拍小雪的肩膀，留下一句关乎全人类时间秩序的叹息，随后看了看表要去练八段锦。（核心台词：老年余博士（2058）：“时空修正，虽然不会改变荀未来和赵了他们已经做过的事，但是会自然地把一切的因掰回到原本的果。最终波动会无限地趋向于和原有的备份一致。” ／ 老年余博士（2058）：“是的。我看了时空管理局的调查资料，得知那个化名为赵了的老头，跑去阻止中年的自己改命，是为了避免妻子舒图的死。可我看过备份的时空波动，荀未来改命前和改命后，舒图的时空波动都终止于同一个地方。这意味着舒图之死，和荀未来改不改命根本没有任何的因果关系。” ／ 老年余博士（2058）：“会死去。”）</w:t>
+              <w:br/>
+              <w:t>• 【22-7　内　地下旧物仓库公用电话亭前与仓库深处通道 — 夜】看着电话亭里白发苍苍的赵了，站在外面的小雪脑海中骤然掀起惊涛骇浪——2058年老年余博士冰冷的宣判（“一旦时空修正启动，他妻子会死去”）、高尚无情的指令（“在那个节点死去，才是舒图最本初的结局”），与2008年徐图图明媚纯真的笑脸（“那我们一起吃，一个人多孤单呀”“堆雪人有什么搞砸的呀，开心就好啦”“记得想我们了多回来看看我们，打电话给我们”）在她脑海中疯狂交战！ 小雪泪流满面，将2058年时空管理局与余博士的“时空修正计划”全盘托出！（核心台词：林开颜（小雪）：“余博士看过时空波动的备份，不光是你改命后的，就连赵左右原本的人生里，徐图图也死了。但是这一次，这一次她活了下来！你一回去，余博士和高总就会马上启动时空修正程序，你们来2008年做的一切就全都白费了！”）</w:t>
+            </w:r>
+          </w:p>
+        </w:tc>
+      </w:tr>
+      <w:tr>
+        <w:trPr>
+          <w:cantSplit/>
+        </w:trPr>
+        <w:tc>
+          <w:tcPr>
+            <w:tcW w:type="dxa" w:w="2376"/>
+            <w:vAlign w:val="center"/>
+            <w:tcMar>
+              <w:top w:w="105" w:type="dxa"/>
+              <w:bottom w:w="105" w:type="dxa"/>
+              <w:left w:w="145" w:type="dxa"/>
+              <w:right w:w="145" w:type="dxa"/>
+            </w:tcMar>
+          </w:tcPr>
+          <w:p>
+            <w:pPr>
+              <w:spacing w:before="40" w:after="40" w:line="341" w:lineRule="auto"/>
+              <w:jc w:val="center"/>
+            </w:pPr>
+            <w:r/>
+            <w:r>
+              <w:rPr>
+                <w:rFonts w:ascii="Times New Roman" w:hAnsi="Times New Roman" w:eastAsia="宋体"/>
+                <w:b/>
+                <w:color w:val="191919"/>
+                <w:sz w:val="19"/>
+              </w:rPr>
+              <w:t>EP23《不可战胜的敌人》</w:t>
+            </w:r>
+          </w:p>
+        </w:tc>
+        <w:tc>
+          <w:tcPr>
+            <w:tcW w:type="dxa" w:w="7992"/>
+            <w:vAlign w:val="center"/>
+            <w:tcMar>
+              <w:top w:w="105" w:type="dxa"/>
+              <w:bottom w:w="105" w:type="dxa"/>
+              <w:left w:w="145" w:type="dxa"/>
+              <w:right w:w="145" w:type="dxa"/>
+            </w:tcMar>
+          </w:tcPr>
+          <w:p>
+            <w:pPr>
+              <w:spacing w:before="40" w:after="40" w:line="341" w:lineRule="auto"/>
+              <w:jc w:val="left"/>
+            </w:pPr>
+            <w:r/>
+            <w:r>
+              <w:rPr>
+                <w:rFonts w:ascii="Times New Roman" w:hAnsi="Times New Roman" w:eastAsia="宋体"/>
+                <w:b w:val="0"/>
+                <w:color w:val="191919"/>
+                <w:sz w:val="19"/>
+              </w:rPr>
+              <w:t>• 【23-1　内/外　地下旧物仓库通道与冬夜雪林三角形铁架棚 — 夜】小雪一边警惕地望向树林外，一边语速飞快地向两人交代2058年时空管理局与余博士的围剿底牌，同时伸手进衣兜摸出了自己的2058年第二代居民身份证（员工卡）。（核心台词：林开颜（小雪）：“我是公司员工，领导马上能把我强制召回，我长话短说。荀未来，余博士启动了信号屏蔽，你没办法在大雪地用巧克力饼干棒回2033年了。他们怕你回去大闹，影响时空旅行技术的研究。等他们把你和赵了都抓回2058年之后，就会马上启动时空修正程序。只要是未来的人，都会被这个时代的人忘记，之后一切的因也会被自然地掰回原本的果。你变回原来那副熊样也就算了，最关键的是舒图，也就是徐图图，就会在原本的节点遭遇意外死去。所以接下来，你们必须——”）</w:t>
+              <w:br/>
+              <w:t>• 【23-3　外/内　远郊荒村破瓦房小院与室内 — 夜】荀未来点了点头，点破了余博士与时空管理局绝不可能放过他的原因。（核心台词：荀未来：“你也发现全乱套了。甭管是什么，都不是我们能够理解明白的。这次他们的阵仗这么大，连余博士都出来了，说明这件事情很大，他们肯定会拼命修正的。如果他们一时半会儿找不到我的话，他们可能会冒险先启动时空修正程序，然后再来抓我这个所谓的变数。所以躲根本就没有用。”）</w:t>
+              <w:br/>
+              <w:t>• 【23-5　内　2058人生无限公司走廊·高尚办公室·2008旧物仓库与2058控制室及通风管 — 日】副总裁办公室内，六十六岁的赵了正拍着桌子冲八十二岁的老年余博士怒吼！ 老年余博士冷峻地坐在沙发上回应：“你不要试图偷换我的概念，我很清楚自己在做什么。”就在这时，高尚推门将荀未来带了进来。赵了一见荀未来也落网了，急得跳脚质问： 为了彻底打消高尚和老年余博士的戒心、并为2008年的小赵争取足三十分钟的准备时间，四十一岁的荀未来立刻飙起演技，装出一副看破红尘、自私凉薄的嘴脸！ 高尚连忙上前拦住赵了（“赵先生你先消消气，他说得没错，时空旅行不能被当作后悔药”）。老年余博士站起身，吩咐高尚看住两人，转身便要去控制室开启时空（核心台词：荀未来：“等等！反正现在我已经放弃抵抗了，那请余博士解答我一些疑惑，总是可以的吧？如果时间修复程序启动的话，小赵会忘掉一切，一切慢慢回归本初。那坐在那里的老赵和我，会怎么样啊？” ／ 荀未来：“那我们就再做一个假设：如果现在有一个克隆的余博士，是一个跟您拥有一模一样外貌、高智商甚至记忆的碳基生物，那我们把您杀死，让那个克隆的余博士继续活下去，那我应该是说余博士是活着还是死了呀？” ／ 老年余博士：“好了，你不要说了。荀未来，你是要跟我掰扯哲学吗？行，那我就给你好好说说。”）</w:t>
+            </w:r>
+          </w:p>
+        </w:tc>
+      </w:tr>
+      <w:tr>
+        <w:trPr>
+          <w:cantSplit/>
+        </w:trPr>
+        <w:tc>
+          <w:tcPr>
+            <w:tcW w:type="dxa" w:w="2376"/>
+            <w:vAlign w:val="center"/>
+            <w:tcMar>
+              <w:top w:w="105" w:type="dxa"/>
+              <w:bottom w:w="105" w:type="dxa"/>
+              <w:left w:w="145" w:type="dxa"/>
+              <w:right w:w="145" w:type="dxa"/>
+            </w:tcMar>
+            <w:shd w:fill="F7FAFC"/>
+          </w:tcPr>
+          <w:p>
+            <w:pPr>
+              <w:spacing w:before="40" w:after="40" w:line="341" w:lineRule="auto"/>
+              <w:jc w:val="left"/>
+            </w:pPr>
+            <w:r/>
+            <w:r>
+              <w:rPr>
+                <w:rFonts w:ascii="Times New Roman" w:hAnsi="Times New Roman" w:eastAsia="宋体"/>
+                <w:b/>
+                <w:color w:val="191919"/>
+                <w:sz w:val="19"/>
+              </w:rPr>
+              <w:t>EP24《独自面对》（大结局）</w:t>
+            </w:r>
+          </w:p>
+        </w:tc>
+        <w:tc>
+          <w:tcPr>
+            <w:tcW w:type="dxa" w:w="7992"/>
+            <w:vAlign w:val="center"/>
+            <w:tcMar>
+              <w:top w:w="105" w:type="dxa"/>
+              <w:bottom w:w="105" w:type="dxa"/>
+              <w:left w:w="145" w:type="dxa"/>
+              <w:right w:w="145" w:type="dxa"/>
+            </w:tcMar>
+            <w:shd w:fill="F7FAFC"/>
+          </w:tcPr>
+          <w:p>
+            <w:pPr>
+              <w:spacing w:before="40" w:after="40" w:line="341" w:lineRule="auto"/>
+              <w:jc w:val="left"/>
+            </w:pPr>
+            <w:r/>
+            <w:r>
+              <w:rPr>
+                <w:rFonts w:ascii="Times New Roman" w:hAnsi="Times New Roman" w:eastAsia="宋体"/>
+                <w:b w:val="0"/>
+                <w:color w:val="191919"/>
+                <w:sz w:val="19"/>
+              </w:rPr>
+              <w:t>• 【24-10　外/内　长林八中覆雪操场与2058年老年余博士实验室（跨时空交叉） — 日】【交叉闪回：2058年老年余博士实验室】原来，在2058年的未来，一切根本没有像荀未来刚刚哄小赵说的那样圆满——实验室里，身穿黑大衣系青绿围巾的荀未来正痛苦万分地向八十二岁的老年余博士质问！ 办公桌前的老年余博士敲击着键盘，带荀未来看过了这四年里青年赵左右在大学机房、食堂、雪夜木栈道上因背负沉重未来记忆而痛苦崩溃的画面，一针见血地道破了“逆天改命”的真正盲区—— 看着画面里在雪夜抱头痛哭的二十岁自己，四十一岁的荀未来幡然醒悟，愧疚得低下头恳求余博士。 老年余博士给出了唯一能够解救少年的方案—— 【回到长林八中覆雪操（核心台词：老年余博士（2058）：“你们或许骗得过我，但是绝对骗不过时间。你们非要和秩序对着来，美其名曰改命。实际上，强行灌输给小赵这么多不属于他这个年纪的东西，到头来什么都改变不了，唯独害了他。他已经不会生活了，满脑子只有未来，只有命运。可如果一个人什么都知道，真的会活得更好吗？” ／ 荀未来（2058）：“那如果始终无法对抗时间，我只希望小赵变回原来的自己。余博士，你还有别的办法吗？” ／ 老年余博士（2058）：“时空修正程序已经启动，而且还在运行，我没法再启动一次。唯一的办法，）</w:t>
+              <w:br/>
+              <w:t>• 【24-13　内　2058年时空修正中心实验室 — 日】满头银发的八十二岁老年余博士手里咬着银色触控笔，盯着屏幕上纹丝不动的“99%”，百思不得其解地喃喃自语： 就在这时，一名戴着黑框眼镜、身穿灰色连帽卫衣的年轻研究助理快步走进实验室，满脸困惑地向余博士汇报人工核查结果—— 老年余博士手中的触控笔猛地一顿，整个人如遭电击般怔在原地！原来，因为2012年那个雪夜回归未知的青年赵左右替徐图图删掉了偷拍视频、用左额角的伤疤解开了她对赌鬼父亲的羞耻心结，徐图图坦坦荡荡地做了一辈子“徐图图”，根本就没有随母姓改名为“舒图”！世上既无“舒图”，时间修正程序自然永远找不到“2033年（核心台词：老年余博士：“为什么卡在百分之九十九就不动了呢？最后一个大节点是什么来着？” ／ 研究助理：“余博士，我们按照您要求去2033年人工检验时空修正的结果，但长林市没有一个叫舒图的人啊！” ／ 老年余博士：“没有？难道……舒图真的骗过了时间？”）</w:t>
+            </w:r>
+          </w:p>
+        </w:tc>
+      </w:tr>
+    </w:tbl>
     <w:p>
       <w:pPr>
         <w:spacing w:before="240" w:after="80" w:line="384" w:lineRule="auto"/>
@@ -1532,6 +2148,12 @@
         <w:jc w:val="left"/>
       </w:pPr>
       <w:r>
+        <w:rPr>
+          <w:rFonts w:ascii="Times New Roman" w:hAnsi="Times New Roman" w:eastAsia="宋体"/>
+          <w:b w:val="0"/>
+          <w:color w:val="141414"/>
+          <w:sz w:val="21"/>
+        </w:rPr>
         <w:t>• “我本想把未来的知识告诉曾经的我，但是巨大的压力把自己都逼疯了，我就此收手。我反对时空旅行的商业化，我反对用它来挣钱。……其实，这都是时间在警告我，它有它的秩序，不要试图对抗它。”（EP22第22-4场，82岁老年余博士道出亲身经历“全知反噬”后的敬畏与领悟）</w:t>
       </w:r>
     </w:p>
@@ -1556,6 +2178,12 @@
         <w:jc w:val="left"/>
       </w:pPr>
       <w:r>
+        <w:rPr>
+          <w:rFonts w:ascii="Times New Roman" w:hAnsi="Times New Roman" w:eastAsia="宋体"/>
+          <w:b w:val="0"/>
+          <w:color w:val="141414"/>
+          <w:sz w:val="21"/>
+        </w:rPr>
         <w:t>• “为什么卡在百分之九十九就不动了呢？最后一个大节点是什么来着？……没有？难道……舒图真的骗过了时间？”（EP24第24-13场大结局收尾台词，82岁余博士凝视99%屏幕时的震撼感叹）</w:t>
       </w:r>
     </w:p>

--- a/01_《三人行》全24集全流程标杆成品库/05_核心人物一人一档/人物13_余止_余博士（2008年32岁青年科学家 ＆ 2058年82岁时空修正总控）.docx
+++ b/01_《三人行》全24集全流程标杆成品库/05_核心人物一人一档/人物13_余止_余博士（2008年32岁青年科学家 ＆ 2058年82岁时空修正总控）.docx
@@ -926,7 +926,7 @@
           <w:color w:val="141414"/>
           <w:sz w:val="21"/>
         </w:rPr>
-        <w:t>2. 【2058年·82岁时空修正中心首席科学总控造型（EP22–EP24）】：满头银发盘成高雅发髻；全身穿着一套极具东方未来主义美学的中式立领斜襟盘扣高级灰羊绒棉服套装（袖口与领缘饰有暗银色滚边），内搭纯白色丝质高领衫，下穿深灰色阔腿长裤与软底布鞋，手中握着那支标志性的银色金属触控笔。</w:t>
+        <w:t>2. 【2058年·82岁时空修正中心首席科学总控造型】：满头银发盘成高雅发髻；全身穿着一套极具东方未来主义美学的中式立领斜襟盘扣高级灰羊绒棉服套装（袖口与领缘饰有暗银色滚边），内搭纯白色丝质高领衫，下穿深灰色阔腿长裤与软底布鞋，手中握着那支标志性的银色金属触控笔。</w:t>
       </w:r>
     </w:p>
     <w:p>
@@ -986,7 +986,7 @@
                 <w:color w:val="FFFFFF"/>
                 <w:sz w:val="19"/>
               </w:rPr>
-              <w:t>所处时期与代表集数</w:t>
+              <w:t>所处时期与阶段状态</w:t>
             </w:r>
           </w:p>
         </w:tc>
@@ -1117,8 +1117,6 @@
                 <w:sz w:val="19"/>
               </w:rPr>
               <w:t>2058终局·82岁老年科学总控态</w:t>
-              <w:br/>
-              <w:t>（EP22–EP24）</w:t>
             </w:r>
           </w:p>
         </w:tc>
@@ -1215,7 +1213,7 @@
           <w:color w:val="192D55"/>
           <w:sz w:val="25"/>
         </w:rPr>
-        <w:t>第四章　全剧完整人物生平传记与逐集分场剧情推进全纪实</w:t>
+        <w:t>第四章　全剧人物命运轨迹与完整生平故事传记</w:t>
       </w:r>
     </w:p>
     <w:p>
@@ -1230,7 +1228,7 @@
           <w:color w:val="141414"/>
           <w:sz w:val="22"/>
         </w:rPr>
-        <w:t>（一）2008古堡惊魂与命定悖论的起点（EP16–EP18）</w:t>
+        <w:t>（一）2008年林海雪原古堡的32岁科学狂人：消灭未知与命定悖论闭环</w:t>
       </w:r>
     </w:p>
     <w:p>
@@ -1246,22 +1244,7 @@
           <w:color w:val="141414"/>
           <w:sz w:val="21"/>
         </w:rPr>
-        <w:t>2008年春末（EP16–18），32岁的余止博士隐居在长林郊外林海雪原的哥特式古堡中研究量子场论。当41岁的荀未来与66岁的赵了找上门自称来自未来时，余博士将两人当成精神病轰走，却暗中记下了赵了的路虎车牌号（黑E·6T534）。随后，2058年实习生小雪找到余博士，不仅谎称“荀未来和赵了是来害你的”，更在市二院病房里当着余博士的面被2058年强制召回凭空消失！亲眼目睹“大活人凭空消失”的32岁余博士受到巨大震撼，连夜搬空古堡逃往偏远荒岛闭关研究，并在25年后（2033年）真正发明了时空机器、创立了【人生有限公司】——直到那时看到009号实验者荀未来，她才明白当年是小雪骗了她，但为了维护因果闭环，她默许了荀未来的穿越。</w:t>
-      </w:r>
-    </w:p>
-    <w:p>
-      <w:pPr>
-        <w:spacing w:before="120" w:after="60" w:line="384" w:lineRule="auto"/>
-        <w:jc w:val="left"/>
-      </w:pPr>
-      <w:r>
-        <w:rPr>
-          <w:rFonts w:ascii="Arial" w:hAnsi="Arial" w:eastAsia="黑体"/>
-          <w:b/>
-          <w:color w:val="141414"/>
-          <w:sz w:val="22"/>
-        </w:rPr>
-        <w:t>（二）2058局部熵减修正与“99%”的终极哲思（EP22–EP24）</w:t>
+        <w:t>2008年的余止（余博士）年仅三十二岁，是一位隐居在长林林海雪原哥特式石砌古堡中的天才青年理论物理学家。她性格孤傲冷峻、语速极快，习惯咬着银色钢笔帽在满墙黑板上推演高维时空虫洞方程。当四十一岁的荀未来与六十六岁的赵了驱车寻访至古堡时，面对只给“三十秒电梯演讲”时间的余博士，荀未来以“电影是生命的延长”切入时空旅行的可能性；而三十二岁的余博士则眼神炽热地道出了自己毕生科研的终极信仰：“从我决定开始做现在的研究，我给自己制定的计划，就已经排到了六十五岁。但哪怕我如果活到一百岁，也解决不了这个宇宙上所有的未知谜团，就这么死去了，那我会很不甘心的！……消灭所有的未知，才是我研究时空旅行的初衷。怎么，你以为我研究时空旅行，就是为了当个卖后悔药的？”</w:t>
       </w:r>
     </w:p>
     <w:p>
@@ -1277,12 +1260,12 @@
           <w:color w:val="141414"/>
           <w:sz w:val="21"/>
         </w:rPr>
-        <w:t>到了2058年（EP22–24），82岁满头银发的老年余博士被请回公司主持“局部熵减时空修正”。她在EP22跨越时空来到2008年502室，向赵了宣告“修正完成后舒图必死无疑”；在EP23主控室里，她被荀未来抛出的“克隆人哲学悖论”拖延了20多分钟，客观上促成了16岁赵左右卡Bug保住记忆。而在EP24大结局中，正是老年余博士通过时间线观测发现小赵被全知记忆毁掉了生活能力，她一针见血地向荀未来发问：“可如果一个人什么都知道，真的会活得更好吗？”并协助荀未来以母校操场堆雪人为定位信号，清除了小赵脑海中的全部预知记忆。在全剧最后一幕，当研究助理跑进实验室汇报“去2033年人工核查，长林市没有一个叫舒图的人”时，82岁的余博士仰望永远卡在【99%】的主控大屏，震撼呢喃：“难道……舒图真的骗过了时间？”</w:t>
+        <w:t>然而当时她的虫洞方程始终卡在最后的关键参数上。直到不久后，2058年实习生小雪用菠萝汁害赵了过敏住院并被荀未来、赵了抓获，强烈的好奇心驱使三十二岁的余博士潜入市二院病房一探究竟——就在她亲手撕开小雪嘴上封口胶带、小雪惊呼出“余博士？！”的同一秒钟，病房内刺目白光暴涨，小雪当着她的面凭空消失被强制召回2058年！亲眼见证“未来时空召回”的物理奇迹后，三十二岁的余博士如醍醐灌顶，连夜赶回雪原古堡将黑板上原有的错误公式全部擦除撕毁，带着全部手稿搬空古堡远赴荒岛闭关钻研二十五年，最终在2033年创立【人生有限公司】发明了时空旅行技术，完成了全剧最精妙的“命定悖论（Bootstrap Paradox）”闭环。</w:t>
       </w:r>
     </w:p>
     <w:p>
       <w:pPr>
-        <w:spacing w:before="160" w:after="80" w:line="384" w:lineRule="auto"/>
+        <w:spacing w:before="120" w:after="60" w:line="384" w:lineRule="auto"/>
         <w:jc w:val="left"/>
       </w:pPr>
       <w:r>
@@ -1292,610 +1275,41 @@
           <w:color w:val="141414"/>
           <w:sz w:val="22"/>
         </w:rPr>
-        <w:t>（附）本角色全剧逐集登场场次、具体行动、核心对白与剧情推动脉络总表（100%源自定稿文学剧本）</w:t>
+        <w:t>（二）2058年82岁白发泰斗的终极彻悟：从“消灭未知”到“归还未知”</w:t>
       </w:r>
     </w:p>
-    <w:tbl>
-      <w:tblPr>
-        <w:tblStyle w:val="TableGrid"/>
-        <w:tblW w:type="auto" w:w="0"/>
-        <w:jc w:val="center"/>
-        <w:tblLayout w:type="fixed"/>
-        <w:tblLook w:firstColumn="1" w:firstRow="1" w:lastColumn="0" w:lastRow="0" w:noHBand="0" w:noVBand="1" w:val="04A0"/>
-      </w:tblPr>
-      <w:tblGrid>
-        <w:gridCol w:w="5184"/>
-        <w:gridCol w:w="5184"/>
-      </w:tblGrid>
-      <w:tr>
-        <w:trPr>
-          <w:tblHeader/>
-          <w:cantSplit/>
-        </w:trPr>
-        <w:tc>
-          <w:tcPr>
-            <w:tcW w:type="dxa" w:w="2376"/>
-            <w:vAlign w:val="center"/>
-            <w:tcMar>
-              <w:top w:w="130" w:type="dxa"/>
-              <w:bottom w:w="130" w:type="dxa"/>
-              <w:left w:w="150" w:type="dxa"/>
-              <w:right w:w="150" w:type="dxa"/>
-            </w:tcMar>
-            <w:shd w:fill="1F3864"/>
-          </w:tcPr>
-          <w:p>
-            <w:pPr>
-              <w:spacing w:before="40" w:after="40" w:line="312" w:lineRule="auto"/>
-              <w:jc w:val="center"/>
-            </w:pPr>
-            <w:r/>
-            <w:r>
-              <w:rPr>
-                <w:rFonts w:ascii="Arial" w:hAnsi="Arial" w:eastAsia="黑体"/>
-                <w:b/>
-                <w:color w:val="FFFFFF"/>
-                <w:sz w:val="19"/>
-              </w:rPr>
-              <w:t>登场集数与片名</w:t>
-            </w:r>
-          </w:p>
-        </w:tc>
-        <w:tc>
-          <w:tcPr>
-            <w:tcW w:type="dxa" w:w="7992"/>
-            <w:vAlign w:val="center"/>
-            <w:tcMar>
-              <w:top w:w="130" w:type="dxa"/>
-              <w:bottom w:w="130" w:type="dxa"/>
-              <w:left w:w="150" w:type="dxa"/>
-              <w:right w:w="150" w:type="dxa"/>
-            </w:tcMar>
-            <w:shd w:fill="1F3864"/>
-          </w:tcPr>
-          <w:p>
-            <w:pPr>
-              <w:spacing w:before="40" w:after="40" w:line="312" w:lineRule="auto"/>
-              <w:jc w:val="center"/>
-            </w:pPr>
-            <w:r/>
-            <w:r>
-              <w:rPr>
-                <w:rFonts w:ascii="Arial" w:hAnsi="Arial" w:eastAsia="黑体"/>
-                <w:b/>
-                <w:color w:val="FFFFFF"/>
-                <w:sz w:val="19"/>
-              </w:rPr>
-              <w:t>本集各场次具体行动、人物互动、核心台词与剧情推进逻辑</w:t>
-            </w:r>
-          </w:p>
-        </w:tc>
-      </w:tr>
-      <w:tr>
-        <w:trPr>
-          <w:cantSplit/>
-        </w:trPr>
-        <w:tc>
-          <w:tcPr>
-            <w:tcW w:type="dxa" w:w="2376"/>
-            <w:vAlign w:val="center"/>
-            <w:tcMar>
-              <w:top w:w="105" w:type="dxa"/>
-              <w:bottom w:w="105" w:type="dxa"/>
-              <w:left w:w="145" w:type="dxa"/>
-              <w:right w:w="145" w:type="dxa"/>
-            </w:tcMar>
-          </w:tcPr>
-          <w:p>
-            <w:pPr>
-              <w:spacing w:before="40" w:after="40" w:line="341" w:lineRule="auto"/>
-              <w:jc w:val="center"/>
-            </w:pPr>
-            <w:r/>
-            <w:r>
-              <w:rPr>
-                <w:rFonts w:ascii="Times New Roman" w:hAnsi="Times New Roman" w:eastAsia="宋体"/>
-                <w:b/>
-                <w:color w:val="191919"/>
-                <w:sz w:val="19"/>
-              </w:rPr>
-              <w:t>EP17《不速之客》</w:t>
-            </w:r>
-          </w:p>
-        </w:tc>
-        <w:tc>
-          <w:tcPr>
-            <w:tcW w:type="dxa" w:w="7992"/>
-            <w:vAlign w:val="center"/>
-            <w:tcMar>
-              <w:top w:w="105" w:type="dxa"/>
-              <w:bottom w:w="105" w:type="dxa"/>
-              <w:left w:w="145" w:type="dxa"/>
-              <w:right w:w="145" w:type="dxa"/>
-            </w:tcMar>
-          </w:tcPr>
-          <w:p>
-            <w:pPr>
-              <w:spacing w:before="40" w:after="40" w:line="341" w:lineRule="auto"/>
-              <w:jc w:val="left"/>
-            </w:pPr>
-            <w:r/>
-            <w:r>
-              <w:rPr>
-                <w:rFonts w:ascii="Times New Roman" w:hAnsi="Times New Roman" w:eastAsia="宋体"/>
-                <w:b w:val="0"/>
-                <w:color w:val="191919"/>
-                <w:sz w:val="19"/>
-              </w:rPr>
-              <w:t>• 【17-1　内　2058年人生无限有限公司开放办公区与监控台 — 夜】小雪神色一正，点出了全公司最神圣不可侵犯的铁律——禁止接触时空旅行发明人余博士！（核心台词：林开颜（小雪）：“对！最高警报就是客户和发明时空旅行的余博士发生了互动。就好像你现在去和爱迪生说别发明电灯了一样，这后果不堪设想。所以啊，这是唯一可以触发紧急召回信号的情况。”）</w:t>
-              <w:br/>
-              <w:t>• 【17-3　内　2058年高尚副总裁访谈室与2008年雪原古堡余博士实验室 — 日/夜】头挽发髻的副总裁高尚正与一名知性女记者隔桌相对，侃侃而谈二十年前（2038年）时空旅行发明人余博士离开“人生有限公司”的往事。 画面切回公元2008年的林海雪原尖顶石砌古堡内（浮现年份大字：2008）。昏暗杂乱的二楼实验室内，四周黑板与图纸上密密麻麻写满了时空曲率方程与微积分推导公式。身穿黑西装大衣的四十一岁荀未来站在黑板前緊張地打量四周；书桌前，年轻时的余博士（三十二岁，头挽发髻插着发簪、身穿驼色风衣，高尚正是模仿她的发型！）正背对着门口伏案疾书，头也不回地冷冷开口。 余博士停下笔转过身，犀利的目光上下打量了荀未（核心台词：高尚：“差不多二十年前吧，我记得是三八年。余博士因为跟她的合伙人理念不合，在合同纠纷之后，选择了离开公司，我们也很惋惜。说起来我还是她粉丝呢，看我这个发型。她的合伙人当年窃取了她的科研成果，好在法律早就给出了公正的判决。我们在收购人生有限公司之后，虽然还是决定商业化了时空旅行这项技术，但始终严格遵守时空管理局的相关规定——只卖体验，不卖后悔药。” ／ 访谈女记者：“余博士如今已经八十二岁高龄了，你们有没有想过去找曾经的余博士，告诉她这些话？” ／ 高尚：“这绝对不行！我们有专）</w:t>
-              <w:br/>
-              <w:t>• 【17-4　内/外　2058年人生无限有限公司·雪原古堡外·风雪电话亭与502室客厅 — 夜/日】驾驶座上的六十六岁赵了一脚油门踩到底，越野车卷起漫天雪雾疾驰而去！几秒钟后，身穿驼色风衣的余博士追出古堡大门，站在雪地里死死盯着远去的汽车尾灯，准确记下了车牌号（“6T534”），随即快步跑回实验室翻找检查桌上的手稿与公式，眼神冰冷地咬牙道：“到底偷走了什么……给我等着！”（核心台词：荀未来：“刚才余博士好像听到你耳机里的声音了，不知道紧急召回程序会不会启动？” ／ 荀未来：“我多嘴？你早点把余博士自传里写了什么告诉我，让我自己发挥不就没事了吗？”）</w:t>
-            </w:r>
-          </w:p>
-        </w:tc>
-      </w:tr>
-      <w:tr>
-        <w:trPr>
-          <w:cantSplit/>
-        </w:trPr>
-        <w:tc>
-          <w:tcPr>
-            <w:tcW w:type="dxa" w:w="2376"/>
-            <w:vAlign w:val="center"/>
-            <w:tcMar>
-              <w:top w:w="105" w:type="dxa"/>
-              <w:bottom w:w="105" w:type="dxa"/>
-              <w:left w:w="145" w:type="dxa"/>
-              <w:right w:w="145" w:type="dxa"/>
-            </w:tcMar>
-            <w:shd w:fill="F7FAFC"/>
-          </w:tcPr>
-          <w:p>
-            <w:pPr>
-              <w:spacing w:before="40" w:after="40" w:line="341" w:lineRule="auto"/>
-              <w:jc w:val="center"/>
-            </w:pPr>
-            <w:r/>
-            <w:r>
-              <w:rPr>
-                <w:rFonts w:ascii="Times New Roman" w:hAnsi="Times New Roman" w:eastAsia="宋体"/>
-                <w:b/>
-                <w:color w:val="191919"/>
-                <w:sz w:val="19"/>
-              </w:rPr>
-              <w:t>EP18《一夜剧变》</w:t>
-            </w:r>
-          </w:p>
-        </w:tc>
-        <w:tc>
-          <w:tcPr>
-            <w:tcW w:type="dxa" w:w="7992"/>
-            <w:vAlign w:val="center"/>
-            <w:tcMar>
-              <w:top w:w="105" w:type="dxa"/>
-              <w:bottom w:w="105" w:type="dxa"/>
-              <w:left w:w="145" w:type="dxa"/>
-              <w:right w:w="145" w:type="dxa"/>
-            </w:tcMar>
-            <w:shd w:fill="F7FAFC"/>
-          </w:tcPr>
-          <w:p>
-            <w:pPr>
-              <w:spacing w:before="40" w:after="40" w:line="341" w:lineRule="auto"/>
-              <w:jc w:val="left"/>
-            </w:pPr>
-            <w:r/>
-            <w:r>
-              <w:rPr>
-                <w:rFonts w:ascii="Times New Roman" w:hAnsi="Times New Roman" w:eastAsia="宋体"/>
-                <w:b w:val="0"/>
-                <w:color w:val="191919"/>
-                <w:sz w:val="19"/>
-              </w:rPr>
-              <w:t>• 【18-3　内　酒店2388套房客厅·501室赵左右卧室与父母主卧 — 夜】深夜，酒店2388号豪华套房客厅内，画面下方居中浮现本集片名：第 18 集 一夜剧变。 2058年的实习客服林开颜（小雪）被麻绳结结实实地捆在客厅中央的椅子上，嘴上贴着一截宽大的白色封箱胶带；刚从医院回来的六十六岁赵了半躺在沙发上闭目养神；身穿黑西装的四十一岁荀未来双手抱胸站在小雪面前，俯身捏住封箱胶带的一角，“刺啦”一声撕了下来！小雪疼得龇牙咧嘴，抿了抿嘴唇嘟囔了一句。（核心台词：林开颜（小雪）（内心独白）：“原来姓赵的没有识破我！那他为什么要去见余博士触发紧急召回程序啊？” ／ 林开颜（小雪）：“对！也是因为高总要冲业绩，说必须让你们待到时间消费完为止，所以才说通道在抢修，他就是不想让您回去！很多内幕你们不知道吧？余博士跟合伙人产生合同纠纷之前啊，公司还叫人生有限公司。后来国家成立了时空管理局，监管时空进程。高总他们收购公司之后为了规避风险，偷偷把一个貌似改变过时空进程的实验志愿者的档案拿走了！”）</w:t>
-              <w:br/>
-              <w:t>• 【18-4　内/外　酒店2388套房·楼下路虎车内与套房卧室门前 — 夜】后座上，顺着车牌号一路追踪而来的三十二岁余博士（身穿驼色风衣）冷冷地开口！ 荀未来从后视镜里认出是余博士，吓得亡魂皆冒，干笑着试探。 余博士手腕微沉，冷酷地逼问他闯入古堡实验室的真实目的。 荀未来苦着脸拼命解释自己真的只是想找她投资拍电影，余博士冷笑着质问他为何撒谎说自己是电影学院毕业的；走投无路的荀未来眼珠一转，又编出了一套“两头骗中介费”的说辞。 余博士直接用荀未来刚才骂小雪的那句话顶了回来，并晃了晃手里的黑色电击遥控器！ 后颈贴着电击贴片的荀未来不敢造次，只好乖乖解开安全带下车带路，一边走还一边颤声叮嘱：“余（核心台词：余博士：“车倒是好车，就是钱，怕来路不正吧。” ／ 荀未来：“余博士啊？你怎么进我车的呀？” ／ 余博士：“这种简单的机械装置，想进来，不还跟玩一样？说，那天去我家是想偷什么？谁让你偷的？不是为了偷我的研究进展，难道是去看二手房的？”）</w:t>
-              <w:br/>
-              <w:t>• 【18-5　内/外　酒店23楼走廊·2388套房卧室·2058年监控室与雪原木屋 — 夜/晨】见余博士转身走出2388号套房大门，荀未来如释重负地走到门边透过猫眼往外看了一眼，随后推门走出走廊，一把扯下贴在自己后颈上的电击贴片。躲在里屋的六十六岁赵了也快步追出房门拉住荀未来。 话音刚落，走廊拐角的阴影处突然传来了高跟鞋清脆的脚步声——根本没走的余博士冷笑着从拐角走了出来，目光锁定了刚刚现身的六十六岁赵了！ 就在余博士与66岁赵了四目相对的同一秒——公元2058年“人生（无限）有限公司”监控大厅内，刺目的红光再次疯狂爆闪！由于此前小雪用来卡住鼠标的胶带座只能挡住第一次召回，当余博士亲眼见到赵了并开口说话时，系（核心台词：赵了：“行行行，随你随你。这个事其实呢，总算混过去了。唯一可惜的，就是跟这个余博士的关系，咱们没攀成。” ／ 余博士：“你总算出来了。” ／ 余博士：“没想到脑子还有点问题。……你们刚才的对话很耐人寻味，“和我攀关系”？看来你们的偷窃计划还很长远嘛，说说吧。”）</w:t>
-              <w:br/>
-              <w:t>• 【18-6　外/内　和艺北街电话亭拆除现场·酒店套房与长林八中食堂 — 日】2008年4月14日清晨六点刚过，荀未来驾车赶到和艺北街与飞霞路交口的公用电话亭旁，却隔着车窗呆呆地停住了——只见几名头戴安全帽的市政施工人员已经拉起警戒线，正将那座公用电话亭连根拆走！荀未来握着方向盘，拨通了赵了的电话。 酒店套房内，握着手机的六十六岁赵了瞬间将昨晚所有的线索串联成线，恍然大悟！（核心台词：赵了：“果然我猜得没错！这件事情的来龙去脉，我大概盘明白了。小雪早就想把我关在2008年，可是她没想到，昨天晚上我们去约见了余博士，触发了最高警报，才出了昨天一整晚的闹剧！” ／ 赵了：“既然小雪能够在2058年那边动手脚，那除了利用余博士的紧急召回机制，我也没想好别的办法。昨晚小雪应该是盗用了高总的权限，取消了系统对我的召回。但是，她不能一直盗用啊！只要找机会让我和余博士再见面一次，最好是白天，兴许会成功！” ／ 赵了：“形势严峻啊。保险柜里的钱，不会再有补充了，但是我们还）</w:t>
-              <w:br/>
-              <w:t>• 【18-7　内　长林八中高一十班教室·五楼楼梯间·501室客厅与502室赵了家 — 日/夜】下午，高一十班教室内正在上历史课。历史女老师背对学生在黑板上书写“唐朝的荣衰与民族交融（突厥、回纥、靺鞨、吐蕃）”的板书，台下的赵左右、徐图图、王一漫等人正低头认真记笔记。突然，教室前排传来一阵断断续续的“嗡嗡、咔咔”小型马达与齿轮运转声！ 历史老师停下粉笔转过身：“什么声音？”全班同学茫然四顾；等老师转回身继续写字，那阵机械运转声又响了起来！历史老师放下粉笔径直走下讲台，停在第一排罗爱文的课桌前，伸手敲了敲桌面。（核心台词：赵了：“这余博士到现在还没找着，你睡床，我睡哪儿？我总不能一直睡沙发吧？去买个小板床，省着点花啊，这精打细算的日子呀，我比你有经验。” ／ 赵了：“明天开始，你去找余博士的下落，经费我会给你的。”）</w:t>
-            </w:r>
-          </w:p>
-        </w:tc>
-      </w:tr>
-      <w:tr>
-        <w:trPr>
-          <w:cantSplit/>
-        </w:trPr>
-        <w:tc>
-          <w:tcPr>
-            <w:tcW w:type="dxa" w:w="2376"/>
-            <w:vAlign w:val="center"/>
-            <w:tcMar>
-              <w:top w:w="105" w:type="dxa"/>
-              <w:bottom w:w="105" w:type="dxa"/>
-              <w:left w:w="145" w:type="dxa"/>
-              <w:right w:w="145" w:type="dxa"/>
-            </w:tcMar>
-          </w:tcPr>
-          <w:p>
-            <w:pPr>
-              <w:spacing w:before="40" w:after="40" w:line="341" w:lineRule="auto"/>
-              <w:jc w:val="center"/>
-            </w:pPr>
-            <w:r/>
-            <w:r>
-              <w:rPr>
-                <w:rFonts w:ascii="Times New Roman" w:hAnsi="Times New Roman" w:eastAsia="宋体"/>
-                <w:b/>
-                <w:color w:val="191919"/>
-                <w:sz w:val="19"/>
-              </w:rPr>
-              <w:t>EP19《仁》</w:t>
-            </w:r>
-          </w:p>
-        </w:tc>
-        <w:tc>
-          <w:tcPr>
-            <w:tcW w:type="dxa" w:w="7992"/>
-            <w:vAlign w:val="center"/>
-            <w:tcMar>
-              <w:top w:w="105" w:type="dxa"/>
-              <w:bottom w:w="105" w:type="dxa"/>
-              <w:left w:w="145" w:type="dxa"/>
-              <w:right w:w="145" w:type="dxa"/>
-            </w:tcMar>
-          </w:tcPr>
-          <w:p>
-            <w:pPr>
-              <w:spacing w:before="40" w:after="40" w:line="341" w:lineRule="auto"/>
-              <w:jc w:val="left"/>
-            </w:pPr>
-            <w:r/>
-            <w:r>
-              <w:rPr>
-                <w:rFonts w:ascii="Times New Roman" w:hAnsi="Times New Roman" w:eastAsia="宋体"/>
-                <w:b w:val="0"/>
-                <w:color w:val="191919"/>
-                <w:sz w:val="19"/>
-              </w:rPr>
-              <w:t>• 【19-1　内　长林八中微机室与502室赵了家 — 日/夜】荀未来以为老头儿又催他去找余博士，无奈地摊开手汇报白天的调查结果。（核心台词：荀未来：“我白天已经出去一圈打听余博士的消息了，她连邮箱都注销了，你心急也没有用啊。”）</w:t>
-              <w:br/>
-              <w:t>• 【19-5　内　502室赵了家客厅与501室赵东来餐厅 — 日/夜】2008年8月的一个盛夏午后，身穿花衬衫大裤衩的十六岁赵左右怀里抱着一个大西瓜，与同样一身清凉夏装的四十一岁荀未来推门走进五零二室（“当当——！”）。躺在床边摇着蒲扇的六十六岁赵了嫌弃地吐槽：“哎哟，我说你们俩穿的啥，土得掉渣！”赵左右笑嘻嘻地抱着大西瓜转身出门：“天太热了，穿这多凉快啊！我先回家，让我妈把西瓜冰镇切一下！” 等赵左右一走，荀未来关上门，拉过小板凳坐到赵了对面，神色郑重地竖起两根手指。（核心台词：荀未来：“好消息就是，经过我这几个月不懈的努力啊，终于海底捞针，打听到了余博士的消息！” ／ 荀未来：“办法我都替你想好了。给我一万五，包含机票费一万二，我找一个人给你飞到鲁多维科群岛去，去找余博士。到时候让她拿着笔记本电脑跟你视频通话，这不就成了吗？” ／ 赵了：“是啊。现在回想起来，最幸福的，其实是和爸妈一起坐火车去北京的路上。……行。余博士的那件事，就按照你说的办。等我们从北京回来，我就把钱给你。”）</w:t>
-            </w:r>
-          </w:p>
-        </w:tc>
-      </w:tr>
-      <w:tr>
-        <w:trPr>
-          <w:cantSplit/>
-        </w:trPr>
-        <w:tc>
-          <w:tcPr>
-            <w:tcW w:type="dxa" w:w="2376"/>
-            <w:vAlign w:val="center"/>
-            <w:tcMar>
-              <w:top w:w="105" w:type="dxa"/>
-              <w:bottom w:w="105" w:type="dxa"/>
-              <w:left w:w="145" w:type="dxa"/>
-              <w:right w:w="145" w:type="dxa"/>
-            </w:tcMar>
-            <w:shd w:fill="F7FAFC"/>
-          </w:tcPr>
-          <w:p>
-            <w:pPr>
-              <w:spacing w:before="40" w:after="40" w:line="341" w:lineRule="auto"/>
-              <w:jc w:val="center"/>
-            </w:pPr>
-            <w:r/>
-            <w:r>
-              <w:rPr>
-                <w:rFonts w:ascii="Times New Roman" w:hAnsi="Times New Roman" w:eastAsia="宋体"/>
-                <w:b/>
-                <w:color w:val="191919"/>
-                <w:sz w:val="19"/>
-              </w:rPr>
-              <w:t>EP20《涉过夏天》</w:t>
-            </w:r>
-          </w:p>
-        </w:tc>
-        <w:tc>
-          <w:tcPr>
-            <w:tcW w:type="dxa" w:w="7992"/>
-            <w:vAlign w:val="center"/>
-            <w:tcMar>
-              <w:top w:w="105" w:type="dxa"/>
-              <w:bottom w:w="105" w:type="dxa"/>
-              <w:left w:w="145" w:type="dxa"/>
-              <w:right w:w="145" w:type="dxa"/>
-            </w:tcMar>
-            <w:shd w:fill="F7FAFC"/>
-          </w:tcPr>
-          <w:p>
-            <w:pPr>
-              <w:spacing w:before="40" w:after="40" w:line="341" w:lineRule="auto"/>
-              <w:jc w:val="left"/>
-            </w:pPr>
-            <w:r/>
-            <w:r>
-              <w:rPr>
-                <w:rFonts w:ascii="Times New Roman" w:hAnsi="Times New Roman" w:eastAsia="宋体"/>
-                <w:b w:val="0"/>
-                <w:color w:val="191919"/>
-                <w:sz w:val="19"/>
-              </w:rPr>
-              <w:t>• 【20-7　内/外　501室客厅与卧室·荒村老屋·5元快餐店·旧物仓库与2058办公区 — 夜】深夜，五零一室玄关门轻轻推开，脖子上搭着白毛巾的赵东来与刘美奕蹑手蹑脚地走进客厅，怕吵醒熟睡的儿子。刘美奕笑着夸赞放下面子去她所在剧组帮厨师采买伙食的丈夫。 赵东来倒了一杯水喝，乐呵呵地回答：“那当然了，干什么工作都得用心，不是吗？”话音刚落，十六岁的赵左右突然掀开门帘从卧室走了出来，把夫妻俩吓了一跳！（核心台词：林开颜（小雪）：“都这么久了，还没找到余博士触发最高警报。这老赵左右……不会是病死了吧？”）</w:t>
-            </w:r>
-          </w:p>
-        </w:tc>
-      </w:tr>
-      <w:tr>
-        <w:trPr>
-          <w:cantSplit/>
-        </w:trPr>
-        <w:tc>
-          <w:tcPr>
-            <w:tcW w:type="dxa" w:w="2376"/>
-            <w:vAlign w:val="center"/>
-            <w:tcMar>
-              <w:top w:w="105" w:type="dxa"/>
-              <w:bottom w:w="105" w:type="dxa"/>
-              <w:left w:w="145" w:type="dxa"/>
-              <w:right w:w="145" w:type="dxa"/>
-            </w:tcMar>
-          </w:tcPr>
-          <w:p>
-            <w:pPr>
-              <w:spacing w:before="40" w:after="40" w:line="341" w:lineRule="auto"/>
-              <w:jc w:val="center"/>
-            </w:pPr>
-            <w:r/>
-            <w:r>
-              <w:rPr>
-                <w:rFonts w:ascii="Times New Roman" w:hAnsi="Times New Roman" w:eastAsia="宋体"/>
-                <w:b/>
-                <w:color w:val="191919"/>
-                <w:sz w:val="19"/>
-              </w:rPr>
-              <w:t>EP21《当雪落下》</w:t>
-            </w:r>
-          </w:p>
-        </w:tc>
-        <w:tc>
-          <w:tcPr>
-            <w:tcW w:type="dxa" w:w="7992"/>
-            <w:vAlign w:val="center"/>
-            <w:tcMar>
-              <w:top w:w="105" w:type="dxa"/>
-              <w:bottom w:w="105" w:type="dxa"/>
-              <w:left w:w="145" w:type="dxa"/>
-              <w:right w:w="145" w:type="dxa"/>
-            </w:tcMar>
-          </w:tcPr>
-          <w:p>
-            <w:pPr>
-              <w:spacing w:before="40" w:after="40" w:line="341" w:lineRule="auto"/>
-              <w:jc w:val="left"/>
-            </w:pPr>
-            <w:r/>
-            <w:r>
-              <w:rPr>
-                <w:rFonts w:ascii="Times New Roman" w:hAnsi="Times New Roman" w:eastAsia="宋体"/>
-                <w:b w:val="0"/>
-                <w:color w:val="191919"/>
-                <w:sz w:val="19"/>
-              </w:rPr>
-              <w:t>• 【21-1　内　2058年人生（无限）有限公司副总裁高尚办公室 — 日】片头龙标与“朝也 CHAO YE FILM”厂牌隐去。公元2058年，“人生（无限）有限公司”总部极简冷色调的副总裁办公室内，巨幅落地多屏显示器泛着幽冷蓝光。身穿黑色短袖衬衫、梳着半丸子头发髻、蓄着修剪整齐胡须的副总裁高尚（高总）端坐在流线型办公桌后；身穿黑色短袖衬衫配高腰深色牛仔裙、胸前挂着“小雪”工牌、戴着透明粗框眼镜的实习生林开颜（小雪）双手交叠，局促不安地低头站在办公桌前。 高尚冷冷地审视着眼前的下属，抬手摘下鼻梁上的细框眼镜，“啪”地一声扔在桌面上，语气凌厉如刀。（核心台词：林开颜（小雪）：“那我、那我没想到事情会变成这样嘛。我想赵先生那么恋旧，留在2008年养老也挺好的。谁知道他们会去找余博士。”）</w:t>
-              <w:br/>
-              <w:t>• 【21-7　外/内　冬日长林八中覆雪操场·荒村破屋·返城SUV车内与502室安全屋 — 日】时光流转，画面浮现字幕：三个月后·冬。鹅毛大雪将长林八中的操场装点成一片银白世界。篮球架下，身穿浅蓝色毛绒大衣的徐图图与身穿棕色棉服的罗爱文正使劲滚着一个大雪球当雪人身体，身穿深色大衣的王一漫则蹲在一旁，强迫症发作似的双手捧着一颗小雪球不停揉搓。 王一漫头也不抬，极其执拗地盯着手里的雪球。（核心台词：荀未来：“算了算了。这儿啊，总归比那个乡下小破屋强多了。五星级酒店……也是没必要了。更何况现在余博士还没找到，这钱，我们还得省着点花呀。”）</w:t>
-              <w:br/>
-              <w:t>• 【21-9　内　学校杂物间门前·502室卧室·地下旧物仓库黄色电话亭与2058高尚办公室 — 日】次日白天，长林八中堆满废旧课桌椅的杂物间铁栅栏门前。身穿白羽绒服内搭酒红格纹连帽卫衣的十六岁赵左右双手插兜靠门而立，按照三代人商定好的剧本，面沉似水地向小雪抛出了“赵爷爷已成植物人”的假消息！小雪惊得倒吸一口凉气。 赵左右冷冷地盯着她的眼睛，把责任一推到底，仔细观察着她的微表情。（核心台词：荀未来：“每次只会说对不起。不过现在说什么都晚了，你的目的达到了。以后我跟小赵就在这里生活了，不会再去找余博士了，你可以回去了。” ／ 高尚：“是的。当年余博士为了实验数据，隐瞒了荀未来擅自改变时空进程的事情，我也拿走了他的档案。现在，赵先生又不知道利用荀未来无法被实时监测的漏洞，借他之手做了多少事，改变了多少时空进程。三人共存，前所未有，这可能是史上最大的时空旅行事故。你先不要轻举妄动，等我们商讨一下解决办法。”）</w:t>
-            </w:r>
-          </w:p>
-        </w:tc>
-      </w:tr>
-      <w:tr>
-        <w:trPr>
-          <w:cantSplit/>
-        </w:trPr>
-        <w:tc>
-          <w:tcPr>
-            <w:tcW w:type="dxa" w:w="2376"/>
-            <w:vAlign w:val="center"/>
-            <w:tcMar>
-              <w:top w:w="105" w:type="dxa"/>
-              <w:bottom w:w="105" w:type="dxa"/>
-              <w:left w:w="145" w:type="dxa"/>
-              <w:right w:w="145" w:type="dxa"/>
-            </w:tcMar>
-            <w:shd w:fill="F7FAFC"/>
-          </w:tcPr>
-          <w:p>
-            <w:pPr>
-              <w:spacing w:before="40" w:after="40" w:line="341" w:lineRule="auto"/>
-              <w:jc w:val="center"/>
-            </w:pPr>
-            <w:r/>
-            <w:r>
-              <w:rPr>
-                <w:rFonts w:ascii="Times New Roman" w:hAnsi="Times New Roman" w:eastAsia="宋体"/>
-                <w:b/>
-                <w:color w:val="191919"/>
-                <w:sz w:val="19"/>
-              </w:rPr>
-              <w:t>EP22《背对背，肩并肩》</w:t>
-            </w:r>
-          </w:p>
-        </w:tc>
-        <w:tc>
-          <w:tcPr>
-            <w:tcW w:type="dxa" w:w="7992"/>
-            <w:vAlign w:val="center"/>
-            <w:tcMar>
-              <w:top w:w="105" w:type="dxa"/>
-              <w:bottom w:w="105" w:type="dxa"/>
-              <w:left w:w="145" w:type="dxa"/>
-              <w:right w:w="145" w:type="dxa"/>
-            </w:tcMar>
-            <w:shd w:fill="F7FAFC"/>
-          </w:tcPr>
-          <w:p>
-            <w:pPr>
-              <w:spacing w:before="40" w:after="40" w:line="341" w:lineRule="auto"/>
-              <w:jc w:val="left"/>
-            </w:pPr>
-            <w:r/>
-            <w:r>
-              <w:rPr>
-                <w:rFonts w:ascii="Times New Roman" w:hAnsi="Times New Roman" w:eastAsia="宋体"/>
-                <w:b w:val="0"/>
-                <w:color w:val="191919"/>
-                <w:sz w:val="19"/>
-              </w:rPr>
-              <w:t>• 【22-4　内　2008地下旧物仓库电话亭与2058年人生无限有限公司办公区及高总办公室 — 日】八十二岁的老年余博士（余止）微笑着打量着眼前的小雪，一眼认出了五十年前在2008年长林街头拦住她的那个小姑娘。 老年余博士点了点头，揭开了自己当年在2008年突然人间蒸发、令荀未来和赵了苦寻无果的真正原因——原来竟是小雪自己一手造成的因果闭环！ 老年余博士握着触控笔，坦诚地剖析了自己当年在2033年明知荀未来违规改命却替他隐瞒的自私心理。 老年余博士摇了摇头，与高尚、小雪并肩走过极简冷色调的办公长廊，语气里满是对时间法则的敬畏与警醒。 小雪心头一紧，跟着两人走进办公室追问：“所以要怎么修正呢？”老年余博士在办公桌前（核心台词：高尚：“公司已经被要求停业整顿了。原来时空管理局一直都在调查当年那份被我藏起来的档案的下落。我们和余博士隐瞒实验者009号——也就是化名荀未来的赵左右，改变时空进程一事，终究还是被发现了。” ／ 老年余博士：“一步错，步步错。时间流转，因果循环，果真如此啊。” ／ 林开颜（小雪）：“您是……余博士？！”）</w:t>
-              <w:br/>
-              <w:t>• 【22-5　内　2008高二（2）班夕阳教室·502室客厅与楼道·2058高尚办公室 — 日】【交叉闪回：2058年高尚办公室】刚才在2058年办公室里，当小雪追问“既然是修正，那应该不只是消除记忆和痕迹这么简单吧”时，八十二岁的老年余博士道出了时空修正最残酷的真相—— 老年余博士沉重地点了点头，直接点破了赵了妻子“舒图”的生死定数！ 老年余博士闭上眼，吐出了冰冷的三个字。 老年余博士站起身，拍了拍小雪的肩膀，留下一句关乎全人类时间秩序的叹息，随后看了看表要去练八段锦。（核心台词：老年余博士（2058）：“时空修正，虽然不会改变荀未来和赵了他们已经做过的事，但是会自然地把一切的因掰回到原本的果。最终波动会无限地趋向于和原有的备份一致。” ／ 老年余博士（2058）：“是的。我看了时空管理局的调查资料，得知那个化名为赵了的老头，跑去阻止中年的自己改命，是为了避免妻子舒图的死。可我看过备份的时空波动，荀未来改命前和改命后，舒图的时空波动都终止于同一个地方。这意味着舒图之死，和荀未来改不改命根本没有任何的因果关系。” ／ 老年余博士（2058）：“会死去。”）</w:t>
-              <w:br/>
-              <w:t>• 【22-7　内　地下旧物仓库公用电话亭前与仓库深处通道 — 夜】看着电话亭里白发苍苍的赵了，站在外面的小雪脑海中骤然掀起惊涛骇浪——2058年老年余博士冰冷的宣判（“一旦时空修正启动，他妻子会死去”）、高尚无情的指令（“在那个节点死去，才是舒图最本初的结局”），与2008年徐图图明媚纯真的笑脸（“那我们一起吃，一个人多孤单呀”“堆雪人有什么搞砸的呀，开心就好啦”“记得想我们了多回来看看我们，打电话给我们”）在她脑海中疯狂交战！ 小雪泪流满面，将2058年时空管理局与余博士的“时空修正计划”全盘托出！（核心台词：林开颜（小雪）：“余博士看过时空波动的备份，不光是你改命后的，就连赵左右原本的人生里，徐图图也死了。但是这一次，这一次她活了下来！你一回去，余博士和高总就会马上启动时空修正程序，你们来2008年做的一切就全都白费了！”）</w:t>
-            </w:r>
-          </w:p>
-        </w:tc>
-      </w:tr>
-      <w:tr>
-        <w:trPr>
-          <w:cantSplit/>
-        </w:trPr>
-        <w:tc>
-          <w:tcPr>
-            <w:tcW w:type="dxa" w:w="2376"/>
-            <w:vAlign w:val="center"/>
-            <w:tcMar>
-              <w:top w:w="105" w:type="dxa"/>
-              <w:bottom w:w="105" w:type="dxa"/>
-              <w:left w:w="145" w:type="dxa"/>
-              <w:right w:w="145" w:type="dxa"/>
-            </w:tcMar>
-          </w:tcPr>
-          <w:p>
-            <w:pPr>
-              <w:spacing w:before="40" w:after="40" w:line="341" w:lineRule="auto"/>
-              <w:jc w:val="center"/>
-            </w:pPr>
-            <w:r/>
-            <w:r>
-              <w:rPr>
-                <w:rFonts w:ascii="Times New Roman" w:hAnsi="Times New Roman" w:eastAsia="宋体"/>
-                <w:b/>
-                <w:color w:val="191919"/>
-                <w:sz w:val="19"/>
-              </w:rPr>
-              <w:t>EP23《不可战胜的敌人》</w:t>
-            </w:r>
-          </w:p>
-        </w:tc>
-        <w:tc>
-          <w:tcPr>
-            <w:tcW w:type="dxa" w:w="7992"/>
-            <w:vAlign w:val="center"/>
-            <w:tcMar>
-              <w:top w:w="105" w:type="dxa"/>
-              <w:bottom w:w="105" w:type="dxa"/>
-              <w:left w:w="145" w:type="dxa"/>
-              <w:right w:w="145" w:type="dxa"/>
-            </w:tcMar>
-          </w:tcPr>
-          <w:p>
-            <w:pPr>
-              <w:spacing w:before="40" w:after="40" w:line="341" w:lineRule="auto"/>
-              <w:jc w:val="left"/>
-            </w:pPr>
-            <w:r/>
-            <w:r>
-              <w:rPr>
-                <w:rFonts w:ascii="Times New Roman" w:hAnsi="Times New Roman" w:eastAsia="宋体"/>
-                <w:b w:val="0"/>
-                <w:color w:val="191919"/>
-                <w:sz w:val="19"/>
-              </w:rPr>
-              <w:t>• 【23-1　内/外　地下旧物仓库通道与冬夜雪林三角形铁架棚 — 夜】小雪一边警惕地望向树林外，一边语速飞快地向两人交代2058年时空管理局与余博士的围剿底牌，同时伸手进衣兜摸出了自己的2058年第二代居民身份证（员工卡）。（核心台词：林开颜（小雪）：“我是公司员工，领导马上能把我强制召回，我长话短说。荀未来，余博士启动了信号屏蔽，你没办法在大雪地用巧克力饼干棒回2033年了。他们怕你回去大闹，影响时空旅行技术的研究。等他们把你和赵了都抓回2058年之后，就会马上启动时空修正程序。只要是未来的人，都会被这个时代的人忘记，之后一切的因也会被自然地掰回原本的果。你变回原来那副熊样也就算了，最关键的是舒图，也就是徐图图，就会在原本的节点遭遇意外死去。所以接下来，你们必须——”）</w:t>
-              <w:br/>
-              <w:t>• 【23-3　外/内　远郊荒村破瓦房小院与室内 — 夜】荀未来点了点头，点破了余博士与时空管理局绝不可能放过他的原因。（核心台词：荀未来：“你也发现全乱套了。甭管是什么，都不是我们能够理解明白的。这次他们的阵仗这么大，连余博士都出来了，说明这件事情很大，他们肯定会拼命修正的。如果他们一时半会儿找不到我的话，他们可能会冒险先启动时空修正程序，然后再来抓我这个所谓的变数。所以躲根本就没有用。”）</w:t>
-              <w:br/>
-              <w:t>• 【23-5　内　2058人生无限公司走廊·高尚办公室·2008旧物仓库与2058控制室及通风管 — 日】副总裁办公室内，六十六岁的赵了正拍着桌子冲八十二岁的老年余博士怒吼！ 老年余博士冷峻地坐在沙发上回应：“你不要试图偷换我的概念，我很清楚自己在做什么。”就在这时，高尚推门将荀未来带了进来。赵了一见荀未来也落网了，急得跳脚质问： 为了彻底打消高尚和老年余博士的戒心、并为2008年的小赵争取足三十分钟的准备时间，四十一岁的荀未来立刻飙起演技，装出一副看破红尘、自私凉薄的嘴脸！ 高尚连忙上前拦住赵了（“赵先生你先消消气，他说得没错，时空旅行不能被当作后悔药”）。老年余博士站起身，吩咐高尚看住两人，转身便要去控制室开启时空（核心台词：荀未来：“等等！反正现在我已经放弃抵抗了，那请余博士解答我一些疑惑，总是可以的吧？如果时间修复程序启动的话，小赵会忘掉一切，一切慢慢回归本初。那坐在那里的老赵和我，会怎么样啊？” ／ 荀未来：“那我们就再做一个假设：如果现在有一个克隆的余博士，是一个跟您拥有一模一样外貌、高智商甚至记忆的碳基生物，那我们把您杀死，让那个克隆的余博士继续活下去，那我应该是说余博士是活着还是死了呀？” ／ 老年余博士：“好了，你不要说了。荀未来，你是要跟我掰扯哲学吗？行，那我就给你好好说说。”）</w:t>
-            </w:r>
-          </w:p>
-        </w:tc>
-      </w:tr>
-      <w:tr>
-        <w:trPr>
-          <w:cantSplit/>
-        </w:trPr>
-        <w:tc>
-          <w:tcPr>
-            <w:tcW w:type="dxa" w:w="2376"/>
-            <w:vAlign w:val="center"/>
-            <w:tcMar>
-              <w:top w:w="105" w:type="dxa"/>
-              <w:bottom w:w="105" w:type="dxa"/>
-              <w:left w:w="145" w:type="dxa"/>
-              <w:right w:w="145" w:type="dxa"/>
-            </w:tcMar>
-            <w:shd w:fill="F7FAFC"/>
-          </w:tcPr>
-          <w:p>
-            <w:pPr>
-              <w:spacing w:before="40" w:after="40" w:line="341" w:lineRule="auto"/>
-              <w:jc w:val="left"/>
-            </w:pPr>
-            <w:r/>
-            <w:r>
-              <w:rPr>
-                <w:rFonts w:ascii="Times New Roman" w:hAnsi="Times New Roman" w:eastAsia="宋体"/>
-                <w:b/>
-                <w:color w:val="191919"/>
-                <w:sz w:val="19"/>
-              </w:rPr>
-              <w:t>EP24《独自面对》（大结局）</w:t>
-            </w:r>
-          </w:p>
-        </w:tc>
-        <w:tc>
-          <w:tcPr>
-            <w:tcW w:type="dxa" w:w="7992"/>
-            <w:vAlign w:val="center"/>
-            <w:tcMar>
-              <w:top w:w="105" w:type="dxa"/>
-              <w:bottom w:w="105" w:type="dxa"/>
-              <w:left w:w="145" w:type="dxa"/>
-              <w:right w:w="145" w:type="dxa"/>
-            </w:tcMar>
-            <w:shd w:fill="F7FAFC"/>
-          </w:tcPr>
-          <w:p>
-            <w:pPr>
-              <w:spacing w:before="40" w:after="40" w:line="341" w:lineRule="auto"/>
-              <w:jc w:val="left"/>
-            </w:pPr>
-            <w:r/>
-            <w:r>
-              <w:rPr>
-                <w:rFonts w:ascii="Times New Roman" w:hAnsi="Times New Roman" w:eastAsia="宋体"/>
-                <w:b w:val="0"/>
-                <w:color w:val="191919"/>
-                <w:sz w:val="19"/>
-              </w:rPr>
-              <w:t>• 【24-10　外/内　长林八中覆雪操场与2058年老年余博士实验室（跨时空交叉） — 日】【交叉闪回：2058年老年余博士实验室】原来，在2058年的未来，一切根本没有像荀未来刚刚哄小赵说的那样圆满——实验室里，身穿黑大衣系青绿围巾的荀未来正痛苦万分地向八十二岁的老年余博士质问！ 办公桌前的老年余博士敲击着键盘，带荀未来看过了这四年里青年赵左右在大学机房、食堂、雪夜木栈道上因背负沉重未来记忆而痛苦崩溃的画面，一针见血地道破了“逆天改命”的真正盲区—— 看着画面里在雪夜抱头痛哭的二十岁自己，四十一岁的荀未来幡然醒悟，愧疚得低下头恳求余博士。 老年余博士给出了唯一能够解救少年的方案—— 【回到长林八中覆雪操（核心台词：老年余博士（2058）：“你们或许骗得过我，但是绝对骗不过时间。你们非要和秩序对着来，美其名曰改命。实际上，强行灌输给小赵这么多不属于他这个年纪的东西，到头来什么都改变不了，唯独害了他。他已经不会生活了，满脑子只有未来，只有命运。可如果一个人什么都知道，真的会活得更好吗？” ／ 荀未来（2058）：“那如果始终无法对抗时间，我只希望小赵变回原来的自己。余博士，你还有别的办法吗？” ／ 老年余博士（2058）：“时空修正程序已经启动，而且还在运行，我没法再启动一次。唯一的办法，）</w:t>
-              <w:br/>
-              <w:t>• 【24-13　内　2058年时空修正中心实验室 — 日】满头银发的八十二岁老年余博士手里咬着银色触控笔，盯着屏幕上纹丝不动的“99%”，百思不得其解地喃喃自语： 就在这时，一名戴着黑框眼镜、身穿灰色连帽卫衣的年轻研究助理快步走进实验室，满脸困惑地向余博士汇报人工核查结果—— 老年余博士手中的触控笔猛地一顿，整个人如遭电击般怔在原地！原来，因为2012年那个雪夜回归未知的青年赵左右替徐图图删掉了偷拍视频、用左额角的伤疤解开了她对赌鬼父亲的羞耻心结，徐图图坦坦荡荡地做了一辈子“徐图图”，根本就没有随母姓改名为“舒图”！世上既无“舒图”，时间修正程序自然永远找不到“2033年（核心台词：老年余博士：“为什么卡在百分之九十九就不动了呢？最后一个大节点是什么来着？” ／ 研究助理：“余博士，我们按照您要求去2033年人工检验时空修正的结果，但长林市没有一个叫舒图的人啊！” ／ 老年余博士：“没有？难道……舒图真的骗过了时间？”）</w:t>
-            </w:r>
-          </w:p>
-        </w:tc>
-      </w:tr>
-    </w:tbl>
+    <w:p>
+      <w:pPr>
+        <w:spacing w:before="40" w:after="100" w:line="384" w:lineRule="auto"/>
+        <w:ind w:firstLine="420"/>
+        <w:jc w:val="left"/>
+      </w:pPr>
+      <w:r>
+        <w:rPr>
+          <w:rFonts w:ascii="Times New Roman" w:hAnsi="Times New Roman" w:eastAsia="宋体"/>
+          <w:b w:val="0"/>
+          <w:color w:val="141414"/>
+          <w:sz w:val="21"/>
+        </w:rPr>
+        <w:t>五十年后的2058年，八十二岁满头银发的老年余博士已成为时空物理学界的泰斗与【人生（无限）有限公司】的精神领袖。与三十二岁时妄图“消灭所有未知”的狂傲截然不同，历经半世纪岁月沧桑的她对时间秩序充满了深沉的敬畏——她向副总裁高尚坦白，自己年轻时也曾试图把未来的知识提前灌输给过去的自己，结果巨大的全知压力差点把自己逼疯，使她深刻领悟到“时间有它的秩序，不要试图对抗它”。因此，当得知2008年出现“老、中、青三个赵左右同时共存”的史上最大时空事故时，八十二岁的余博士亲临主控室，下达了启动“局部熵减时空修正”的铁腕指令，并一针见血地向赵了揭示了残酷真相：无论荀未来改选文科还是学心理，舒图的时空波动都终止于同一处车祸节点。</w:t>
+      </w:r>
+    </w:p>
+    <w:p>
+      <w:pPr>
+        <w:spacing w:before="40" w:after="100" w:line="384" w:lineRule="auto"/>
+        <w:ind w:firstLine="420"/>
+        <w:jc w:val="left"/>
+      </w:pPr>
+      <w:r>
+        <w:rPr>
+          <w:rFonts w:ascii="Times New Roman" w:hAnsi="Times New Roman" w:eastAsia="宋体"/>
+          <w:b w:val="0"/>
+          <w:color w:val="141414"/>
+          <w:sz w:val="21"/>
+        </w:rPr>
+        <w:t>然而在最终决战与四年观察中，当看到十六岁的赵左右靠卡三十分钟时间差保住全知记忆后，非但没有获得幸福，反而在2009至2012年的四年间沦为不敢犯错、活得像行尸走肉般的“全知囚徒”时，八十二岁的余博士动了最深沉的慈悲之心。她点醒了四十一岁的荀未来：“实际上，强行灌输给小赵这么多不属于他这个年纪的东西，到头来什么都改变不了，唯独害了他。他已经不会生活了，满脑子只有未来，只有命运。可如果一个人什么都知道，真的会活得更好吗？”在余博士的默许与配合下，荀未来重返2012年冬夜的八中操场陪二十岁的小赵堆完第三个雪人，由余博士在2058年后台亲手清除了小赵脑中全部关于未来的预知记忆，把“未知的权利”真正还给了少年！当忘却算计的小赵当晚在飞霞路雪夜凭少年本能流血删掉偷拍视频、让徐图图终生未改名“舒图”后，2058年主控室的大屏幕上，局部熵减修正进度条永远卡死在了【99%】——八十二岁的余博士凝视着屏幕，摘下眼镜露出一抹震撼而欣慰的微笑：“为什么卡在百分之九十九就不动了呢？……难道，舒图真的骗过了时间？”她用跨越五十年的自我否定与升华，完成了全剧“原来未知，才是未来”的最高哲学点题。</w:t>
+      </w:r>
+    </w:p>
     <w:p>
       <w:pPr>
         <w:spacing w:before="240" w:after="80" w:line="384" w:lineRule="auto"/>

--- a/01_《三人行》全24集全流程标杆成品库/05_核心人物一人一档/人物13_余止_余博士（2008年32岁青年科学家 ＆ 2058年82岁时空修正总控）.docx
+++ b/01_《三人行》全24集全流程标杆成品库/05_核心人物一人一档/人物13_余止_余博士（2008年32岁青年科学家 ＆ 2058年82岁时空修正总控）.docx
@@ -926,7 +926,7 @@
           <w:color w:val="141414"/>
           <w:sz w:val="21"/>
         </w:rPr>
-        <w:t>2. 【2058年·82岁时空修正中心首席科学总控造型】：满头银发盘成高雅发髻；全身穿着一套极具东方未来主义美学的中式立领斜襟盘扣高级灰羊绒棉服套装（袖口与领缘饰有暗银色滚边），内搭纯白色丝质高领衫，下穿深灰色阔腿长裤与软底布鞋，手中握着那支标志性的银色金属触控笔。</w:t>
+        <w:t>2. 【2058年·82岁时空修正中心首席科学总控造型（EP22–EP24）】：满头银发盘成高雅发髻；全身穿着一套极具东方未来主义美学的中式立领斜襟盘扣高级灰羊绒棉服套装（袖口与领缘饰有暗银色滚边），内搭纯白色丝质高领衫，下穿深灰色阔腿长裤与软底布鞋，手中握着那支标志性的银色金属触控笔。</w:t>
       </w:r>
     </w:p>
     <w:p>
@@ -986,7 +986,7 @@
                 <w:color w:val="FFFFFF"/>
                 <w:sz w:val="19"/>
               </w:rPr>
-              <w:t>所处时期与阶段状态</w:t>
+              <w:t>所处时期与代表集数</w:t>
             </w:r>
           </w:p>
         </w:tc>
@@ -1117,6 +1117,8 @@
                 <w:sz w:val="19"/>
               </w:rPr>
               <w:t>2058终局·82岁老年科学总控态</w:t>
+              <w:br/>
+              <w:t>（EP22–EP24）</w:t>
             </w:r>
           </w:p>
         </w:tc>
@@ -1213,7 +1215,7 @@
           <w:color w:val="192D55"/>
           <w:sz w:val="25"/>
         </w:rPr>
-        <w:t>第四章　全剧人物命运轨迹与完整生平故事传记</w:t>
+        <w:t>第四章　全剧人物命运轨迹与逐集完整故事传记（EP01—EP24）</w:t>
       </w:r>
     </w:p>
     <w:p>
@@ -1260,7 +1262,7 @@
           <w:color w:val="141414"/>
           <w:sz w:val="21"/>
         </w:rPr>
-        <w:t>然而当时她的虫洞方程始终卡在最后的关键参数上。直到不久后，2058年实习生小雪用菠萝汁害赵了过敏住院并被荀未来、赵了抓获，强烈的好奇心驱使三十二岁的余博士潜入市二院病房一探究竟——就在她亲手撕开小雪嘴上封口胶带、小雪惊呼出“余博士？！”的同一秒钟，病房内刺目白光暴涨，小雪当着她的面凭空消失被强制召回2058年！亲眼见证“未来时空召回”的物理奇迹后，三十二岁的余博士如醍醐灌顶，连夜赶回雪原古堡将黑板上原有的错误公式全部擦除撕毁，带着全部手稿搬空古堡远赴荒岛闭关钻研二十五年，最终在2033年创立【人生有限公司】发明了时空旅行技术，完成了全剧最精妙的“命定悖论（Bootstrap Paradox）”闭环。</w:t>
+        <w:t>然而当时她的虫洞方程始终卡在最后的关键参数上。直到不久后，2058年实习生小雪用菠萝汁害赵了过敏住院并被荀未来、赵了抓获，到了EP18《一夜剧变》，强烈的好奇心驱使三十二岁的余博士追踪来到荀未来与赵了关押小雪的酒店2388套房卧室一探究竟——就在她亲手撕开小雪嘴上封口胶带、小雪惊呼出“余博士？！”的同一秒钟，套房卧室内刺目白光暴涨，小雪当着她的面凭空消失被强制召回2058年！亲眼见证“未来时空召回”的物理奇迹后，三十二岁的余博士如醍醐灌顶，连夜赶回雪原古堡将黑板上原有的错误公式全部擦除撕毁，带着全部手稿搬空古堡远赴荒岛闭关钻研二十五年，最终在2033年创立【人生有限公司】发明了时空旅行技术，完成了全剧最精妙的“命定悖论（Bootstrap Paradox）”闭环。</w:t>
       </w:r>
     </w:p>
     <w:p>
@@ -1553,7 +1555,7 @@
           <w:color w:val="141414"/>
           <w:sz w:val="21"/>
         </w:rPr>
-        <w:t>• “从我决定开始做现在的研究，我给自己制定的计划，就已经排到了六十五岁。但哪怕我如果活到一百岁，也解决不了这个宇宙上所有的未知谜团，就这么死去了，那我会很不甘心的！……我就可以用有限的生命，去创造出无限的价值！消灭所有的未知，才是我研究时空旅行的初衷。怎么，你以为我研究时空旅行，就是为了当个卖后悔药的？”（EP17第17-3场，2008年32岁青年余博士在古堡道出研发时空旅行的科学初衷，与大结局“未知才是未来”形成跨越50年的哲学对照）</w:t>
+        <w:t>• “从我决定开始做现在的研究，我给自己制定的计划，就已经排到了六十五岁。但哪怕我如果活到一百岁，也解决不了这个宇宙上所有的未知谜团，就这么死去了，那我会很不甘心的！……我就可以用有限的生命，去创造出无限的价值！消灭所有的未知，才是我研究时空旅行的初衷。怎么，你以为我研究时空旅行，就是为了当个卖后悔药的？”（EP172008年32岁青年余博士在古堡道出研发时空旅行的科学初衷，与大结局“未知才是未来”形成跨越50年的哲学对照）</w:t>
       </w:r>
     </w:p>
     <w:p>
@@ -1568,7 +1570,7 @@
           <w:color w:val="141414"/>
           <w:sz w:val="21"/>
         </w:rPr>
-        <w:t>• “我本想把未来的知识告诉曾经的我，但是巨大的压力把自己都逼疯了，我就此收手。我反对时空旅行的商业化，我反对用它来挣钱。……其实，这都是时间在警告我，它有它的秩序，不要试图对抗它。”（EP22第22-4场，82岁老年余博士道出亲身经历“全知反噬”后的敬畏与领悟）</w:t>
+        <w:t>• “我本想把未来的知识告诉曾经的我，但是巨大的压力把自己都逼疯了，我就此收手。我反对时空旅行的商业化，我反对用它来挣钱。……其实，这都是时间在警告我，它有它的秩序，不要试图对抗它。”（EP2282岁老年余博士道出亲身经历“全知反噬”后的敬畏与领悟）</w:t>
       </w:r>
     </w:p>
     <w:p>
@@ -1583,7 +1585,7 @@
           <w:color w:val="141414"/>
           <w:sz w:val="21"/>
         </w:rPr>
-        <w:t>• “实际上，强行灌输给小赵这么多不属于他这个年纪的东西，到头来什么都改变不了，唯独害了他。他已经不会生活了，满脑子只有未来，只有命运。可如果一个人什么都知道，真的会活得更好吗？”（EP24第24-10场大结局，82岁余博士点醒荀未来的全剧点睛之笔）</w:t>
+        <w:t>• “实际上，强行灌输给小赵这么多不属于他这个年纪的东西，到头来什么都改变不了，唯独害了他。他已经不会生活了，满脑子只有未来，只有命运。可如果一个人什么都知道，真的会活得更好吗？”（EP24大结局，82岁余博士点醒荀未来的全剧点睛之笔）</w:t>
       </w:r>
     </w:p>
     <w:p>
@@ -1598,7 +1600,7 @@
           <w:color w:val="141414"/>
           <w:sz w:val="21"/>
         </w:rPr>
-        <w:t>• “为什么卡在百分之九十九就不动了呢？最后一个大节点是什么来着？……没有？难道……舒图真的骗过了时间？”（EP24第24-13场大结局收尾台词，82岁余博士凝视99%屏幕时的震撼感叹）</w:t>
+        <w:t>• “为什么卡在百分之九十九就不动了呢？最后一个大节点是什么来着？……没有？难道……舒图真的骗过了时间？”（EP24大结局收尾台词，82岁余博士凝视99%屏幕时的震撼感叹）</w:t>
       </w:r>
     </w:p>
     <w:sectPr>

--- a/01_《三人行》全24集全流程标杆成品库/05_核心人物一人一档/人物13_余止_余博士（2008年32岁青年科学家 ＆ 2058年82岁时空修正总控）.docx
+++ b/01_《三人行》全24集全流程标杆成品库/05_核心人物一人一档/人物13_余止_余博士（2008年32岁青年科学家 ＆ 2058年82岁时空修正总控）.docx
@@ -303,7 +303,7 @@
                 <w:color w:val="191919"/>
                 <w:sz w:val="19"/>
               </w:rPr>
-              <w:t>2008年春夏（长林郊外林海雪原哥特古堡与市二院） ➔ 2033年（人生有限公司创立纪元） ➔ 2058年（时空修正中心主控实验室）</w:t>
+              <w:t>2008年春夏（长林郊外林海雪原哥特古堡与酒店2388套房） ➔ 2033年（人生有限公司创立纪元） ➔ 2058年（时空修正中心主控实验室）</w:t>
             </w:r>
           </w:p>
         </w:tc>
@@ -614,7 +614,7 @@
                 <w:color w:val="191919"/>
                 <w:sz w:val="19"/>
               </w:rPr>
-              <w:t>余博士本人就是全剧最大的“命定悖论（Bootstrap Paradox）”载体：2008年32岁的她原本并未攻克虫洞技术，正是因为小雪在医院当着她的面被2058年强制召回凭空消失、且小雪骗她说“荀未来和赵了要害你”，她才吓得搬空古堡逃往荒岛潜心研究25年，最终在2033年发明了时空旅行技术！到了2058年，82岁的她虽奉命启动“局部熵减时空修正”，却在EP24大结局看穿了“全知记忆”对少年赵左右的摧残，用一句“如果一个人什么都知道，真的会活得更好吗”点醒荀未来，并协助清除小赵的预知记忆；最终在实验室亲眼见证修正进度因“2033长林查无舒图”永远定格在【99%】</w:t>
+              <w:t>余博士本人就是全剧最大的“命定悖论（Bootstrap Paradox）”载体：2008年32岁的她原本并未攻克虫洞技术，正是因为小雪在酒店2388套房卧室当着她的面被2058年强制召回凭空消失、且小雪骗她说“荀未来和赵了要害你”，她才吓得搬空古堡逃往荒岛潜心研究25年，最终在2033年发明了时空旅行技术！到了2058年，82岁的她虽奉命启动“局部熵减时空修正”，却在EP24大结局看穿了“全知记忆”对少年赵左右的摧残，用一句“如果一个人什么都知道，真的会活得更好吗”点醒荀未来，并协助清除小赵的预知记忆；最终在实验室亲眼见证修正进度因“2033长林查无舒图”永远定格在【99%】</w:t>
             </w:r>
           </w:p>
         </w:tc>
@@ -910,7 +910,7 @@
           <w:color w:val="141414"/>
           <w:sz w:val="21"/>
         </w:rPr>
-        <w:t>1. 【2008年春夏·32岁林海雪原古堡与市二院青年科学家造型（EP16末–EP18）】：留着复古深黑微卷长发；在古堡实验室与接受女记者访谈时，外穿一件剪裁修身的深黑色/深墨绿色丝绒长款复古风衣（或实验白大褂），内搭高领暗纹丝质衬衫与深色修身长裙，脚穿黑色细跟短靴，手持实验记录板与银色钢笔。</w:t>
+        <w:t>1. 【2008年春夏·32岁林海雪原古堡与酒店2388套房青年科学家造型（EP16末–EP18）】：留着复古深黑微卷长发；在古堡实验室与接受女记者访谈时，外穿一件剪裁修身的深黑色/深墨绿色丝绒长款复古风衣（或实验白大褂），内搭高领暗纹丝质衬衫与深色修身长裙，脚穿黑色细跟短靴，手持实验记录板与银色钢笔。</w:t>
       </w:r>
     </w:p>
     <w:p>
@@ -1230,7 +1230,7 @@
           <w:color w:val="141414"/>
           <w:sz w:val="22"/>
         </w:rPr>
-        <w:t>（一）2008年林海雪原古堡的32岁科学狂人：消灭未知与命定悖论闭环</w:t>
+        <w:t>（一）2008年林海雪原古堡的32岁科学狂人：30秒电梯演讲、酒店2388套房撕胶带与命定悖论闭环（EP16—EP18）</w:t>
       </w:r>
     </w:p>
     <w:p>
@@ -1246,7 +1246,7 @@
           <w:color w:val="141414"/>
           <w:sz w:val="21"/>
         </w:rPr>
-        <w:t>2008年的余止（余博士）年仅三十二岁，是一位隐居在长林林海雪原哥特式石砌古堡中的天才青年理论物理学家。她性格孤傲冷峻、语速极快，习惯咬着银色钢笔帽在满墙黑板上推演高维时空虫洞方程。当四十一岁的荀未来与六十六岁的赵了驱车寻访至古堡时，面对只给“三十秒电梯演讲”时间的余博士，荀未来以“电影是生命的延长”切入时空旅行的可能性；而三十二岁的余博士则眼神炽热地道出了自己毕生科研的终极信仰：“从我决定开始做现在的研究，我给自己制定的计划，就已经排到了六十五岁。但哪怕我如果活到一百岁，也解决不了这个宇宙上所有的未知谜团，就这么死去了，那我会很不甘心的！……消灭所有的未知，才是我研究时空旅行的初衷。怎么，你以为我研究时空旅行，就是为了当个卖后悔药的？”</w:t>
+        <w:t>到了EP16《再见，老同学》片尾与EP17《不速之客》（2008年春），年仅32岁的天才理论物理学家余止（余博士）隐居在长林郊外林海雪原的哥特式石砌古堡实验室中，孤傲冷峻、语速极快，习惯用右手持一支银色钢笔轻轻抵住唇角甚至咬住笔帽，在满墙黑板上日夜推演高维时空虫洞方程。当41岁的荀未来与66岁的赵了驾驶黑色路虎越野车（黑E·6T534）寻访至古堡时，警惕性极高的余博士最初只给两人“三十秒电梯演讲”时间；面对荀未来以“电影是生命的延长”切入时空旅行可能性的试探，32岁的余博士眼神炽热地道出了自己毕生科研的终极信仰：“从我决定开始做现在的研究，我给自己制定的计划，就已经排到了六十五岁。但哪怕我如果活到一百岁，也解决不了这个宇宙上所有的未知谜团，就这么死去了，那我会很不甘心的！……消灭所有的未知，才是我研究时空旅行的初衷。怎么，你以为我研究时空旅行，就是为了当个卖后悔药的？”她随即将两人当成精神病轰走，却暗中在笔记本上记下了路虎车牌号（黑E·6T534）。</w:t>
       </w:r>
     </w:p>
     <w:p>
@@ -1262,7 +1262,7 @@
           <w:color w:val="141414"/>
           <w:sz w:val="21"/>
         </w:rPr>
-        <w:t>然而当时她的虫洞方程始终卡在最后的关键参数上。直到不久后，2058年实习生小雪用菠萝汁害赵了过敏住院并被荀未来、赵了抓获，到了EP18《一夜剧变》，强烈的好奇心驱使三十二岁的余博士追踪来到荀未来与赵了关押小雪的酒店2388套房卧室一探究竟——就在她亲手撕开小雪嘴上封口胶带、小雪惊呼出“余博士？！”的同一秒钟，套房卧室内刺目白光暴涨，小雪当着她的面凭空消失被强制召回2058年！亲眼见证“未来时空召回”的物理奇迹后，三十二岁的余博士如醍醐灌顶，连夜赶回雪原古堡将黑板上原有的错误公式全部擦除撕毁，带着全部手稿搬空古堡远赴荒岛闭关钻研二十五年，最终在2033年创立【人生有限公司】发明了时空旅行技术，完成了全剧最精妙的“命定悖论（Bootstrap Paradox）”闭环。</w:t>
+        <w:t>到了EP18《一夜剧变》，当时余博士的虫洞方程始终卡在最后的关键参数上；恰在此时，从2058年私自潜入2008年的实习生小雪（林开颜）先假冒她的学生骗走荀未来的路虎车，随后在市二院被苏醒的赵了与荀未来抓获并关押进酒店2388号套房卧室。强烈的好奇心驱使32岁的余博士追踪找去酒店2388号套房一探究竟——就在她敲开门走进套房卧室、亲手撕开小雪嘴上封口胶带、小雪惊呼出“余博士？！”的同一秒钟，2388套房卧室内刺目白光暴涨，小雪当着她的面凭空消失被强制召回2058年！亲眼见证“未来时空召回”的物理奇迹后，32岁的余博士如醍醐灌顶，连夜赶回雪原古堡将黑板上原有的错误公式全部擦除撕毁，带着全部手稿搬空古堡远赴偏远荒岛闭关钻研二十五年，最终在2033年创立【人生有限公司】发明了时空旅行技术（看到009号实验者荀未来时方知当年闭环），完成了全剧最精妙的“命定悖论（Bootstrap Paradox）”。</w:t>
       </w:r>
     </w:p>
     <w:p>
@@ -1277,7 +1277,7 @@
           <w:color w:val="141414"/>
           <w:sz w:val="22"/>
         </w:rPr>
-        <w:t>（二）2058年82岁白发泰斗的终极彻悟：从“消灭未知”到“归还未知”</w:t>
+        <w:t>（二）2058年82岁白发泰斗的终极彻悟：从启动“局部熵减修正”到“归还未知”与见证99%奇迹（EP22—EP24）</w:t>
       </w:r>
     </w:p>
     <w:p>
@@ -1293,7 +1293,7 @@
           <w:color w:val="141414"/>
           <w:sz w:val="21"/>
         </w:rPr>
-        <w:t>五十年后的2058年，八十二岁满头银发的老年余博士已成为时空物理学界的泰斗与【人生（无限）有限公司】的精神领袖。与三十二岁时妄图“消灭所有未知”的狂傲截然不同，历经半世纪岁月沧桑的她对时间秩序充满了深沉的敬畏——她向副总裁高尚坦白，自己年轻时也曾试图把未来的知识提前灌输给过去的自己，结果巨大的全知压力差点把自己逼疯，使她深刻领悟到“时间有它的秩序，不要试图对抗它”。因此，当得知2008年出现“老、中、青三个赵左右同时共存”的史上最大时空事故时，八十二岁的余博士亲临主控室，下达了启动“局部熵减时空修正”的铁腕指令，并一针见血地向赵了揭示了残酷真相：无论荀未来改选文科还是学心理，舒图的时空波动都终止于同一处车祸节点。</w:t>
+        <w:t>到了EP22《背对背，肩并肩》与EP23《不可战胜的敌人》，五十年后的2058年，82岁满头银发的老年余博士已成为时空物理学界的泰斗与精神领袖。与32岁时妄图“消灭所有未知”的狂傲截然不同，历经半世纪岁月沧桑的她对时间秩序充满了深沉的敬畏——她向副总裁高尚坦白，自己年轻时也曾试图把未来的知识提前灌输给过去的自己，结果巨大的全知压力差点把自己逼疯，使她深刻领悟到“时间有它的秩序，不要试图对抗它”。因此，当高尚翻出009号档案揭穿2008年出现“老、中、青三个赵左右同时共存”的史上最大时空事故时，82岁的余博士亲临主控室下达启动“局部熵减时空修正”的指令，并在EP22跨越时空来到2008年502室，一针见血地向66岁的赵了揭示残酷真相：“无论荀未来引导他改选文科还是学心理，舒图的时空波动都终止于同一处车祸节点。”在EP23主控室里，她与主动被捕的41岁荀未来展开了一场长达二十多分钟的“克隆人是否有权取代本体”的哲学思辨，客观上为16岁赵左右卡30分钟时间差保住记忆争取了宝贵时间。</w:t>
       </w:r>
     </w:p>
     <w:p>
@@ -1309,7 +1309,7 @@
           <w:color w:val="141414"/>
           <w:sz w:val="21"/>
         </w:rPr>
-        <w:t>然而在最终决战与四年观察中，当看到十六岁的赵左右靠卡三十分钟时间差保住全知记忆后，非但没有获得幸福，反而在2009至2012年的四年间沦为不敢犯错、活得像行尸走肉般的“全知囚徒”时，八十二岁的余博士动了最深沉的慈悲之心。她点醒了四十一岁的荀未来：“实际上，强行灌输给小赵这么多不属于他这个年纪的东西，到头来什么都改变不了，唯独害了他。他已经不会生活了，满脑子只有未来，只有命运。可如果一个人什么都知道，真的会活得更好吗？”在余博士的默许与配合下，荀未来重返2012年冬夜的八中操场陪二十岁的小赵堆完第三个雪人，由余博士在2058年后台亲手清除了小赵脑中全部关于未来的预知记忆，把“未知的权利”真正还给了少年！当忘却算计的小赵当晚在飞霞路雪夜凭少年本能流血删掉偷拍视频、让徐图图终生未改名“舒图”后，2058年主控室的大屏幕上，局部熵减修正进度条永远卡死在了【99%】——八十二岁的余博士凝视着屏幕，摘下眼镜露出一抹震撼而欣慰的微笑：“为什么卡在百分之九十九就不动了呢？……难道，舒图真的骗过了时间？”她用跨越五十年的自我否定与升华，完成了全剧“原来未知，才是未来”的最高哲学点题。</w:t>
+        <w:t>到了EP24《独自面对》（大结局），当通过时间线观测看到16岁的赵左右靠卡时间差保住全知记忆后，非但没有获得幸福，反而在2009至2012年的四年间沦为不敢犯错、活得像行尸走肉般的“全知囚徒”时，82岁的余博士动了最深沉的慈悲之心。她在2058年实验室里一针见血地点醒了41岁的荀未来：“实际上，强行灌输给小赵这么多不属于他这个年纪的东西，到头来什么都改变不了，唯独害了他。他已经不会生活了，满脑子只有未来，只有命运。可如果一个人什么都知道，真的会活得更好吗？”在余博士的授权与配合下，荀未来重返2012年冬夜的八中操场陪20岁的小赵堆完第三个雪人作为定位信号，由余博士在2058年后台亲手清除了小赵脑中全部关于未来的预知记忆，把“未知的权利”真正还给了少年！在全剧最后一幕，当忘却算计的小赵在2012年飞霞路雪夜凭少年本能流血删掉偷拍视频、让徐图图终生未改名“舒图”，研究助理跑进2058实验室汇报“去2033年人工核查，长林市没有一个叫舒图的人”时，主控大屏幕上的局部熵减修正进度条永远卡死在了【99%】——82岁的余博士凝视着屏幕，摘下眼镜露出一抹震撼而欣慰的微笑：“为什么卡在百分之九十九就不动了呢？……难道，舒图真的骗过了时间？”她用跨越五十年的自我否定与升华，完成了全剧“原来未知，才是未来”的最高哲学点题。</w:t>
       </w:r>
     </w:p>
     <w:p>
@@ -1555,7 +1555,7 @@
           <w:color w:val="141414"/>
           <w:sz w:val="21"/>
         </w:rPr>
-        <w:t>• “从我决定开始做现在的研究，我给自己制定的计划，就已经排到了六十五岁。但哪怕我如果活到一百岁，也解决不了这个宇宙上所有的未知谜团，就这么死去了，那我会很不甘心的！……我就可以用有限的生命，去创造出无限的价值！消灭所有的未知，才是我研究时空旅行的初衷。怎么，你以为我研究时空旅行，就是为了当个卖后悔药的？”（EP172008年32岁青年余博士在古堡道出研发时空旅行的科学初衷，与大结局“未知才是未来”形成跨越50年的哲学对照）</w:t>
+        <w:t>• “从我决定开始做现在的研究，我给自己制定的计划，就已经排到了六十五岁。但哪怕我如果活到一百岁，也解决不了这个宇宙上所有的未知谜团，就这么死去了，那我会很不甘心的！……我就可以用有限的生命，去创造出无限的价值！消灭所有的未知，才是我研究时空旅行的初衷。怎么，你以为我研究时空旅行，就是为了当个卖后悔药的？”（EP17，2008年32岁青年余博士在古堡道出研发时空旅行的科学初衷，与大结局“未知才是未来”形成跨越50年的哲学对照）</w:t>
       </w:r>
     </w:p>
     <w:p>
@@ -1570,7 +1570,7 @@
           <w:color w:val="141414"/>
           <w:sz w:val="21"/>
         </w:rPr>
-        <w:t>• “我本想把未来的知识告诉曾经的我，但是巨大的压力把自己都逼疯了，我就此收手。我反对时空旅行的商业化，我反对用它来挣钱。……其实，这都是时间在警告我，它有它的秩序，不要试图对抗它。”（EP2282岁老年余博士道出亲身经历“全知反噬”后的敬畏与领悟）</w:t>
+        <w:t>• “我本想把未来的知识告诉曾经的我，但是巨大的压力把自己都逼疯了，我就此收手。我反对时空旅行的商业化，我反对用它来挣钱。……其实，这都是时间在警告我，它有它的秩序，不要试图对抗它。”（EP22，82岁老年余博士道出亲身经历“全知反噬”后的敬畏与领悟）</w:t>
       </w:r>
     </w:p>
     <w:p>

--- a/01_《三人行》全24集全流程标杆成品库/05_核心人物一人一档/人物13_余止_余博士（2008年32岁青年科学家 ＆ 2058年82岁时空修正总控）.docx
+++ b/01_《三人行》全24集全流程标杆成品库/05_核心人物一人一档/人物13_余止_余博士（2008年32岁青年科学家 ＆ 2058年82岁时空修正总控）.docx
@@ -124,9 +124,7 @@
         </w:tc>
       </w:tr>
       <w:tr>
-        <w:trPr>
-          <w:cantSplit/>
-        </w:trPr>
+        <w:trPr/>
         <w:tc>
           <w:tcPr>
             <w:tcW w:type="dxa" w:w="2520"/>
@@ -185,9 +183,7 @@
         </w:tc>
       </w:tr>
       <w:tr>
-        <w:trPr>
-          <w:cantSplit/>
-        </w:trPr>
+        <w:trPr/>
         <w:tc>
           <w:tcPr>
             <w:tcW w:type="dxa" w:w="2520"/>
@@ -248,9 +244,7 @@
         </w:tc>
       </w:tr>
       <w:tr>
-        <w:trPr>
-          <w:cantSplit/>
-        </w:trPr>
+        <w:trPr/>
         <w:tc>
           <w:tcPr>
             <w:tcW w:type="dxa" w:w="2520"/>
@@ -309,9 +303,7 @@
         </w:tc>
       </w:tr>
       <w:tr>
-        <w:trPr>
-          <w:cantSplit/>
-        </w:trPr>
+        <w:trPr/>
         <w:tc>
           <w:tcPr>
             <w:tcW w:type="dxa" w:w="2520"/>
@@ -372,9 +364,7 @@
         </w:tc>
       </w:tr>
       <w:tr>
-        <w:trPr>
-          <w:cantSplit/>
-        </w:trPr>
+        <w:trPr/>
         <w:tc>
           <w:tcPr>
             <w:tcW w:type="dxa" w:w="2520"/>
@@ -433,9 +423,7 @@
         </w:tc>
       </w:tr>
       <w:tr>
-        <w:trPr>
-          <w:cantSplit/>
-        </w:trPr>
+        <w:trPr/>
         <w:tc>
           <w:tcPr>
             <w:tcW w:type="dxa" w:w="2520"/>
@@ -496,9 +484,7 @@
         </w:tc>
       </w:tr>
       <w:tr>
-        <w:trPr>
-          <w:cantSplit/>
-        </w:trPr>
+        <w:trPr/>
         <w:tc>
           <w:tcPr>
             <w:tcW w:type="dxa" w:w="2520"/>
@@ -557,9 +543,7 @@
         </w:tc>
       </w:tr>
       <w:tr>
-        <w:trPr>
-          <w:cantSplit/>
-        </w:trPr>
+        <w:trPr/>
         <w:tc>
           <w:tcPr>
             <w:tcW w:type="dxa" w:w="2520"/>
@@ -620,9 +604,7 @@
         </w:tc>
       </w:tr>
       <w:tr>
-        <w:trPr>
-          <w:cantSplit/>
-        </w:trPr>
+        <w:trPr/>
         <w:tc>
           <w:tcPr>
             <w:tcW w:type="dxa" w:w="2520"/>
@@ -681,9 +663,7 @@
         </w:tc>
       </w:tr>
       <w:tr>
-        <w:trPr>
-          <w:cantSplit/>
-        </w:trPr>
+        <w:trPr/>
         <w:tc>
           <w:tcPr>
             <w:tcW w:type="dxa" w:w="2520"/>
@@ -744,9 +724,7 @@
         </w:tc>
       </w:tr>
       <w:tr>
-        <w:trPr>
-          <w:cantSplit/>
-        </w:trPr>
+        <w:trPr/>
         <w:tc>
           <w:tcPr>
             <w:tcW w:type="dxa" w:w="2520"/>
@@ -1021,9 +999,7 @@
         </w:tc>
       </w:tr>
       <w:tr>
-        <w:trPr>
-          <w:cantSplit/>
-        </w:trPr>
+        <w:trPr/>
         <w:tc>
           <w:tcPr>
             <w:tcW w:type="dxa" w:w="2520"/>
@@ -1088,9 +1064,7 @@
         </w:tc>
       </w:tr>
       <w:tr>
-        <w:trPr>
-          <w:cantSplit/>
-        </w:trPr>
+        <w:trPr/>
         <w:tc>
           <w:tcPr>
             <w:tcW w:type="dxa" w:w="2520"/>
@@ -1246,7 +1220,7 @@
           <w:color w:val="141414"/>
           <w:sz w:val="21"/>
         </w:rPr>
-        <w:t>到了EP16《再见，老同学》片尾与EP17《不速之客》（2008年春），年仅32岁的天才理论物理学家余止（余博士）隐居在长林郊外林海雪原的哥特式石砌古堡实验室中，孤傲冷峻、语速极快，习惯用右手持一支银色钢笔轻轻抵住唇角甚至咬住笔帽，在满墙黑板上日夜推演高维时空虫洞方程。当41岁的荀未来与66岁的赵了驾驶黑色路虎越野车（黑E·6T534）寻访至古堡时，警惕性极高的余博士最初只给两人“三十秒电梯演讲”时间；面对荀未来以“电影是生命的延长”切入时空旅行可能性的试探，32岁的余博士眼神炽热地道出了自己毕生科研的终极信仰：“从我决定开始做现在的研究，我给自己制定的计划，就已经排到了六十五岁。但哪怕我如果活到一百岁，也解决不了这个宇宙上所有的未知谜团，就这么死去了，那我会很不甘心的！……消灭所有的未知，才是我研究时空旅行的初衷。怎么，你以为我研究时空旅行，就是为了当个卖后悔药的？”她随即将两人当成精神病轰走，却暗中在笔记本上记下了路虎车牌号（黑E·6T534）。</w:t>
+        <w:t>到了EP16《再见，老同学》片尾与EP17《不速之客》（2008年春），年仅32岁的天才理论物理学家余止（余博士）隐居在长林郊外林海雪原的哥特式石砌古堡实验室中，孤傲冷峻、语速极快，习惯用右手持一支银色钢笔轻轻抵住唇角甚至咬住笔帽，在满墙黑板上日夜推演高维时空虫洞方程。当41岁的荀未来与66岁的赵了驾驶黑色路虎越野车（黑E·6T534）寻访至古堡时，警惕性极高的余博士最初只给两人“三十秒电梯演讲”时间；面对荀未来以“电影是生命的延长”切入时空旅行可能性的试探，32岁的余博士眼神炽热地道出了自己毕生科研的终极信仰：“从我决定开始做现在的研究，我给自己制定的计划，就已经排到了六十五岁。但哪怕我如果活到一百岁，也解决不了这个宇宙上所有的未知谜团，就这么死去了，那我会很不甘心的！……消灭所有的未知，才是我研究时空旅行的初衷。怎么，你以为我研究时空旅行，就是为了当个卖后悔药的？”然而当荀未来临走说漏嘴“您一定可以成功发明时空旅行，拿它赚回更多的钱”时，曾遇人企图窃取科研成果的余博士顿生警惕，用“导演老师罗明、编剧老师王图图、摄影老师徐一漫”的记忆陷阱当场拆穿荀未来的假电影学院背景，怀疑两人是窃密团伙，追出古堡大门记下了路虎车牌号（6T534）。</w:t>
       </w:r>
     </w:p>
     <w:p>
@@ -1262,7 +1236,7 @@
           <w:color w:val="141414"/>
           <w:sz w:val="21"/>
         </w:rPr>
-        <w:t>到了EP18《一夜剧变》，当时余博士的虫洞方程始终卡在最后的关键参数上；恰在此时，从2058年私自潜入2008年的实习生小雪（林开颜）先假冒她的学生骗走荀未来的路虎车，随后在市二院被苏醒的赵了与荀未来抓获并关押进酒店2388号套房卧室。强烈的好奇心驱使32岁的余博士追踪找去酒店2388号套房一探究竟——就在她敲开门走进套房卧室、亲手撕开小雪嘴上封口胶带、小雪惊呼出“余博士？！”的同一秒钟，2388套房卧室内刺目白光暴涨，小雪当着她的面凭空消失被强制召回2058年！亲眼见证“未来时空召回”的物理奇迹后，32岁的余博士如醍醐灌顶，连夜赶回雪原古堡将黑板上原有的错误公式全部擦除撕毁，带着全部手稿搬空古堡远赴偏远荒岛闭关钻研二十五年，最终在2033年创立【人生有限公司】发明了时空旅行技术（看到009号实验者荀未来时方知当年闭环），完成了全剧最精妙的“命定悖论（Bootstrap Paradox）”。</w:t>
+        <w:t>到了EP18《一夜剧变》，当时余博士的虫洞方程始终卡在最后的关键参数上；恰在此时，从2058年私自潜入2008年的实习生小雪（林开颜）先假冒她的学生骗走荀未来的路虎车，随后在市二院被苏醒的赵了与荀未来抓获并关押进酒店2388号套房卧室。顺着车牌号追踪而至的32岁余博士潜伏在路虎车后座，用导电电击贴片贴住荀未来后颈（“电到你高位截瘫”）逼其带她上到酒店2388号套房见“幕后老大”；在23楼走廊直面赵了（因赵了已被归档未触发召回，赵了抱头贴墙等消失反被余博士吐槽“没想到脑子还有点问题”）后，余博士听到套房卧室内椅子撞击声冲进卧室，一把撕下小雪嘴上的封箱胶带！与未归档2058员工的直接肢体接触瞬间触发10秒最高警报召回——小雪在倒计时中冲余博士大喊：“余博士你快跑！永远都别回来！他们是个组织，为了阻止时空旅行的发明，要杀您！我就是从未来来的！您真的成功了！你看——三、二、一！”随即在余博士面前化光凭空消失！亲眼目睹未来人消失铁证的32岁余博士热泪盈眶、狂喜呢喃：“我就知道……我就知道我可以的！未来我真的成功了！我看还有谁敢说我是疯子！”亲眼见证“未来时空召回”的物理奇迹后，32岁的余博士如醍醐灌顶，狂喜落泪（“我就知道我可以的！未来我真的成功了！我看还有谁敢说我是疯子！”），并因听信小雪临消失前“他们是个组织，为了阻止时空旅行的发明要杀您”的谎言，连夜赶回雪原古堡将黑板上的时空公式图纸全部撕毁，带着全部手稿搬空古堡远赴偏远荒岛闭关钻研二十五年，最终在2033年创立【人生有限公司】发明了时空旅行技术（看到009号实验者荀未来时方知当年闭环），完成了全剧最精妙的“命定悖论（Bootstrap Paradox）”。</w:t>
       </w:r>
     </w:p>
     <w:p>
@@ -1404,9 +1378,7 @@
         </w:tc>
       </w:tr>
       <w:tr>
-        <w:trPr>
-          <w:cantSplit/>
-        </w:trPr>
+        <w:trPr/>
         <w:tc>
           <w:tcPr>
             <w:tcW w:type="dxa" w:w="2664"/>
@@ -1465,9 +1437,7 @@
         </w:tc>
       </w:tr>
       <w:tr>
-        <w:trPr>
-          <w:cantSplit/>
-        </w:trPr>
+        <w:trPr/>
         <w:tc>
           <w:tcPr>
             <w:tcW w:type="dxa" w:w="2664"/>
